--- a/COMP1844 Coursework - Trịnh Tuấn Phong.docx
+++ b/COMP1844 Coursework - Trịnh Tuấn Phong.docx
@@ -1,6 +1,6 @@
 
 <file path=word/document.xml><?xml version="1.0" encoding="utf-8"?>
-<w:document xmlns:wpc="http://schemas.microsoft.com/office/word/2010/wordprocessingCanvas" xmlns:cx="http://schemas.microsoft.com/office/drawing/2014/chartex" xmlns:cx1="http://schemas.microsoft.com/office/drawing/2015/9/8/chartex" xmlns:cx2="http://schemas.microsoft.com/office/drawing/2015/10/21/chartex" xmlns:cx3="http://schemas.microsoft.com/office/drawing/2016/5/9/chartex" xmlns:cx4="http://schemas.microsoft.com/office/drawing/2016/5/10/chartex" xmlns:cx5="http://schemas.microsoft.com/office/drawing/2016/5/11/chartex" xmlns:cx6="http://schemas.microsoft.com/office/drawing/2016/5/12/chartex" xmlns:cx7="http://schemas.microsoft.com/office/drawing/2016/5/13/chartex" xmlns:cx8="http://schemas.microsoft.com/office/drawing/2016/5/14/chartex" xmlns:mc="http://schemas.openxmlformats.org/markup-compatibility/2006" xmlns:aink="http://schemas.microsoft.com/office/drawing/2016/ink" xmlns:am3d="http://schemas.microsoft.com/office/drawing/2017/model3d" xmlns:o="urn:schemas-microsoft-com:office:office" xmlns:oel="http://schemas.microsoft.com/office/2019/extlst" xmlns:r="http://schemas.openxmlformats.org/officeDocument/2006/relationships" xmlns:m="http://schemas.openxmlformats.org/officeDocument/2006/math" xmlns:v="urn:schemas-microsoft-com:vml" xmlns:wp14="http://schemas.microsoft.com/office/word/2010/wordprocessingDrawing" xmlns:wp="http://schemas.openxmlformats.org/drawingml/2006/wordprocessingDrawing" xmlns:w10="urn:schemas-microsoft-com:office:word" xmlns:w="http://schemas.openxmlformats.org/wordprocessingml/2006/main" xmlns:w14="http://schemas.microsoft.com/office/word/2010/wordml" xmlns:w15="http://schemas.microsoft.com/office/word/2012/wordml" xmlns:w16cex="http://schemas.microsoft.com/office/word/2018/wordml/cex" xmlns:w16cid="http://schemas.microsoft.com/office/word/2016/wordml/cid" xmlns:w16="http://schemas.microsoft.com/office/word/2018/wordml" xmlns:w16du="http://schemas.microsoft.com/office/word/2023/wordml/word16du" xmlns:w16sdtdh="http://schemas.microsoft.com/office/word/2020/wordml/sdtdatahash" xmlns:w16sdtfl="http://schemas.microsoft.com/office/word/2024/wordml/sdtformatlock" xmlns:w16se="http://schemas.microsoft.com/office/word/2015/wordml/symex" xmlns:wpg="http://schemas.microsoft.com/office/word/2010/wordprocessingGroup" xmlns:wpi="http://schemas.microsoft.com/office/word/2010/wordprocessingInk" xmlns:wne="http://schemas.microsoft.com/office/word/2006/wordml" xmlns:wps="http://schemas.microsoft.com/office/word/2010/wordprocessingShape" mc:Ignorable="w14 w15 w16se w16cid w16 w16cex w16sdtdh w16sdtfl w16du wp14">
+<w:document xmlns:wpc="http://schemas.microsoft.com/office/word/2010/wordprocessingCanvas" xmlns:cx="http://schemas.microsoft.com/office/drawing/2014/chartex" xmlns:cx1="http://schemas.microsoft.com/office/drawing/2015/9/8/chartex" xmlns:cx2="http://schemas.microsoft.com/office/drawing/2015/10/21/chartex" xmlns:cx3="http://schemas.microsoft.com/office/drawing/2016/5/9/chartex" xmlns:cx4="http://schemas.microsoft.com/office/drawing/2016/5/10/chartex" xmlns:cx5="http://schemas.microsoft.com/office/drawing/2016/5/11/chartex" xmlns:cx6="http://schemas.microsoft.com/office/drawing/2016/5/12/chartex" xmlns:cx7="http://schemas.microsoft.com/office/drawing/2016/5/13/chartex" xmlns:cx8="http://schemas.microsoft.com/office/drawing/2016/5/14/chartex" xmlns:mc="http://schemas.openxmlformats.org/markup-compatibility/2006" xmlns:aink="http://schemas.microsoft.com/office/drawing/2016/ink" xmlns:am3d="http://schemas.microsoft.com/office/drawing/2017/model3d" xmlns:o="urn:schemas-microsoft-com:office:office" xmlns:oel="http://schemas.microsoft.com/office/2019/extlst" xmlns:r="http://schemas.openxmlformats.org/officeDocument/2006/relationships" xmlns:m="http://schemas.openxmlformats.org/officeDocument/2006/math" xmlns:v="urn:schemas-microsoft-com:vml" xmlns:wp14="http://schemas.microsoft.com/office/word/2010/wordprocessingDrawing" xmlns:wp="http://schemas.openxmlformats.org/drawingml/2006/wordprocessingDrawing" xmlns:w10="urn:schemas-microsoft-com:office:word" xmlns:w="http://schemas.openxmlformats.org/wordprocessingml/2006/main" xmlns:w14="http://schemas.microsoft.com/office/word/2010/wordml" xmlns:w15="http://schemas.microsoft.com/office/word/2012/wordml" xmlns:w16cei="http://schemas.microsoft.com/office/word/2026/wordml/cei" xmlns:w16cex="http://schemas.microsoft.com/office/word/2018/wordml/cex" xmlns:w16cid="http://schemas.microsoft.com/office/word/2016/wordml/cid" xmlns:w16="http://schemas.microsoft.com/office/word/2018/wordml" xmlns:w16du="http://schemas.microsoft.com/office/word/2023/wordml/word16du" xmlns:w16sdtdh="http://schemas.microsoft.com/office/word/2020/wordml/sdtdatahash" xmlns:w16sdtfl="http://schemas.microsoft.com/office/word/2024/wordml/sdtformatlock" xmlns:w16se="http://schemas.microsoft.com/office/word/2015/wordml/symex" xmlns:wpg="http://schemas.microsoft.com/office/word/2010/wordprocessingGroup" xmlns:wpi="http://schemas.microsoft.com/office/word/2010/wordprocessingInk" xmlns:wne="http://schemas.microsoft.com/office/word/2006/wordml" xmlns:wps="http://schemas.microsoft.com/office/word/2010/wordprocessingShape" mc:Ignorable="w14 w15 w16se w16cid w16 w16cex w16sdtdh w16sdtfl w16du wp14">
   <w:body>
     <w:p>
       <w:pPr>
@@ -22713,58 +22713,106 @@
       <w:r>
         <w:rPr>
           <w:rFonts w:ascii="Consolas" w:eastAsia="Times New Roman" w:hAnsi="Consolas" w:cs="Times New Roman"/>
-          <w:color w:val="4EC9B0"/>
-          <w:kern w:val="0"/>
-          <w:sz w:val="17"/>
-          <w:szCs w:val="17"/>
-          <w14:ligatures w14:val="none"/>
-        </w:rPr>
-        <w:t>nx</w:t>
-      </w:r>
-      <w:r>
-        <w:rPr>
-          <w:rFonts w:ascii="Consolas" w:eastAsia="Times New Roman" w:hAnsi="Consolas" w:cs="Times New Roman"/>
-          <w:color w:val="FFFFFF"/>
-          <w:kern w:val="0"/>
-          <w:sz w:val="17"/>
-          <w:szCs w:val="17"/>
-          <w14:ligatures w14:val="none"/>
-        </w:rPr>
-        <w:t>.</w:t>
-      </w:r>
-      <w:r>
-        <w:rPr>
-          <w:rFonts w:ascii="Consolas" w:eastAsia="Times New Roman" w:hAnsi="Consolas" w:cs="Times New Roman"/>
-          <w:color w:val="DCDCAA"/>
-          <w:kern w:val="0"/>
-          <w:sz w:val="17"/>
-          <w:szCs w:val="17"/>
-          <w14:ligatures w14:val="none"/>
-        </w:rPr>
-        <w:t>draw_networkx_nodes</w:t>
-      </w:r>
-      <w:proofErr w:type="spellEnd"/>
-      <w:r>
-        <w:rPr>
-          <w:rFonts w:ascii="Consolas" w:eastAsia="Times New Roman" w:hAnsi="Consolas" w:cs="Times New Roman"/>
-          <w:color w:val="FFFFFF"/>
-          <w:kern w:val="0"/>
-          <w:sz w:val="17"/>
-          <w:szCs w:val="17"/>
-          <w14:ligatures w14:val="none"/>
-        </w:rPr>
-        <w:t>(</w:t>
-      </w:r>
-      <w:r>
-        <w:rPr>
-          <w:rFonts w:ascii="Consolas" w:eastAsia="Times New Roman" w:hAnsi="Consolas" w:cs="Times New Roman"/>
           <w:color w:val="9CDCFE"/>
           <w:kern w:val="0"/>
           <w:sz w:val="17"/>
           <w:szCs w:val="17"/>
           <w14:ligatures w14:val="none"/>
         </w:rPr>
-        <w:t>G2</w:t>
+        <w:t>special_nodes</w:t>
+      </w:r>
+      <w:proofErr w:type="spellEnd"/>
+      <w:r>
+        <w:rPr>
+          <w:rFonts w:ascii="Consolas" w:eastAsia="Times New Roman" w:hAnsi="Consolas" w:cs="Times New Roman"/>
+          <w:color w:val="FFFFFF"/>
+          <w:kern w:val="0"/>
+          <w:sz w:val="17"/>
+          <w:szCs w:val="17"/>
+          <w14:ligatures w14:val="none"/>
+        </w:rPr>
+        <w:t xml:space="preserve"> </w:t>
+      </w:r>
+      <w:r>
+        <w:rPr>
+          <w:rFonts w:ascii="Consolas" w:eastAsia="Times New Roman" w:hAnsi="Consolas" w:cs="Times New Roman"/>
+          <w:color w:val="D4D4D4"/>
+          <w:kern w:val="0"/>
+          <w:sz w:val="17"/>
+          <w:szCs w:val="17"/>
+          <w14:ligatures w14:val="none"/>
+        </w:rPr>
+        <w:t>=</w:t>
+      </w:r>
+      <w:r>
+        <w:rPr>
+          <w:rFonts w:ascii="Consolas" w:eastAsia="Times New Roman" w:hAnsi="Consolas" w:cs="Times New Roman"/>
+          <w:color w:val="FFFFFF"/>
+          <w:kern w:val="0"/>
+          <w:sz w:val="17"/>
+          <w:szCs w:val="17"/>
+          <w14:ligatures w14:val="none"/>
+        </w:rPr>
+        <w:t xml:space="preserve"> [</w:t>
+      </w:r>
+      <w:r>
+        <w:rPr>
+          <w:rFonts w:ascii="Consolas" w:eastAsia="Times New Roman" w:hAnsi="Consolas" w:cs="Times New Roman"/>
+          <w:color w:val="CE9178"/>
+          <w:kern w:val="0"/>
+          <w:sz w:val="17"/>
+          <w:szCs w:val="17"/>
+          <w14:ligatures w14:val="none"/>
+        </w:rPr>
+        <w:t>'</w:t>
+      </w:r>
+      <w:proofErr w:type="spellStart"/>
+      <w:r>
+        <w:rPr>
+          <w:rFonts w:ascii="Consolas" w:eastAsia="Times New Roman" w:hAnsi="Consolas" w:cs="Times New Roman"/>
+          <w:color w:val="CE9178"/>
+          <w:kern w:val="0"/>
+          <w:sz w:val="17"/>
+          <w:szCs w:val="17"/>
+          <w14:ligatures w14:val="none"/>
+        </w:rPr>
+        <w:t>Oxford</w:t>
+      </w:r>
+      <w:proofErr w:type="spellEnd"/>
+      <w:r>
+        <w:rPr>
+          <w:rFonts w:ascii="Consolas" w:eastAsia="Times New Roman" w:hAnsi="Consolas" w:cs="Times New Roman"/>
+          <w:color w:val="CE9178"/>
+          <w:kern w:val="0"/>
+          <w:sz w:val="17"/>
+          <w:szCs w:val="17"/>
+          <w14:ligatures w14:val="none"/>
+        </w:rPr>
+        <w:t xml:space="preserve"> </w:t>
+      </w:r>
+      <w:proofErr w:type="spellStart"/>
+      <w:r>
+        <w:rPr>
+          <w:rFonts w:ascii="Consolas" w:eastAsia="Times New Roman" w:hAnsi="Consolas" w:cs="Times New Roman"/>
+          <w:color w:val="CE9178"/>
+          <w:kern w:val="0"/>
+          <w:sz w:val="17"/>
+          <w:szCs w:val="17"/>
+          <w14:ligatures w14:val="none"/>
+        </w:rPr>
+        <w:t>Circus</w:t>
+      </w:r>
+      <w:proofErr w:type="spellEnd"/>
+      <w:r>
+        <w:rPr>
+          <w:rFonts w:ascii="Consolas" w:eastAsia="Times New Roman" w:hAnsi="Consolas" w:cs="Times New Roman"/>
+          <w:color w:val="CE9178"/>
+          <w:kern w:val="0"/>
+          <w:sz w:val="17"/>
+          <w:szCs w:val="17"/>
+          <w14:ligatures w14:val="none"/>
+        </w:rPr>
+        <w:t>'</w:t>
       </w:r>
       <w:r>
         <w:rPr>
@@ -22780,13 +22828,85 @@
       <w:r>
         <w:rPr>
           <w:rFonts w:ascii="Consolas" w:eastAsia="Times New Roman" w:hAnsi="Consolas" w:cs="Times New Roman"/>
-          <w:color w:val="9CDCFE"/>
-          <w:kern w:val="0"/>
-          <w:sz w:val="17"/>
-          <w:szCs w:val="17"/>
-          <w14:ligatures w14:val="none"/>
-        </w:rPr>
-        <w:t>pos_t2</w:t>
+          <w:color w:val="CE9178"/>
+          <w:kern w:val="0"/>
+          <w:sz w:val="17"/>
+          <w:szCs w:val="17"/>
+          <w14:ligatures w14:val="none"/>
+        </w:rPr>
+        <w:t>'</w:t>
+      </w:r>
+      <w:proofErr w:type="spellStart"/>
+      <w:r>
+        <w:rPr>
+          <w:rFonts w:ascii="Consolas" w:eastAsia="Times New Roman" w:hAnsi="Consolas" w:cs="Times New Roman"/>
+          <w:color w:val="CE9178"/>
+          <w:kern w:val="0"/>
+          <w:sz w:val="17"/>
+          <w:szCs w:val="17"/>
+          <w14:ligatures w14:val="none"/>
+        </w:rPr>
+        <w:t>Tottenham</w:t>
+      </w:r>
+      <w:proofErr w:type="spellEnd"/>
+      <w:r>
+        <w:rPr>
+          <w:rFonts w:ascii="Consolas" w:eastAsia="Times New Roman" w:hAnsi="Consolas" w:cs="Times New Roman"/>
+          <w:color w:val="CE9178"/>
+          <w:kern w:val="0"/>
+          <w:sz w:val="17"/>
+          <w:szCs w:val="17"/>
+          <w14:ligatures w14:val="none"/>
+        </w:rPr>
+        <w:t xml:space="preserve"> </w:t>
+      </w:r>
+      <w:proofErr w:type="spellStart"/>
+      <w:r>
+        <w:rPr>
+          <w:rFonts w:ascii="Consolas" w:eastAsia="Times New Roman" w:hAnsi="Consolas" w:cs="Times New Roman"/>
+          <w:color w:val="CE9178"/>
+          <w:kern w:val="0"/>
+          <w:sz w:val="17"/>
+          <w:szCs w:val="17"/>
+          <w14:ligatures w14:val="none"/>
+        </w:rPr>
+        <w:t>Court</w:t>
+      </w:r>
+      <w:proofErr w:type="spellEnd"/>
+      <w:r>
+        <w:rPr>
+          <w:rFonts w:ascii="Consolas" w:eastAsia="Times New Roman" w:hAnsi="Consolas" w:cs="Times New Roman"/>
+          <w:color w:val="CE9178"/>
+          <w:kern w:val="0"/>
+          <w:sz w:val="17"/>
+          <w:szCs w:val="17"/>
+          <w14:ligatures w14:val="none"/>
+        </w:rPr>
+        <w:t xml:space="preserve"> </w:t>
+      </w:r>
+      <w:proofErr w:type="spellStart"/>
+      <w:r>
+        <w:rPr>
+          <w:rFonts w:ascii="Consolas" w:eastAsia="Times New Roman" w:hAnsi="Consolas" w:cs="Times New Roman"/>
+          <w:color w:val="CE9178"/>
+          <w:kern w:val="0"/>
+          <w:sz w:val="17"/>
+          <w:szCs w:val="17"/>
+          <w14:ligatures w14:val="none"/>
+        </w:rPr>
+        <w:t>Road</w:t>
+      </w:r>
+      <w:proofErr w:type="spellEnd"/>
+      <w:r>
+        <w:rPr>
+          <w:rFonts w:ascii="Consolas" w:eastAsia="Times New Roman" w:hAnsi="Consolas" w:cs="Times New Roman"/>
+          <w:color w:val="CE9178"/>
+          <w:kern w:val="0"/>
+          <w:sz w:val="17"/>
+          <w:szCs w:val="17"/>
+          <w14:ligatures w14:val="none"/>
+        </w:rPr>
+        <w:t>'</w:t>
       </w:r>
       <w:r>
         <w:rPr>
@@ -22799,30 +22919,6 @@
         </w:rPr>
         <w:t xml:space="preserve">, </w:t>
       </w:r>
-      <w:proofErr w:type="spellStart"/>
-      <w:r>
-        <w:rPr>
-          <w:rFonts w:ascii="Consolas" w:eastAsia="Times New Roman" w:hAnsi="Consolas" w:cs="Times New Roman"/>
-          <w:color w:val="9CDCFE"/>
-          <w:kern w:val="0"/>
-          <w:sz w:val="17"/>
-          <w:szCs w:val="17"/>
-          <w14:ligatures w14:val="none"/>
-        </w:rPr>
-        <w:t>node_color</w:t>
-      </w:r>
-      <w:proofErr w:type="spellEnd"/>
-      <w:r>
-        <w:rPr>
-          <w:rFonts w:ascii="Consolas" w:eastAsia="Times New Roman" w:hAnsi="Consolas" w:cs="Times New Roman"/>
-          <w:color w:val="D4D4D4"/>
-          <w:kern w:val="0"/>
-          <w:sz w:val="17"/>
-          <w:szCs w:val="17"/>
-          <w14:ligatures w14:val="none"/>
-        </w:rPr>
-        <w:t>=</w:t>
-      </w:r>
       <w:r>
         <w:rPr>
           <w:rFonts w:ascii="Consolas" w:eastAsia="Times New Roman" w:hAnsi="Consolas" w:cs="Times New Roman"/>
@@ -22844,7 +22940,7 @@
           <w:szCs w:val="17"/>
           <w14:ligatures w14:val="none"/>
         </w:rPr>
-        <w:t>lightgray</w:t>
+        <w:t>Holborn</w:t>
       </w:r>
       <w:proofErr w:type="spellEnd"/>
       <w:r>
@@ -22869,422 +22965,6 @@
         </w:rPr>
         <w:t xml:space="preserve">, </w:t>
       </w:r>
-      <w:proofErr w:type="spellStart"/>
-      <w:r>
-        <w:rPr>
-          <w:rFonts w:ascii="Consolas" w:eastAsia="Times New Roman" w:hAnsi="Consolas" w:cs="Times New Roman"/>
-          <w:color w:val="9CDCFE"/>
-          <w:kern w:val="0"/>
-          <w:sz w:val="17"/>
-          <w:szCs w:val="17"/>
-          <w14:ligatures w14:val="none"/>
-        </w:rPr>
-        <w:t>node_size</w:t>
-      </w:r>
-      <w:proofErr w:type="spellEnd"/>
-      <w:r>
-        <w:rPr>
-          <w:rFonts w:ascii="Consolas" w:eastAsia="Times New Roman" w:hAnsi="Consolas" w:cs="Times New Roman"/>
-          <w:color w:val="D4D4D4"/>
-          <w:kern w:val="0"/>
-          <w:sz w:val="17"/>
-          <w:szCs w:val="17"/>
-          <w14:ligatures w14:val="none"/>
-        </w:rPr>
-        <w:t>=</w:t>
-      </w:r>
-      <w:r>
-        <w:rPr>
-          <w:rFonts w:ascii="Consolas" w:eastAsia="Times New Roman" w:hAnsi="Consolas" w:cs="Times New Roman"/>
-          <w:color w:val="B5CEA8"/>
-          <w:kern w:val="0"/>
-          <w:sz w:val="17"/>
-          <w:szCs w:val="17"/>
-          <w14:ligatures w14:val="none"/>
-        </w:rPr>
-        <w:t>600</w:t>
-      </w:r>
-      <w:r>
-        <w:rPr>
-          <w:rFonts w:ascii="Consolas" w:eastAsia="Times New Roman" w:hAnsi="Consolas" w:cs="Times New Roman"/>
-          <w:color w:val="FFFFFF"/>
-          <w:kern w:val="0"/>
-          <w:sz w:val="17"/>
-          <w:szCs w:val="17"/>
-          <w14:ligatures w14:val="none"/>
-        </w:rPr>
-        <w:t>)</w:t>
-      </w:r>
-    </w:p>
-    <w:p>
-      <w:pPr>
-        <w:shd w:val="clear" w:color="auto" w:fill="000000"/>
-        <w:spacing w:after="0" w:line="225" w:lineRule="atLeast"/>
-        <w:rPr>
-          <w:rFonts w:ascii="Consolas" w:eastAsia="Times New Roman" w:hAnsi="Consolas" w:cs="Times New Roman"/>
-          <w:color w:val="FFFFFF"/>
-          <w:kern w:val="0"/>
-          <w:sz w:val="17"/>
-          <w:szCs w:val="17"/>
-          <w14:ligatures w14:val="none"/>
-        </w:rPr>
-      </w:pPr>
-      <w:proofErr w:type="spellStart"/>
-      <w:r>
-        <w:rPr>
-          <w:rFonts w:ascii="Consolas" w:eastAsia="Times New Roman" w:hAnsi="Consolas" w:cs="Times New Roman"/>
-          <w:color w:val="4EC9B0"/>
-          <w:kern w:val="0"/>
-          <w:sz w:val="17"/>
-          <w:szCs w:val="17"/>
-          <w14:ligatures w14:val="none"/>
-        </w:rPr>
-        <w:t>nx</w:t>
-      </w:r>
-      <w:r>
-        <w:rPr>
-          <w:rFonts w:ascii="Consolas" w:eastAsia="Times New Roman" w:hAnsi="Consolas" w:cs="Times New Roman"/>
-          <w:color w:val="FFFFFF"/>
-          <w:kern w:val="0"/>
-          <w:sz w:val="17"/>
-          <w:szCs w:val="17"/>
-          <w14:ligatures w14:val="none"/>
-        </w:rPr>
-        <w:t>.</w:t>
-      </w:r>
-      <w:r>
-        <w:rPr>
-          <w:rFonts w:ascii="Consolas" w:eastAsia="Times New Roman" w:hAnsi="Consolas" w:cs="Times New Roman"/>
-          <w:color w:val="DCDCAA"/>
-          <w:kern w:val="0"/>
-          <w:sz w:val="17"/>
-          <w:szCs w:val="17"/>
-          <w14:ligatures w14:val="none"/>
-        </w:rPr>
-        <w:t>draw_networkx_edges</w:t>
-      </w:r>
-      <w:proofErr w:type="spellEnd"/>
-      <w:r>
-        <w:rPr>
-          <w:rFonts w:ascii="Consolas" w:eastAsia="Times New Roman" w:hAnsi="Consolas" w:cs="Times New Roman"/>
-          <w:color w:val="FFFFFF"/>
-          <w:kern w:val="0"/>
-          <w:sz w:val="17"/>
-          <w:szCs w:val="17"/>
-          <w14:ligatures w14:val="none"/>
-        </w:rPr>
-        <w:t>(</w:t>
-      </w:r>
-      <w:r>
-        <w:rPr>
-          <w:rFonts w:ascii="Consolas" w:eastAsia="Times New Roman" w:hAnsi="Consolas" w:cs="Times New Roman"/>
-          <w:color w:val="9CDCFE"/>
-          <w:kern w:val="0"/>
-          <w:sz w:val="17"/>
-          <w:szCs w:val="17"/>
-          <w14:ligatures w14:val="none"/>
-        </w:rPr>
-        <w:t>G2</w:t>
-      </w:r>
-      <w:r>
-        <w:rPr>
-          <w:rFonts w:ascii="Consolas" w:eastAsia="Times New Roman" w:hAnsi="Consolas" w:cs="Times New Roman"/>
-          <w:color w:val="FFFFFF"/>
-          <w:kern w:val="0"/>
-          <w:sz w:val="17"/>
-          <w:szCs w:val="17"/>
-          <w14:ligatures w14:val="none"/>
-        </w:rPr>
-        <w:t xml:space="preserve">, </w:t>
-      </w:r>
-      <w:r>
-        <w:rPr>
-          <w:rFonts w:ascii="Consolas" w:eastAsia="Times New Roman" w:hAnsi="Consolas" w:cs="Times New Roman"/>
-          <w:color w:val="9CDCFE"/>
-          <w:kern w:val="0"/>
-          <w:sz w:val="17"/>
-          <w:szCs w:val="17"/>
-          <w14:ligatures w14:val="none"/>
-        </w:rPr>
-        <w:t>pos_t2</w:t>
-      </w:r>
-      <w:r>
-        <w:rPr>
-          <w:rFonts w:ascii="Consolas" w:eastAsia="Times New Roman" w:hAnsi="Consolas" w:cs="Times New Roman"/>
-          <w:color w:val="FFFFFF"/>
-          <w:kern w:val="0"/>
-          <w:sz w:val="17"/>
-          <w:szCs w:val="17"/>
-          <w14:ligatures w14:val="none"/>
-        </w:rPr>
-        <w:t xml:space="preserve">, </w:t>
-      </w:r>
-      <w:proofErr w:type="spellStart"/>
-      <w:r>
-        <w:rPr>
-          <w:rFonts w:ascii="Consolas" w:eastAsia="Times New Roman" w:hAnsi="Consolas" w:cs="Times New Roman"/>
-          <w:color w:val="9CDCFE"/>
-          <w:kern w:val="0"/>
-          <w:sz w:val="17"/>
-          <w:szCs w:val="17"/>
-          <w14:ligatures w14:val="none"/>
-        </w:rPr>
-        <w:t>edge_color</w:t>
-      </w:r>
-      <w:proofErr w:type="spellEnd"/>
-      <w:r>
-        <w:rPr>
-          <w:rFonts w:ascii="Consolas" w:eastAsia="Times New Roman" w:hAnsi="Consolas" w:cs="Times New Roman"/>
-          <w:color w:val="D4D4D4"/>
-          <w:kern w:val="0"/>
-          <w:sz w:val="17"/>
-          <w:szCs w:val="17"/>
-          <w14:ligatures w14:val="none"/>
-        </w:rPr>
-        <w:t>=</w:t>
-      </w:r>
-      <w:r>
-        <w:rPr>
-          <w:rFonts w:ascii="Consolas" w:eastAsia="Times New Roman" w:hAnsi="Consolas" w:cs="Times New Roman"/>
-          <w:color w:val="9CDCFE"/>
-          <w:kern w:val="0"/>
-          <w:sz w:val="17"/>
-          <w:szCs w:val="17"/>
-          <w14:ligatures w14:val="none"/>
-        </w:rPr>
-        <w:t>colors2</w:t>
-      </w:r>
-      <w:r>
-        <w:rPr>
-          <w:rFonts w:ascii="Consolas" w:eastAsia="Times New Roman" w:hAnsi="Consolas" w:cs="Times New Roman"/>
-          <w:color w:val="FFFFFF"/>
-          <w:kern w:val="0"/>
-          <w:sz w:val="17"/>
-          <w:szCs w:val="17"/>
-          <w14:ligatures w14:val="none"/>
-        </w:rPr>
-        <w:t xml:space="preserve">, </w:t>
-      </w:r>
-      <w:proofErr w:type="spellStart"/>
-      <w:r>
-        <w:rPr>
-          <w:rFonts w:ascii="Consolas" w:eastAsia="Times New Roman" w:hAnsi="Consolas" w:cs="Times New Roman"/>
-          <w:color w:val="9CDCFE"/>
-          <w:kern w:val="0"/>
-          <w:sz w:val="17"/>
-          <w:szCs w:val="17"/>
-          <w14:ligatures w14:val="none"/>
-        </w:rPr>
-        <w:t>width</w:t>
-      </w:r>
-      <w:proofErr w:type="spellEnd"/>
-      <w:r>
-        <w:rPr>
-          <w:rFonts w:ascii="Consolas" w:eastAsia="Times New Roman" w:hAnsi="Consolas" w:cs="Times New Roman"/>
-          <w:color w:val="D4D4D4"/>
-          <w:kern w:val="0"/>
-          <w:sz w:val="17"/>
-          <w:szCs w:val="17"/>
-          <w14:ligatures w14:val="none"/>
-        </w:rPr>
-        <w:t>=</w:t>
-      </w:r>
-      <w:r>
-        <w:rPr>
-          <w:rFonts w:ascii="Consolas" w:eastAsia="Times New Roman" w:hAnsi="Consolas" w:cs="Times New Roman"/>
-          <w:color w:val="B5CEA8"/>
-          <w:kern w:val="0"/>
-          <w:sz w:val="17"/>
-          <w:szCs w:val="17"/>
-          <w14:ligatures w14:val="none"/>
-        </w:rPr>
-        <w:t>4</w:t>
-      </w:r>
-      <w:r>
-        <w:rPr>
-          <w:rFonts w:ascii="Consolas" w:eastAsia="Times New Roman" w:hAnsi="Consolas" w:cs="Times New Roman"/>
-          <w:color w:val="FFFFFF"/>
-          <w:kern w:val="0"/>
-          <w:sz w:val="17"/>
-          <w:szCs w:val="17"/>
-          <w14:ligatures w14:val="none"/>
-        </w:rPr>
-        <w:t>)</w:t>
-      </w:r>
-    </w:p>
-    <w:p>
-      <w:pPr>
-        <w:shd w:val="clear" w:color="auto" w:fill="000000"/>
-        <w:spacing w:after="0" w:line="225" w:lineRule="atLeast"/>
-        <w:rPr>
-          <w:rFonts w:ascii="Consolas" w:eastAsia="Times New Roman" w:hAnsi="Consolas" w:cs="Times New Roman"/>
-          <w:color w:val="FFFFFF"/>
-          <w:kern w:val="0"/>
-          <w:sz w:val="17"/>
-          <w:szCs w:val="17"/>
-          <w14:ligatures w14:val="none"/>
-        </w:rPr>
-      </w:pPr>
-      <w:proofErr w:type="spellStart"/>
-      <w:r>
-        <w:rPr>
-          <w:rFonts w:ascii="Consolas" w:eastAsia="Times New Roman" w:hAnsi="Consolas" w:cs="Times New Roman"/>
-          <w:color w:val="4EC9B0"/>
-          <w:kern w:val="0"/>
-          <w:sz w:val="17"/>
-          <w:szCs w:val="17"/>
-          <w14:ligatures w14:val="none"/>
-        </w:rPr>
-        <w:t>nx</w:t>
-      </w:r>
-      <w:r>
-        <w:rPr>
-          <w:rFonts w:ascii="Consolas" w:eastAsia="Times New Roman" w:hAnsi="Consolas" w:cs="Times New Roman"/>
-          <w:color w:val="FFFFFF"/>
-          <w:kern w:val="0"/>
-          <w:sz w:val="17"/>
-          <w:szCs w:val="17"/>
-          <w14:ligatures w14:val="none"/>
-        </w:rPr>
-        <w:t>.</w:t>
-      </w:r>
-      <w:r>
-        <w:rPr>
-          <w:rFonts w:ascii="Consolas" w:eastAsia="Times New Roman" w:hAnsi="Consolas" w:cs="Times New Roman"/>
-          <w:color w:val="DCDCAA"/>
-          <w:kern w:val="0"/>
-          <w:sz w:val="17"/>
-          <w:szCs w:val="17"/>
-          <w14:ligatures w14:val="none"/>
-        </w:rPr>
-        <w:t>draw_networkx_labels</w:t>
-      </w:r>
-      <w:proofErr w:type="spellEnd"/>
-      <w:r>
-        <w:rPr>
-          <w:rFonts w:ascii="Consolas" w:eastAsia="Times New Roman" w:hAnsi="Consolas" w:cs="Times New Roman"/>
-          <w:color w:val="FFFFFF"/>
-          <w:kern w:val="0"/>
-          <w:sz w:val="17"/>
-          <w:szCs w:val="17"/>
-          <w14:ligatures w14:val="none"/>
-        </w:rPr>
-        <w:t>(</w:t>
-      </w:r>
-      <w:r>
-        <w:rPr>
-          <w:rFonts w:ascii="Consolas" w:eastAsia="Times New Roman" w:hAnsi="Consolas" w:cs="Times New Roman"/>
-          <w:color w:val="9CDCFE"/>
-          <w:kern w:val="0"/>
-          <w:sz w:val="17"/>
-          <w:szCs w:val="17"/>
-          <w14:ligatures w14:val="none"/>
-        </w:rPr>
-        <w:t>G2</w:t>
-      </w:r>
-      <w:r>
-        <w:rPr>
-          <w:rFonts w:ascii="Consolas" w:eastAsia="Times New Roman" w:hAnsi="Consolas" w:cs="Times New Roman"/>
-          <w:color w:val="FFFFFF"/>
-          <w:kern w:val="0"/>
-          <w:sz w:val="17"/>
-          <w:szCs w:val="17"/>
-          <w14:ligatures w14:val="none"/>
-        </w:rPr>
-        <w:t xml:space="preserve">, </w:t>
-      </w:r>
-      <w:r>
-        <w:rPr>
-          <w:rFonts w:ascii="Consolas" w:eastAsia="Times New Roman" w:hAnsi="Consolas" w:cs="Times New Roman"/>
-          <w:color w:val="9CDCFE"/>
-          <w:kern w:val="0"/>
-          <w:sz w:val="17"/>
-          <w:szCs w:val="17"/>
-          <w14:ligatures w14:val="none"/>
-        </w:rPr>
-        <w:t>label_offsets_t2</w:t>
-      </w:r>
-      <w:r>
-        <w:rPr>
-          <w:rFonts w:ascii="Consolas" w:eastAsia="Times New Roman" w:hAnsi="Consolas" w:cs="Times New Roman"/>
-          <w:color w:val="FFFFFF"/>
-          <w:kern w:val="0"/>
-          <w:sz w:val="17"/>
-          <w:szCs w:val="17"/>
-          <w14:ligatures w14:val="none"/>
-        </w:rPr>
-        <w:t xml:space="preserve">, </w:t>
-      </w:r>
-      <w:proofErr w:type="spellStart"/>
-      <w:r>
-        <w:rPr>
-          <w:rFonts w:ascii="Consolas" w:eastAsia="Times New Roman" w:hAnsi="Consolas" w:cs="Times New Roman"/>
-          <w:color w:val="9CDCFE"/>
-          <w:kern w:val="0"/>
-          <w:sz w:val="17"/>
-          <w:szCs w:val="17"/>
-          <w14:ligatures w14:val="none"/>
-        </w:rPr>
-        <w:t>font_size</w:t>
-      </w:r>
-      <w:proofErr w:type="spellEnd"/>
-      <w:r>
-        <w:rPr>
-          <w:rFonts w:ascii="Consolas" w:eastAsia="Times New Roman" w:hAnsi="Consolas" w:cs="Times New Roman"/>
-          <w:color w:val="D4D4D4"/>
-          <w:kern w:val="0"/>
-          <w:sz w:val="17"/>
-          <w:szCs w:val="17"/>
-          <w14:ligatures w14:val="none"/>
-        </w:rPr>
-        <w:t>=</w:t>
-      </w:r>
-      <w:r>
-        <w:rPr>
-          <w:rFonts w:ascii="Consolas" w:eastAsia="Times New Roman" w:hAnsi="Consolas" w:cs="Times New Roman"/>
-          <w:color w:val="B5CEA8"/>
-          <w:kern w:val="0"/>
-          <w:sz w:val="17"/>
-          <w:szCs w:val="17"/>
-          <w14:ligatures w14:val="none"/>
-        </w:rPr>
-        <w:t>10.5</w:t>
-      </w:r>
-      <w:r>
-        <w:rPr>
-          <w:rFonts w:ascii="Consolas" w:eastAsia="Times New Roman" w:hAnsi="Consolas" w:cs="Times New Roman"/>
-          <w:color w:val="FFFFFF"/>
-          <w:kern w:val="0"/>
-          <w:sz w:val="17"/>
-          <w:szCs w:val="17"/>
-          <w14:ligatures w14:val="none"/>
-        </w:rPr>
-        <w:t xml:space="preserve">, </w:t>
-      </w:r>
-      <w:proofErr w:type="spellStart"/>
-      <w:r>
-        <w:rPr>
-          <w:rFonts w:ascii="Consolas" w:eastAsia="Times New Roman" w:hAnsi="Consolas" w:cs="Times New Roman"/>
-          <w:color w:val="9CDCFE"/>
-          <w:kern w:val="0"/>
-          <w:sz w:val="17"/>
-          <w:szCs w:val="17"/>
-          <w14:ligatures w14:val="none"/>
-        </w:rPr>
-        <w:t>font_weight</w:t>
-      </w:r>
-      <w:proofErr w:type="spellEnd"/>
-      <w:r>
-        <w:rPr>
-          <w:rFonts w:ascii="Consolas" w:eastAsia="Times New Roman" w:hAnsi="Consolas" w:cs="Times New Roman"/>
-          <w:color w:val="D4D4D4"/>
-          <w:kern w:val="0"/>
-          <w:sz w:val="17"/>
-          <w:szCs w:val="17"/>
-          <w14:ligatures w14:val="none"/>
-        </w:rPr>
-        <w:t>=</w:t>
-      </w:r>
       <w:r>
         <w:rPr>
           <w:rFonts w:ascii="Consolas" w:eastAsia="Times New Roman" w:hAnsi="Consolas" w:cs="Times New Roman"/>
@@ -23306,7 +22986,31 @@
           <w:szCs w:val="17"/>
           <w14:ligatures w14:val="none"/>
         </w:rPr>
-        <w:t>bold</w:t>
+        <w:t>Piccadilly</w:t>
+      </w:r>
+      <w:proofErr w:type="spellEnd"/>
+      <w:r>
+        <w:rPr>
+          <w:rFonts w:ascii="Consolas" w:eastAsia="Times New Roman" w:hAnsi="Consolas" w:cs="Times New Roman"/>
+          <w:color w:val="CE9178"/>
+          <w:kern w:val="0"/>
+          <w:sz w:val="17"/>
+          <w:szCs w:val="17"/>
+          <w14:ligatures w14:val="none"/>
+        </w:rPr>
+        <w:t xml:space="preserve"> </w:t>
+      </w:r>
+      <w:proofErr w:type="spellStart"/>
+      <w:r>
+        <w:rPr>
+          <w:rFonts w:ascii="Consolas" w:eastAsia="Times New Roman" w:hAnsi="Consolas" w:cs="Times New Roman"/>
+          <w:color w:val="CE9178"/>
+          <w:kern w:val="0"/>
+          <w:sz w:val="17"/>
+          <w:szCs w:val="17"/>
+          <w14:ligatures w14:val="none"/>
+        </w:rPr>
+        <w:t>Circus</w:t>
       </w:r>
       <w:proofErr w:type="spellEnd"/>
       <w:r>
@@ -23329,7 +23033,7 @@
           <w:szCs w:val="17"/>
           <w14:ligatures w14:val="none"/>
         </w:rPr>
-        <w:t>)</w:t>
+        <w:t>]</w:t>
       </w:r>
     </w:p>
     <w:p>
@@ -23359,6 +23063,7 @@
           <w14:ligatures w14:val="none"/>
         </w:rPr>
       </w:pPr>
+      <w:proofErr w:type="spellStart"/>
       <w:r>
         <w:rPr>
           <w:rFonts w:ascii="Consolas" w:eastAsia="Times New Roman" w:hAnsi="Consolas" w:cs="Times New Roman"/>
@@ -23368,8 +23073,9 @@
           <w:szCs w:val="17"/>
           <w14:ligatures w14:val="none"/>
         </w:rPr>
-        <w:t>edge_labels2</w:t>
-      </w:r>
+        <w:t>normal_nodes</w:t>
+      </w:r>
+      <w:proofErr w:type="spellEnd"/>
       <w:r>
         <w:rPr>
           <w:rFonts w:ascii="Consolas" w:eastAsia="Times New Roman" w:hAnsi="Consolas" w:cs="Times New Roman"/>
@@ -23401,19 +23107,112 @@
           <w:szCs w:val="17"/>
           <w14:ligatures w14:val="none"/>
         </w:rPr>
-        <w:t xml:space="preserve"> </w:t>
-      </w:r>
-      <w:proofErr w:type="spellStart"/>
-      <w:r>
-        <w:rPr>
-          <w:rFonts w:ascii="Consolas" w:eastAsia="Times New Roman" w:hAnsi="Consolas" w:cs="Times New Roman"/>
-          <w:color w:val="4EC9B0"/>
-          <w:kern w:val="0"/>
-          <w:sz w:val="17"/>
-          <w:szCs w:val="17"/>
-          <w14:ligatures w14:val="none"/>
-        </w:rPr>
-        <w:t>nx</w:t>
+        <w:t xml:space="preserve"> [</w:t>
+      </w:r>
+      <w:proofErr w:type="spellStart"/>
+      <w:r>
+        <w:rPr>
+          <w:rFonts w:ascii="Consolas" w:eastAsia="Times New Roman" w:hAnsi="Consolas" w:cs="Times New Roman"/>
+          <w:color w:val="9CDCFE"/>
+          <w:kern w:val="0"/>
+          <w:sz w:val="17"/>
+          <w:szCs w:val="17"/>
+          <w14:ligatures w14:val="none"/>
+        </w:rPr>
+        <w:t>node</w:t>
+      </w:r>
+      <w:proofErr w:type="spellEnd"/>
+      <w:r>
+        <w:rPr>
+          <w:rFonts w:ascii="Consolas" w:eastAsia="Times New Roman" w:hAnsi="Consolas" w:cs="Times New Roman"/>
+          <w:color w:val="FFFFFF"/>
+          <w:kern w:val="0"/>
+          <w:sz w:val="17"/>
+          <w:szCs w:val="17"/>
+          <w14:ligatures w14:val="none"/>
+        </w:rPr>
+        <w:t xml:space="preserve"> </w:t>
+      </w:r>
+      <w:proofErr w:type="spellStart"/>
+      <w:r>
+        <w:rPr>
+          <w:rFonts w:ascii="Consolas" w:eastAsia="Times New Roman" w:hAnsi="Consolas" w:cs="Times New Roman"/>
+          <w:color w:val="C586C0"/>
+          <w:kern w:val="0"/>
+          <w:sz w:val="17"/>
+          <w:szCs w:val="17"/>
+          <w14:ligatures w14:val="none"/>
+        </w:rPr>
+        <w:t>for</w:t>
+      </w:r>
+      <w:proofErr w:type="spellEnd"/>
+      <w:r>
+        <w:rPr>
+          <w:rFonts w:ascii="Consolas" w:eastAsia="Times New Roman" w:hAnsi="Consolas" w:cs="Times New Roman"/>
+          <w:color w:val="FFFFFF"/>
+          <w:kern w:val="0"/>
+          <w:sz w:val="17"/>
+          <w:szCs w:val="17"/>
+          <w14:ligatures w14:val="none"/>
+        </w:rPr>
+        <w:t xml:space="preserve"> </w:t>
+      </w:r>
+      <w:proofErr w:type="spellStart"/>
+      <w:r>
+        <w:rPr>
+          <w:rFonts w:ascii="Consolas" w:eastAsia="Times New Roman" w:hAnsi="Consolas" w:cs="Times New Roman"/>
+          <w:color w:val="9CDCFE"/>
+          <w:kern w:val="0"/>
+          <w:sz w:val="17"/>
+          <w:szCs w:val="17"/>
+          <w14:ligatures w14:val="none"/>
+        </w:rPr>
+        <w:t>node</w:t>
+      </w:r>
+      <w:proofErr w:type="spellEnd"/>
+      <w:r>
+        <w:rPr>
+          <w:rFonts w:ascii="Consolas" w:eastAsia="Times New Roman" w:hAnsi="Consolas" w:cs="Times New Roman"/>
+          <w:color w:val="FFFFFF"/>
+          <w:kern w:val="0"/>
+          <w:sz w:val="17"/>
+          <w:szCs w:val="17"/>
+          <w14:ligatures w14:val="none"/>
+        </w:rPr>
+        <w:t xml:space="preserve"> </w:t>
+      </w:r>
+      <w:r>
+        <w:rPr>
+          <w:rFonts w:ascii="Consolas" w:eastAsia="Times New Roman" w:hAnsi="Consolas" w:cs="Times New Roman"/>
+          <w:color w:val="C586C0"/>
+          <w:kern w:val="0"/>
+          <w:sz w:val="17"/>
+          <w:szCs w:val="17"/>
+          <w14:ligatures w14:val="none"/>
+        </w:rPr>
+        <w:t>in</w:t>
+      </w:r>
+      <w:r>
+        <w:rPr>
+          <w:rFonts w:ascii="Consolas" w:eastAsia="Times New Roman" w:hAnsi="Consolas" w:cs="Times New Roman"/>
+          <w:color w:val="FFFFFF"/>
+          <w:kern w:val="0"/>
+          <w:sz w:val="17"/>
+          <w:szCs w:val="17"/>
+          <w14:ligatures w14:val="none"/>
+        </w:rPr>
+        <w:t xml:space="preserve"> </w:t>
+      </w:r>
+      <w:r>
+        <w:rPr>
+          <w:rFonts w:ascii="Consolas" w:eastAsia="Times New Roman" w:hAnsi="Consolas" w:cs="Times New Roman"/>
+          <w:color w:val="9CDCFE"/>
+          <w:kern w:val="0"/>
+          <w:sz w:val="17"/>
+          <w:szCs w:val="17"/>
+          <w14:ligatures w14:val="none"/>
+        </w:rPr>
+        <w:t>G2</w:t>
       </w:r>
       <w:r>
         <w:rPr>
@@ -23429,154 +23228,50 @@
       <w:r>
         <w:rPr>
           <w:rFonts w:ascii="Consolas" w:eastAsia="Times New Roman" w:hAnsi="Consolas" w:cs="Times New Roman"/>
-          <w:color w:val="DCDCAA"/>
-          <w:kern w:val="0"/>
-          <w:sz w:val="17"/>
-          <w:szCs w:val="17"/>
-          <w14:ligatures w14:val="none"/>
-        </w:rPr>
-        <w:t>get_edge_attributes</w:t>
-      </w:r>
-      <w:proofErr w:type="spellEnd"/>
-      <w:r>
-        <w:rPr>
-          <w:rFonts w:ascii="Consolas" w:eastAsia="Times New Roman" w:hAnsi="Consolas" w:cs="Times New Roman"/>
-          <w:color w:val="FFFFFF"/>
-          <w:kern w:val="0"/>
-          <w:sz w:val="17"/>
-          <w:szCs w:val="17"/>
-          <w14:ligatures w14:val="none"/>
-        </w:rPr>
-        <w:t>(</w:t>
-      </w:r>
-      <w:r>
-        <w:rPr>
-          <w:rFonts w:ascii="Consolas" w:eastAsia="Times New Roman" w:hAnsi="Consolas" w:cs="Times New Roman"/>
           <w:color w:val="9CDCFE"/>
           <w:kern w:val="0"/>
           <w:sz w:val="17"/>
           <w:szCs w:val="17"/>
           <w14:ligatures w14:val="none"/>
         </w:rPr>
-        <w:t>G2</w:t>
-      </w:r>
-      <w:r>
-        <w:rPr>
-          <w:rFonts w:ascii="Consolas" w:eastAsia="Times New Roman" w:hAnsi="Consolas" w:cs="Times New Roman"/>
-          <w:color w:val="FFFFFF"/>
-          <w:kern w:val="0"/>
-          <w:sz w:val="17"/>
-          <w:szCs w:val="17"/>
-          <w14:ligatures w14:val="none"/>
-        </w:rPr>
-        <w:t xml:space="preserve">, </w:t>
-      </w:r>
-      <w:r>
-        <w:rPr>
-          <w:rFonts w:ascii="Consolas" w:eastAsia="Times New Roman" w:hAnsi="Consolas" w:cs="Times New Roman"/>
-          <w:color w:val="CE9178"/>
-          <w:kern w:val="0"/>
-          <w:sz w:val="17"/>
-          <w:szCs w:val="17"/>
-          <w14:ligatures w14:val="none"/>
-        </w:rPr>
-        <w:t>'</w:t>
-      </w:r>
-      <w:proofErr w:type="spellStart"/>
-      <w:r>
-        <w:rPr>
-          <w:rFonts w:ascii="Consolas" w:eastAsia="Times New Roman" w:hAnsi="Consolas" w:cs="Times New Roman"/>
-          <w:color w:val="CE9178"/>
-          <w:kern w:val="0"/>
-          <w:sz w:val="17"/>
-          <w:szCs w:val="17"/>
-          <w14:ligatures w14:val="none"/>
-        </w:rPr>
-        <w:t>weight</w:t>
-      </w:r>
-      <w:proofErr w:type="spellEnd"/>
-      <w:r>
-        <w:rPr>
-          <w:rFonts w:ascii="Consolas" w:eastAsia="Times New Roman" w:hAnsi="Consolas" w:cs="Times New Roman"/>
-          <w:color w:val="CE9178"/>
-          <w:kern w:val="0"/>
-          <w:sz w:val="17"/>
-          <w:szCs w:val="17"/>
-          <w14:ligatures w14:val="none"/>
-        </w:rPr>
-        <w:t>'</w:t>
-      </w:r>
-      <w:r>
-        <w:rPr>
-          <w:rFonts w:ascii="Consolas" w:eastAsia="Times New Roman" w:hAnsi="Consolas" w:cs="Times New Roman"/>
-          <w:color w:val="FFFFFF"/>
-          <w:kern w:val="0"/>
-          <w:sz w:val="17"/>
-          <w:szCs w:val="17"/>
-          <w14:ligatures w14:val="none"/>
-        </w:rPr>
-        <w:t>)</w:t>
-      </w:r>
-    </w:p>
-    <w:p>
-      <w:pPr>
-        <w:shd w:val="clear" w:color="auto" w:fill="000000"/>
-        <w:spacing w:after="0" w:line="225" w:lineRule="atLeast"/>
-        <w:rPr>
-          <w:rFonts w:ascii="Consolas" w:eastAsia="Times New Roman" w:hAnsi="Consolas" w:cs="Times New Roman"/>
-          <w:color w:val="FFFFFF"/>
-          <w:kern w:val="0"/>
-          <w:sz w:val="17"/>
-          <w:szCs w:val="17"/>
-          <w14:ligatures w14:val="none"/>
-        </w:rPr>
-      </w:pPr>
-      <w:proofErr w:type="spellStart"/>
-      <w:r>
-        <w:rPr>
-          <w:rFonts w:ascii="Consolas" w:eastAsia="Times New Roman" w:hAnsi="Consolas" w:cs="Times New Roman"/>
-          <w:color w:val="4EC9B0"/>
-          <w:kern w:val="0"/>
-          <w:sz w:val="17"/>
-          <w:szCs w:val="17"/>
-          <w14:ligatures w14:val="none"/>
-        </w:rPr>
-        <w:t>nx</w:t>
-      </w:r>
-      <w:r>
-        <w:rPr>
-          <w:rFonts w:ascii="Consolas" w:eastAsia="Times New Roman" w:hAnsi="Consolas" w:cs="Times New Roman"/>
-          <w:color w:val="FFFFFF"/>
-          <w:kern w:val="0"/>
-          <w:sz w:val="17"/>
-          <w:szCs w:val="17"/>
-          <w14:ligatures w14:val="none"/>
-        </w:rPr>
-        <w:t>.</w:t>
-      </w:r>
-      <w:r>
-        <w:rPr>
-          <w:rFonts w:ascii="Consolas" w:eastAsia="Times New Roman" w:hAnsi="Consolas" w:cs="Times New Roman"/>
-          <w:color w:val="DCDCAA"/>
-          <w:kern w:val="0"/>
-          <w:sz w:val="17"/>
-          <w:szCs w:val="17"/>
-          <w14:ligatures w14:val="none"/>
-        </w:rPr>
-        <w:t>draw_networkx_edge_labels</w:t>
-      </w:r>
-      <w:proofErr w:type="spellEnd"/>
-      <w:r>
-        <w:rPr>
-          <w:rFonts w:ascii="Consolas" w:eastAsia="Times New Roman" w:hAnsi="Consolas" w:cs="Times New Roman"/>
-          <w:color w:val="FFFFFF"/>
-          <w:kern w:val="0"/>
-          <w:sz w:val="17"/>
-          <w:szCs w:val="17"/>
-          <w14:ligatures w14:val="none"/>
-        </w:rPr>
-        <w:t>(</w:t>
-      </w:r>
+        <w:t>nodes</w:t>
+      </w:r>
+      <w:r>
+        <w:rPr>
+          <w:rFonts w:ascii="Consolas" w:eastAsia="Times New Roman" w:hAnsi="Consolas" w:cs="Times New Roman"/>
+          <w:color w:val="FFFFFF"/>
+          <w:kern w:val="0"/>
+          <w:sz w:val="17"/>
+          <w:szCs w:val="17"/>
+          <w14:ligatures w14:val="none"/>
+        </w:rPr>
+        <w:t xml:space="preserve">() </w:t>
+      </w:r>
+      <w:proofErr w:type="spellStart"/>
+      <w:r>
+        <w:rPr>
+          <w:rFonts w:ascii="Consolas" w:eastAsia="Times New Roman" w:hAnsi="Consolas" w:cs="Times New Roman"/>
+          <w:color w:val="C586C0"/>
+          <w:kern w:val="0"/>
+          <w:sz w:val="17"/>
+          <w:szCs w:val="17"/>
+          <w14:ligatures w14:val="none"/>
+        </w:rPr>
+        <w:t>if</w:t>
+      </w:r>
+      <w:proofErr w:type="spellEnd"/>
+      <w:r>
+        <w:rPr>
+          <w:rFonts w:ascii="Consolas" w:eastAsia="Times New Roman" w:hAnsi="Consolas" w:cs="Times New Roman"/>
+          <w:color w:val="FFFFFF"/>
+          <w:kern w:val="0"/>
+          <w:sz w:val="17"/>
+          <w:szCs w:val="17"/>
+          <w14:ligatures w14:val="none"/>
+        </w:rPr>
+        <w:t xml:space="preserve"> </w:t>
+      </w:r>
+      <w:proofErr w:type="spellStart"/>
       <w:r>
         <w:rPr>
           <w:rFonts w:ascii="Consolas" w:eastAsia="Times New Roman" w:hAnsi="Consolas" w:cs="Times New Roman"/>
@@ -23586,19 +23281,67 @@
           <w:szCs w:val="17"/>
           <w14:ligatures w14:val="none"/>
         </w:rPr>
-        <w:t>G2</w:t>
-      </w:r>
-      <w:r>
-        <w:rPr>
-          <w:rFonts w:ascii="Consolas" w:eastAsia="Times New Roman" w:hAnsi="Consolas" w:cs="Times New Roman"/>
-          <w:color w:val="FFFFFF"/>
-          <w:kern w:val="0"/>
-          <w:sz w:val="17"/>
-          <w:szCs w:val="17"/>
-          <w14:ligatures w14:val="none"/>
-        </w:rPr>
-        <w:t xml:space="preserve">, </w:t>
-      </w:r>
+        <w:t>node</w:t>
+      </w:r>
+      <w:proofErr w:type="spellEnd"/>
+      <w:r>
+        <w:rPr>
+          <w:rFonts w:ascii="Consolas" w:eastAsia="Times New Roman" w:hAnsi="Consolas" w:cs="Times New Roman"/>
+          <w:color w:val="FFFFFF"/>
+          <w:kern w:val="0"/>
+          <w:sz w:val="17"/>
+          <w:szCs w:val="17"/>
+          <w14:ligatures w14:val="none"/>
+        </w:rPr>
+        <w:t xml:space="preserve"> </w:t>
+      </w:r>
+      <w:proofErr w:type="spellStart"/>
+      <w:r>
+        <w:rPr>
+          <w:rFonts w:ascii="Consolas" w:eastAsia="Times New Roman" w:hAnsi="Consolas" w:cs="Times New Roman"/>
+          <w:color w:val="569CD6"/>
+          <w:kern w:val="0"/>
+          <w:sz w:val="17"/>
+          <w:szCs w:val="17"/>
+          <w14:ligatures w14:val="none"/>
+        </w:rPr>
+        <w:t>not</w:t>
+      </w:r>
+      <w:proofErr w:type="spellEnd"/>
+      <w:r>
+        <w:rPr>
+          <w:rFonts w:ascii="Consolas" w:eastAsia="Times New Roman" w:hAnsi="Consolas" w:cs="Times New Roman"/>
+          <w:color w:val="FFFFFF"/>
+          <w:kern w:val="0"/>
+          <w:sz w:val="17"/>
+          <w:szCs w:val="17"/>
+          <w14:ligatures w14:val="none"/>
+        </w:rPr>
+        <w:t xml:space="preserve"> </w:t>
+      </w:r>
+      <w:r>
+        <w:rPr>
+          <w:rFonts w:ascii="Consolas" w:eastAsia="Times New Roman" w:hAnsi="Consolas" w:cs="Times New Roman"/>
+          <w:color w:val="569CD6"/>
+          <w:kern w:val="0"/>
+          <w:sz w:val="17"/>
+          <w:szCs w:val="17"/>
+          <w14:ligatures w14:val="none"/>
+        </w:rPr>
+        <w:t>in</w:t>
+      </w:r>
+      <w:r>
+        <w:rPr>
+          <w:rFonts w:ascii="Consolas" w:eastAsia="Times New Roman" w:hAnsi="Consolas" w:cs="Times New Roman"/>
+          <w:color w:val="FFFFFF"/>
+          <w:kern w:val="0"/>
+          <w:sz w:val="17"/>
+          <w:szCs w:val="17"/>
+          <w14:ligatures w14:val="none"/>
+        </w:rPr>
+        <w:t xml:space="preserve"> </w:t>
+      </w:r>
+      <w:proofErr w:type="spellStart"/>
       <w:r>
         <w:rPr>
           <w:rFonts w:ascii="Consolas" w:eastAsia="Times New Roman" w:hAnsi="Consolas" w:cs="Times New Roman"/>
@@ -23608,446 +23351,19 @@
           <w:szCs w:val="17"/>
           <w14:ligatures w14:val="none"/>
         </w:rPr>
-        <w:t>pos_t2</w:t>
-      </w:r>
-      <w:r>
-        <w:rPr>
-          <w:rFonts w:ascii="Consolas" w:eastAsia="Times New Roman" w:hAnsi="Consolas" w:cs="Times New Roman"/>
-          <w:color w:val="FFFFFF"/>
-          <w:kern w:val="0"/>
-          <w:sz w:val="17"/>
-          <w:szCs w:val="17"/>
-          <w14:ligatures w14:val="none"/>
-        </w:rPr>
-        <w:t xml:space="preserve">, </w:t>
-      </w:r>
-      <w:proofErr w:type="spellStart"/>
-      <w:r>
-        <w:rPr>
-          <w:rFonts w:ascii="Consolas" w:eastAsia="Times New Roman" w:hAnsi="Consolas" w:cs="Times New Roman"/>
-          <w:color w:val="9CDCFE"/>
-          <w:kern w:val="0"/>
-          <w:sz w:val="17"/>
-          <w:szCs w:val="17"/>
-          <w14:ligatures w14:val="none"/>
-        </w:rPr>
-        <w:t>edge_labels</w:t>
-      </w:r>
-      <w:proofErr w:type="spellEnd"/>
-      <w:r>
-        <w:rPr>
-          <w:rFonts w:ascii="Consolas" w:eastAsia="Times New Roman" w:hAnsi="Consolas" w:cs="Times New Roman"/>
-          <w:color w:val="D4D4D4"/>
-          <w:kern w:val="0"/>
-          <w:sz w:val="17"/>
-          <w:szCs w:val="17"/>
-          <w14:ligatures w14:val="none"/>
-        </w:rPr>
-        <w:t>=</w:t>
-      </w:r>
-      <w:r>
-        <w:rPr>
-          <w:rFonts w:ascii="Consolas" w:eastAsia="Times New Roman" w:hAnsi="Consolas" w:cs="Times New Roman"/>
-          <w:color w:val="FFFFFF"/>
-          <w:kern w:val="0"/>
-          <w:sz w:val="17"/>
-          <w:szCs w:val="17"/>
-          <w14:ligatures w14:val="none"/>
-        </w:rPr>
-        <w:t>{</w:t>
-      </w:r>
-      <w:r>
-        <w:rPr>
-          <w:rFonts w:ascii="Consolas" w:eastAsia="Times New Roman" w:hAnsi="Consolas" w:cs="Times New Roman"/>
-          <w:color w:val="9CDCFE"/>
-          <w:kern w:val="0"/>
-          <w:sz w:val="17"/>
-          <w:szCs w:val="17"/>
-          <w14:ligatures w14:val="none"/>
-        </w:rPr>
-        <w:t>k</w:t>
-      </w:r>
-      <w:r>
-        <w:rPr>
-          <w:rFonts w:ascii="Consolas" w:eastAsia="Times New Roman" w:hAnsi="Consolas" w:cs="Times New Roman"/>
-          <w:color w:val="FFFFFF"/>
-          <w:kern w:val="0"/>
-          <w:sz w:val="17"/>
-          <w:szCs w:val="17"/>
-          <w14:ligatures w14:val="none"/>
-        </w:rPr>
-        <w:t xml:space="preserve">: </w:t>
-      </w:r>
-      <w:r>
-        <w:rPr>
-          <w:rFonts w:ascii="Consolas" w:eastAsia="Times New Roman" w:hAnsi="Consolas" w:cs="Times New Roman"/>
-          <w:color w:val="569CD6"/>
-          <w:kern w:val="0"/>
-          <w:sz w:val="17"/>
-          <w:szCs w:val="17"/>
-          <w14:ligatures w14:val="none"/>
-        </w:rPr>
-        <w:t>f</w:t>
-      </w:r>
-      <w:r>
-        <w:rPr>
-          <w:rFonts w:ascii="Consolas" w:eastAsia="Times New Roman" w:hAnsi="Consolas" w:cs="Times New Roman"/>
-          <w:color w:val="CE9178"/>
-          <w:kern w:val="0"/>
-          <w:sz w:val="17"/>
-          <w:szCs w:val="17"/>
-          <w14:ligatures w14:val="none"/>
-        </w:rPr>
-        <w:t>"</w:t>
-      </w:r>
-      <w:r>
-        <w:rPr>
-          <w:rFonts w:ascii="Consolas" w:eastAsia="Times New Roman" w:hAnsi="Consolas" w:cs="Times New Roman"/>
-          <w:color w:val="569CD6"/>
-          <w:kern w:val="0"/>
-          <w:sz w:val="17"/>
-          <w:szCs w:val="17"/>
-          <w14:ligatures w14:val="none"/>
-        </w:rPr>
-        <w:t>{</w:t>
-      </w:r>
-      <w:r>
-        <w:rPr>
-          <w:rFonts w:ascii="Consolas" w:eastAsia="Times New Roman" w:hAnsi="Consolas" w:cs="Times New Roman"/>
-          <w:color w:val="9CDCFE"/>
-          <w:kern w:val="0"/>
-          <w:sz w:val="17"/>
-          <w:szCs w:val="17"/>
-          <w14:ligatures w14:val="none"/>
-        </w:rPr>
-        <w:t>v</w:t>
-      </w:r>
-      <w:r>
-        <w:rPr>
-          <w:rFonts w:ascii="Consolas" w:eastAsia="Times New Roman" w:hAnsi="Consolas" w:cs="Times New Roman"/>
-          <w:color w:val="569CD6"/>
-          <w:kern w:val="0"/>
-          <w:sz w:val="17"/>
-          <w:szCs w:val="17"/>
-          <w14:ligatures w14:val="none"/>
-        </w:rPr>
-        <w:t>}</w:t>
-      </w:r>
-      <w:r>
-        <w:rPr>
-          <w:rFonts w:ascii="Consolas" w:eastAsia="Times New Roman" w:hAnsi="Consolas" w:cs="Times New Roman"/>
-          <w:color w:val="CE9178"/>
-          <w:kern w:val="0"/>
-          <w:sz w:val="17"/>
-          <w:szCs w:val="17"/>
-          <w14:ligatures w14:val="none"/>
-        </w:rPr>
-        <w:t xml:space="preserve"> </w:t>
-      </w:r>
-      <w:proofErr w:type="spellStart"/>
-      <w:r>
-        <w:rPr>
-          <w:rFonts w:ascii="Consolas" w:eastAsia="Times New Roman" w:hAnsi="Consolas" w:cs="Times New Roman"/>
-          <w:color w:val="CE9178"/>
-          <w:kern w:val="0"/>
-          <w:sz w:val="17"/>
-          <w:szCs w:val="17"/>
-          <w14:ligatures w14:val="none"/>
-        </w:rPr>
-        <w:t>km</w:t>
-      </w:r>
-      <w:proofErr w:type="spellEnd"/>
-      <w:r>
-        <w:rPr>
-          <w:rFonts w:ascii="Consolas" w:eastAsia="Times New Roman" w:hAnsi="Consolas" w:cs="Times New Roman"/>
-          <w:color w:val="CE9178"/>
-          <w:kern w:val="0"/>
-          <w:sz w:val="17"/>
-          <w:szCs w:val="17"/>
-          <w14:ligatures w14:val="none"/>
-        </w:rPr>
-        <w:t>"</w:t>
-      </w:r>
-      <w:r>
-        <w:rPr>
-          <w:rFonts w:ascii="Consolas" w:eastAsia="Times New Roman" w:hAnsi="Consolas" w:cs="Times New Roman"/>
-          <w:color w:val="FFFFFF"/>
-          <w:kern w:val="0"/>
-          <w:sz w:val="17"/>
-          <w:szCs w:val="17"/>
-          <w14:ligatures w14:val="none"/>
-        </w:rPr>
-        <w:t xml:space="preserve"> </w:t>
-      </w:r>
-      <w:proofErr w:type="spellStart"/>
-      <w:r>
-        <w:rPr>
-          <w:rFonts w:ascii="Consolas" w:eastAsia="Times New Roman" w:hAnsi="Consolas" w:cs="Times New Roman"/>
-          <w:color w:val="C586C0"/>
-          <w:kern w:val="0"/>
-          <w:sz w:val="17"/>
-          <w:szCs w:val="17"/>
-          <w14:ligatures w14:val="none"/>
-        </w:rPr>
-        <w:t>for</w:t>
-      </w:r>
-      <w:proofErr w:type="spellEnd"/>
-      <w:r>
-        <w:rPr>
-          <w:rFonts w:ascii="Consolas" w:eastAsia="Times New Roman" w:hAnsi="Consolas" w:cs="Times New Roman"/>
-          <w:color w:val="FFFFFF"/>
-          <w:kern w:val="0"/>
-          <w:sz w:val="17"/>
-          <w:szCs w:val="17"/>
-          <w14:ligatures w14:val="none"/>
-        </w:rPr>
-        <w:t xml:space="preserve"> </w:t>
-      </w:r>
-      <w:r>
-        <w:rPr>
-          <w:rFonts w:ascii="Consolas" w:eastAsia="Times New Roman" w:hAnsi="Consolas" w:cs="Times New Roman"/>
-          <w:color w:val="9CDCFE"/>
-          <w:kern w:val="0"/>
-          <w:sz w:val="17"/>
-          <w:szCs w:val="17"/>
-          <w14:ligatures w14:val="none"/>
-        </w:rPr>
-        <w:t>k</w:t>
-      </w:r>
-      <w:r>
-        <w:rPr>
-          <w:rFonts w:ascii="Consolas" w:eastAsia="Times New Roman" w:hAnsi="Consolas" w:cs="Times New Roman"/>
-          <w:color w:val="FFFFFF"/>
-          <w:kern w:val="0"/>
-          <w:sz w:val="17"/>
-          <w:szCs w:val="17"/>
-          <w14:ligatures w14:val="none"/>
-        </w:rPr>
-        <w:t xml:space="preserve">, </w:t>
-      </w:r>
-      <w:r>
-        <w:rPr>
-          <w:rFonts w:ascii="Consolas" w:eastAsia="Times New Roman" w:hAnsi="Consolas" w:cs="Times New Roman"/>
-          <w:color w:val="9CDCFE"/>
-          <w:kern w:val="0"/>
-          <w:sz w:val="17"/>
-          <w:szCs w:val="17"/>
-          <w14:ligatures w14:val="none"/>
-        </w:rPr>
-        <w:t>v</w:t>
-      </w:r>
-      <w:r>
-        <w:rPr>
-          <w:rFonts w:ascii="Consolas" w:eastAsia="Times New Roman" w:hAnsi="Consolas" w:cs="Times New Roman"/>
-          <w:color w:val="FFFFFF"/>
-          <w:kern w:val="0"/>
-          <w:sz w:val="17"/>
-          <w:szCs w:val="17"/>
-          <w14:ligatures w14:val="none"/>
-        </w:rPr>
-        <w:t xml:space="preserve"> </w:t>
-      </w:r>
-      <w:r>
-        <w:rPr>
-          <w:rFonts w:ascii="Consolas" w:eastAsia="Times New Roman" w:hAnsi="Consolas" w:cs="Times New Roman"/>
-          <w:color w:val="C586C0"/>
-          <w:kern w:val="0"/>
-          <w:sz w:val="17"/>
-          <w:szCs w:val="17"/>
-          <w14:ligatures w14:val="none"/>
-        </w:rPr>
-        <w:t>in</w:t>
-      </w:r>
-      <w:r>
-        <w:rPr>
-          <w:rFonts w:ascii="Consolas" w:eastAsia="Times New Roman" w:hAnsi="Consolas" w:cs="Times New Roman"/>
-          <w:color w:val="FFFFFF"/>
-          <w:kern w:val="0"/>
-          <w:sz w:val="17"/>
-          <w:szCs w:val="17"/>
-          <w14:ligatures w14:val="none"/>
-        </w:rPr>
-        <w:t xml:space="preserve"> </w:t>
-      </w:r>
-      <w:r>
-        <w:rPr>
-          <w:rFonts w:ascii="Consolas" w:eastAsia="Times New Roman" w:hAnsi="Consolas" w:cs="Times New Roman"/>
-          <w:color w:val="9CDCFE"/>
-          <w:kern w:val="0"/>
-          <w:sz w:val="17"/>
-          <w:szCs w:val="17"/>
-          <w14:ligatures w14:val="none"/>
-        </w:rPr>
-        <w:t>edge_labels2</w:t>
-      </w:r>
-      <w:r>
-        <w:rPr>
-          <w:rFonts w:ascii="Consolas" w:eastAsia="Times New Roman" w:hAnsi="Consolas" w:cs="Times New Roman"/>
-          <w:color w:val="FFFFFF"/>
-          <w:kern w:val="0"/>
-          <w:sz w:val="17"/>
-          <w:szCs w:val="17"/>
-          <w14:ligatures w14:val="none"/>
-        </w:rPr>
-        <w:t>.</w:t>
-      </w:r>
-      <w:r>
-        <w:rPr>
-          <w:rFonts w:ascii="Consolas" w:eastAsia="Times New Roman" w:hAnsi="Consolas" w:cs="Times New Roman"/>
-          <w:color w:val="DCDCAA"/>
-          <w:kern w:val="0"/>
-          <w:sz w:val="17"/>
-          <w:szCs w:val="17"/>
-          <w14:ligatures w14:val="none"/>
-        </w:rPr>
-        <w:t>items</w:t>
-      </w:r>
-      <w:r>
-        <w:rPr>
-          <w:rFonts w:ascii="Consolas" w:eastAsia="Times New Roman" w:hAnsi="Consolas" w:cs="Times New Roman"/>
-          <w:color w:val="FFFFFF"/>
-          <w:kern w:val="0"/>
-          <w:sz w:val="17"/>
-          <w:szCs w:val="17"/>
-          <w14:ligatures w14:val="none"/>
-        </w:rPr>
-        <w:t xml:space="preserve">() </w:t>
-      </w:r>
-      <w:proofErr w:type="spellStart"/>
-      <w:r>
-        <w:rPr>
-          <w:rFonts w:ascii="Consolas" w:eastAsia="Times New Roman" w:hAnsi="Consolas" w:cs="Times New Roman"/>
-          <w:color w:val="C586C0"/>
-          <w:kern w:val="0"/>
-          <w:sz w:val="17"/>
-          <w:szCs w:val="17"/>
-          <w14:ligatures w14:val="none"/>
-        </w:rPr>
-        <w:t>if</w:t>
-      </w:r>
-      <w:proofErr w:type="spellEnd"/>
-      <w:r>
-        <w:rPr>
-          <w:rFonts w:ascii="Consolas" w:eastAsia="Times New Roman" w:hAnsi="Consolas" w:cs="Times New Roman"/>
-          <w:color w:val="FFFFFF"/>
-          <w:kern w:val="0"/>
-          <w:sz w:val="17"/>
-          <w:szCs w:val="17"/>
-          <w14:ligatures w14:val="none"/>
-        </w:rPr>
-        <w:t xml:space="preserve"> </w:t>
-      </w:r>
-      <w:r>
-        <w:rPr>
-          <w:rFonts w:ascii="Consolas" w:eastAsia="Times New Roman" w:hAnsi="Consolas" w:cs="Times New Roman"/>
-          <w:color w:val="9CDCFE"/>
-          <w:kern w:val="0"/>
-          <w:sz w:val="17"/>
-          <w:szCs w:val="17"/>
-          <w14:ligatures w14:val="none"/>
-        </w:rPr>
-        <w:t>v</w:t>
-      </w:r>
-      <w:r>
-        <w:rPr>
-          <w:rFonts w:ascii="Consolas" w:eastAsia="Times New Roman" w:hAnsi="Consolas" w:cs="Times New Roman"/>
-          <w:color w:val="FFFFFF"/>
-          <w:kern w:val="0"/>
-          <w:sz w:val="17"/>
-          <w:szCs w:val="17"/>
-          <w14:ligatures w14:val="none"/>
-        </w:rPr>
-        <w:t xml:space="preserve"> </w:t>
-      </w:r>
-      <w:r>
-        <w:rPr>
-          <w:rFonts w:ascii="Consolas" w:eastAsia="Times New Roman" w:hAnsi="Consolas" w:cs="Times New Roman"/>
-          <w:color w:val="D4D4D4"/>
-          <w:kern w:val="0"/>
-          <w:sz w:val="17"/>
-          <w:szCs w:val="17"/>
-          <w14:ligatures w14:val="none"/>
-        </w:rPr>
-        <w:t>&gt;</w:t>
-      </w:r>
-      <w:r>
-        <w:rPr>
-          <w:rFonts w:ascii="Consolas" w:eastAsia="Times New Roman" w:hAnsi="Consolas" w:cs="Times New Roman"/>
-          <w:color w:val="FFFFFF"/>
-          <w:kern w:val="0"/>
-          <w:sz w:val="17"/>
-          <w:szCs w:val="17"/>
-          <w14:ligatures w14:val="none"/>
-        </w:rPr>
-        <w:t xml:space="preserve"> </w:t>
-      </w:r>
-      <w:r>
-        <w:rPr>
-          <w:rFonts w:ascii="Consolas" w:eastAsia="Times New Roman" w:hAnsi="Consolas" w:cs="Times New Roman"/>
-          <w:color w:val="B5CEA8"/>
-          <w:kern w:val="0"/>
-          <w:sz w:val="17"/>
-          <w:szCs w:val="17"/>
-          <w14:ligatures w14:val="none"/>
-        </w:rPr>
-        <w:t>0</w:t>
-      </w:r>
-      <w:r>
-        <w:rPr>
-          <w:rFonts w:ascii="Consolas" w:eastAsia="Times New Roman" w:hAnsi="Consolas" w:cs="Times New Roman"/>
-          <w:color w:val="FFFFFF"/>
-          <w:kern w:val="0"/>
-          <w:sz w:val="17"/>
-          <w:szCs w:val="17"/>
-          <w14:ligatures w14:val="none"/>
-        </w:rPr>
-        <w:t xml:space="preserve">}, </w:t>
-      </w:r>
-      <w:proofErr w:type="spellStart"/>
-      <w:r>
-        <w:rPr>
-          <w:rFonts w:ascii="Consolas" w:eastAsia="Times New Roman" w:hAnsi="Consolas" w:cs="Times New Roman"/>
-          <w:color w:val="9CDCFE"/>
-          <w:kern w:val="0"/>
-          <w:sz w:val="17"/>
-          <w:szCs w:val="17"/>
-          <w14:ligatures w14:val="none"/>
-        </w:rPr>
-        <w:t>font_size</w:t>
-      </w:r>
-      <w:proofErr w:type="spellEnd"/>
-      <w:r>
-        <w:rPr>
-          <w:rFonts w:ascii="Consolas" w:eastAsia="Times New Roman" w:hAnsi="Consolas" w:cs="Times New Roman"/>
-          <w:color w:val="D4D4D4"/>
-          <w:kern w:val="0"/>
-          <w:sz w:val="17"/>
-          <w:szCs w:val="17"/>
-          <w14:ligatures w14:val="none"/>
-        </w:rPr>
-        <w:t>=</w:t>
-      </w:r>
-      <w:r>
-        <w:rPr>
-          <w:rFonts w:ascii="Consolas" w:eastAsia="Times New Roman" w:hAnsi="Consolas" w:cs="Times New Roman"/>
-          <w:color w:val="B5CEA8"/>
-          <w:kern w:val="0"/>
-          <w:sz w:val="17"/>
-          <w:szCs w:val="17"/>
-          <w14:ligatures w14:val="none"/>
-        </w:rPr>
-        <w:t>10.5</w:t>
-      </w:r>
-      <w:r>
-        <w:rPr>
-          <w:rFonts w:ascii="Consolas" w:eastAsia="Times New Roman" w:hAnsi="Consolas" w:cs="Times New Roman"/>
-          <w:color w:val="FFFFFF"/>
-          <w:kern w:val="0"/>
-          <w:sz w:val="17"/>
-          <w:szCs w:val="17"/>
-          <w14:ligatures w14:val="none"/>
-        </w:rPr>
-        <w:t>)</w:t>
+        <w:t>special_nodes</w:t>
+      </w:r>
+      <w:proofErr w:type="spellEnd"/>
+      <w:r>
+        <w:rPr>
+          <w:rFonts w:ascii="Consolas" w:eastAsia="Times New Roman" w:hAnsi="Consolas" w:cs="Times New Roman"/>
+          <w:color w:val="FFFFFF"/>
+          <w:kern w:val="0"/>
+          <w:sz w:val="17"/>
+          <w:szCs w:val="17"/>
+          <w14:ligatures w14:val="none"/>
+        </w:rPr>
+        <w:t>]</w:t>
       </w:r>
     </w:p>
     <w:p>
@@ -24081,27 +23397,48 @@
       <w:r>
         <w:rPr>
           <w:rFonts w:ascii="Consolas" w:eastAsia="Times New Roman" w:hAnsi="Consolas" w:cs="Times New Roman"/>
-          <w:color w:val="C586C0"/>
-          <w:kern w:val="0"/>
-          <w:sz w:val="17"/>
-          <w:szCs w:val="17"/>
-          <w14:ligatures w14:val="none"/>
-        </w:rPr>
-        <w:t>for</w:t>
-      </w:r>
-      <w:proofErr w:type="spellEnd"/>
-      <w:r>
-        <w:rPr>
-          <w:rFonts w:ascii="Consolas" w:eastAsia="Times New Roman" w:hAnsi="Consolas" w:cs="Times New Roman"/>
-          <w:color w:val="FFFFFF"/>
-          <w:kern w:val="0"/>
-          <w:sz w:val="17"/>
-          <w:szCs w:val="17"/>
-          <w14:ligatures w14:val="none"/>
-        </w:rPr>
-        <w:t xml:space="preserve"> </w:t>
-      </w:r>
-      <w:proofErr w:type="spellStart"/>
+          <w:color w:val="4EC9B0"/>
+          <w:kern w:val="0"/>
+          <w:sz w:val="17"/>
+          <w:szCs w:val="17"/>
+          <w14:ligatures w14:val="none"/>
+        </w:rPr>
+        <w:t>nx</w:t>
+      </w:r>
+      <w:r>
+        <w:rPr>
+          <w:rFonts w:ascii="Consolas" w:eastAsia="Times New Roman" w:hAnsi="Consolas" w:cs="Times New Roman"/>
+          <w:color w:val="FFFFFF"/>
+          <w:kern w:val="0"/>
+          <w:sz w:val="17"/>
+          <w:szCs w:val="17"/>
+          <w14:ligatures w14:val="none"/>
+        </w:rPr>
+        <w:t>.</w:t>
+      </w:r>
+      <w:r>
+        <w:rPr>
+          <w:rFonts w:ascii="Consolas" w:eastAsia="Times New Roman" w:hAnsi="Consolas" w:cs="Times New Roman"/>
+          <w:color w:val="DCDCAA"/>
+          <w:kern w:val="0"/>
+          <w:sz w:val="17"/>
+          <w:szCs w:val="17"/>
+          <w14:ligatures w14:val="none"/>
+        </w:rPr>
+        <w:t>draw_networkx_nodes</w:t>
+      </w:r>
+      <w:proofErr w:type="spellEnd"/>
+      <w:r>
+        <w:rPr>
+          <w:rFonts w:ascii="Consolas" w:eastAsia="Times New Roman" w:hAnsi="Consolas" w:cs="Times New Roman"/>
+          <w:color w:val="FFFFFF"/>
+          <w:kern w:val="0"/>
+          <w:sz w:val="17"/>
+          <w:szCs w:val="17"/>
+          <w14:ligatures w14:val="none"/>
+        </w:rPr>
+        <w:t>(</w:t>
+      </w:r>
       <w:r>
         <w:rPr>
           <w:rFonts w:ascii="Consolas" w:eastAsia="Times New Roman" w:hAnsi="Consolas" w:cs="Times New Roman"/>
@@ -24111,9 +23448,8 @@
           <w:szCs w:val="17"/>
           <w14:ligatures w14:val="none"/>
         </w:rPr>
-        <w:t>line</w:t>
-      </w:r>
-      <w:proofErr w:type="spellEnd"/>
+        <w:t>G2</w:t>
+      </w:r>
       <w:r>
         <w:rPr>
           <w:rFonts w:ascii="Consolas" w:eastAsia="Times New Roman" w:hAnsi="Consolas" w:cs="Times New Roman"/>
@@ -24125,7 +23461,6 @@
         </w:rPr>
         <w:t xml:space="preserve">, </w:t>
       </w:r>
-      <w:proofErr w:type="spellStart"/>
       <w:r>
         <w:rPr>
           <w:rFonts w:ascii="Consolas" w:eastAsia="Times New Roman" w:hAnsi="Consolas" w:cs="Times New Roman"/>
@@ -24135,9 +23470,8 @@
           <w:szCs w:val="17"/>
           <w14:ligatures w14:val="none"/>
         </w:rPr>
-        <w:t>color</w:t>
-      </w:r>
-      <w:proofErr w:type="spellEnd"/>
+        <w:t>pos_t2</w:t>
+      </w:r>
       <w:r>
         <w:rPr>
           <w:rFonts w:ascii="Consolas" w:eastAsia="Times New Roman" w:hAnsi="Consolas" w:cs="Times New Roman"/>
@@ -24149,6 +23483,7 @@
         </w:rPr>
         <w:t xml:space="preserve">, </w:t>
       </w:r>
+      <w:proofErr w:type="spellStart"/>
       <w:r>
         <w:rPr>
           <w:rFonts w:ascii="Consolas" w:eastAsia="Times New Roman" w:hAnsi="Consolas" w:cs="Times New Roman"/>
@@ -24158,40 +23493,19 @@
           <w:szCs w:val="17"/>
           <w14:ligatures w14:val="none"/>
         </w:rPr>
-        <w:t>_</w:t>
-      </w:r>
-      <w:r>
-        <w:rPr>
-          <w:rFonts w:ascii="Consolas" w:eastAsia="Times New Roman" w:hAnsi="Consolas" w:cs="Times New Roman"/>
-          <w:color w:val="FFFFFF"/>
-          <w:kern w:val="0"/>
-          <w:sz w:val="17"/>
-          <w:szCs w:val="17"/>
-          <w14:ligatures w14:val="none"/>
-        </w:rPr>
-        <w:t xml:space="preserve"> </w:t>
-      </w:r>
-      <w:r>
-        <w:rPr>
-          <w:rFonts w:ascii="Consolas" w:eastAsia="Times New Roman" w:hAnsi="Consolas" w:cs="Times New Roman"/>
-          <w:color w:val="C586C0"/>
-          <w:kern w:val="0"/>
-          <w:sz w:val="17"/>
-          <w:szCs w:val="17"/>
-          <w14:ligatures w14:val="none"/>
-        </w:rPr>
-        <w:t>in</w:t>
-      </w:r>
-      <w:r>
-        <w:rPr>
-          <w:rFonts w:ascii="Consolas" w:eastAsia="Times New Roman" w:hAnsi="Consolas" w:cs="Times New Roman"/>
-          <w:color w:val="FFFFFF"/>
-          <w:kern w:val="0"/>
-          <w:sz w:val="17"/>
-          <w:szCs w:val="17"/>
-          <w14:ligatures w14:val="none"/>
-        </w:rPr>
-        <w:t xml:space="preserve"> </w:t>
+        <w:t>nodelist</w:t>
+      </w:r>
+      <w:proofErr w:type="spellEnd"/>
+      <w:r>
+        <w:rPr>
+          <w:rFonts w:ascii="Consolas" w:eastAsia="Times New Roman" w:hAnsi="Consolas" w:cs="Times New Roman"/>
+          <w:color w:val="D4D4D4"/>
+          <w:kern w:val="0"/>
+          <w:sz w:val="17"/>
+          <w:szCs w:val="17"/>
+          <w14:ligatures w14:val="none"/>
+        </w:rPr>
+        <w:t>=</w:t>
       </w:r>
       <w:proofErr w:type="spellStart"/>
       <w:r>
@@ -24203,90 +23517,19 @@
           <w:szCs w:val="17"/>
           <w14:ligatures w14:val="none"/>
         </w:rPr>
-        <w:t>network_data</w:t>
-      </w:r>
-      <w:proofErr w:type="spellEnd"/>
-      <w:r>
-        <w:rPr>
-          <w:rFonts w:ascii="Consolas" w:eastAsia="Times New Roman" w:hAnsi="Consolas" w:cs="Times New Roman"/>
-          <w:color w:val="FFFFFF"/>
-          <w:kern w:val="0"/>
-          <w:sz w:val="17"/>
-          <w:szCs w:val="17"/>
-          <w14:ligatures w14:val="none"/>
-        </w:rPr>
-        <w:t>:</w:t>
-      </w:r>
-    </w:p>
-    <w:p>
-      <w:pPr>
-        <w:shd w:val="clear" w:color="auto" w:fill="000000"/>
-        <w:spacing w:after="0" w:line="225" w:lineRule="atLeast"/>
-        <w:rPr>
-          <w:rFonts w:ascii="Consolas" w:eastAsia="Times New Roman" w:hAnsi="Consolas" w:cs="Times New Roman"/>
-          <w:color w:val="FFFFFF"/>
-          <w:kern w:val="0"/>
-          <w:sz w:val="17"/>
-          <w:szCs w:val="17"/>
-          <w14:ligatures w14:val="none"/>
-        </w:rPr>
-      </w:pPr>
-      <w:r>
-        <w:rPr>
-          <w:rFonts w:ascii="Consolas" w:eastAsia="Times New Roman" w:hAnsi="Consolas" w:cs="Times New Roman"/>
-          <w:color w:val="FFFFFF"/>
-          <w:kern w:val="0"/>
-          <w:sz w:val="17"/>
-          <w:szCs w:val="17"/>
-          <w14:ligatures w14:val="none"/>
-        </w:rPr>
-        <w:t xml:space="preserve">    </w:t>
-      </w:r>
-      <w:proofErr w:type="spellStart"/>
-      <w:r>
-        <w:rPr>
-          <w:rFonts w:ascii="Consolas" w:eastAsia="Times New Roman" w:hAnsi="Consolas" w:cs="Times New Roman"/>
-          <w:color w:val="4EC9B0"/>
-          <w:kern w:val="0"/>
-          <w:sz w:val="17"/>
-          <w:szCs w:val="17"/>
-          <w14:ligatures w14:val="none"/>
-        </w:rPr>
-        <w:t>plt</w:t>
-      </w:r>
-      <w:r>
-        <w:rPr>
-          <w:rFonts w:ascii="Consolas" w:eastAsia="Times New Roman" w:hAnsi="Consolas" w:cs="Times New Roman"/>
-          <w:color w:val="FFFFFF"/>
-          <w:kern w:val="0"/>
-          <w:sz w:val="17"/>
-          <w:szCs w:val="17"/>
-          <w14:ligatures w14:val="none"/>
-        </w:rPr>
-        <w:t>.</w:t>
-      </w:r>
-      <w:r>
-        <w:rPr>
-          <w:rFonts w:ascii="Consolas" w:eastAsia="Times New Roman" w:hAnsi="Consolas" w:cs="Times New Roman"/>
-          <w:color w:val="DCDCAA"/>
-          <w:kern w:val="0"/>
-          <w:sz w:val="17"/>
-          <w:szCs w:val="17"/>
-          <w14:ligatures w14:val="none"/>
-        </w:rPr>
-        <w:t>plot</w:t>
-      </w:r>
-      <w:proofErr w:type="spellEnd"/>
-      <w:r>
-        <w:rPr>
-          <w:rFonts w:ascii="Consolas" w:eastAsia="Times New Roman" w:hAnsi="Consolas" w:cs="Times New Roman"/>
-          <w:color w:val="FFFFFF"/>
-          <w:kern w:val="0"/>
-          <w:sz w:val="17"/>
-          <w:szCs w:val="17"/>
-          <w14:ligatures w14:val="none"/>
-        </w:rPr>
-        <w:t xml:space="preserve">([], [], </w:t>
+        <w:t>normal_nodes</w:t>
+      </w:r>
+      <w:proofErr w:type="spellEnd"/>
+      <w:r>
+        <w:rPr>
+          <w:rFonts w:ascii="Consolas" w:eastAsia="Times New Roman" w:hAnsi="Consolas" w:cs="Times New Roman"/>
+          <w:color w:val="FFFFFF"/>
+          <w:kern w:val="0"/>
+          <w:sz w:val="17"/>
+          <w:szCs w:val="17"/>
+          <w14:ligatures w14:val="none"/>
+        </w:rPr>
+        <w:t xml:space="preserve">, </w:t>
       </w:r>
       <w:proofErr w:type="spellStart"/>
       <w:r>
@@ -24298,7 +23541,7 @@
           <w:szCs w:val="17"/>
           <w14:ligatures w14:val="none"/>
         </w:rPr>
-        <w:t>color</w:t>
+        <w:t>node_color</w:t>
       </w:r>
       <w:proofErr w:type="spellEnd"/>
       <w:r>
@@ -24312,6 +23555,52 @@
         </w:rPr>
         <w:t>=</w:t>
       </w:r>
+      <w:r>
+        <w:rPr>
+          <w:rFonts w:ascii="Consolas" w:eastAsia="Times New Roman" w:hAnsi="Consolas" w:cs="Times New Roman"/>
+          <w:color w:val="CE9178"/>
+          <w:kern w:val="0"/>
+          <w:sz w:val="17"/>
+          <w:szCs w:val="17"/>
+          <w14:ligatures w14:val="none"/>
+        </w:rPr>
+        <w:t>'</w:t>
+      </w:r>
+      <w:proofErr w:type="spellStart"/>
+      <w:r>
+        <w:rPr>
+          <w:rFonts w:ascii="Consolas" w:eastAsia="Times New Roman" w:hAnsi="Consolas" w:cs="Times New Roman"/>
+          <w:color w:val="CE9178"/>
+          <w:kern w:val="0"/>
+          <w:sz w:val="17"/>
+          <w:szCs w:val="17"/>
+          <w14:ligatures w14:val="none"/>
+        </w:rPr>
+        <w:t>lightgray</w:t>
+      </w:r>
+      <w:proofErr w:type="spellEnd"/>
+      <w:r>
+        <w:rPr>
+          <w:rFonts w:ascii="Consolas" w:eastAsia="Times New Roman" w:hAnsi="Consolas" w:cs="Times New Roman"/>
+          <w:color w:val="CE9178"/>
+          <w:kern w:val="0"/>
+          <w:sz w:val="17"/>
+          <w:szCs w:val="17"/>
+          <w14:ligatures w14:val="none"/>
+        </w:rPr>
+        <w:t>'</w:t>
+      </w:r>
+      <w:r>
+        <w:rPr>
+          <w:rFonts w:ascii="Consolas" w:eastAsia="Times New Roman" w:hAnsi="Consolas" w:cs="Times New Roman"/>
+          <w:color w:val="FFFFFF"/>
+          <w:kern w:val="0"/>
+          <w:sz w:val="17"/>
+          <w:szCs w:val="17"/>
+          <w14:ligatures w14:val="none"/>
+        </w:rPr>
+        <w:t xml:space="preserve">, </w:t>
+      </w:r>
       <w:proofErr w:type="spellStart"/>
       <w:r>
         <w:rPr>
@@ -24322,31 +23611,7 @@
           <w:szCs w:val="17"/>
           <w14:ligatures w14:val="none"/>
         </w:rPr>
-        <w:t>color</w:t>
-      </w:r>
-      <w:proofErr w:type="spellEnd"/>
-      <w:r>
-        <w:rPr>
-          <w:rFonts w:ascii="Consolas" w:eastAsia="Times New Roman" w:hAnsi="Consolas" w:cs="Times New Roman"/>
-          <w:color w:val="FFFFFF"/>
-          <w:kern w:val="0"/>
-          <w:sz w:val="17"/>
-          <w:szCs w:val="17"/>
-          <w14:ligatures w14:val="none"/>
-        </w:rPr>
-        <w:t xml:space="preserve">, </w:t>
-      </w:r>
-      <w:proofErr w:type="spellStart"/>
-      <w:r>
-        <w:rPr>
-          <w:rFonts w:ascii="Consolas" w:eastAsia="Times New Roman" w:hAnsi="Consolas" w:cs="Times New Roman"/>
-          <w:color w:val="9CDCFE"/>
-          <w:kern w:val="0"/>
-          <w:sz w:val="17"/>
-          <w:szCs w:val="17"/>
-          <w14:ligatures w14:val="none"/>
-        </w:rPr>
-        <w:t>label</w:t>
+        <w:t>node_size</w:t>
       </w:r>
       <w:proofErr w:type="spellEnd"/>
       <w:r>
@@ -24360,54 +23625,6 @@
         </w:rPr>
         <w:t>=</w:t>
       </w:r>
-      <w:proofErr w:type="spellStart"/>
-      <w:r>
-        <w:rPr>
-          <w:rFonts w:ascii="Consolas" w:eastAsia="Times New Roman" w:hAnsi="Consolas" w:cs="Times New Roman"/>
-          <w:color w:val="9CDCFE"/>
-          <w:kern w:val="0"/>
-          <w:sz w:val="17"/>
-          <w:szCs w:val="17"/>
-          <w14:ligatures w14:val="none"/>
-        </w:rPr>
-        <w:t>line</w:t>
-      </w:r>
-      <w:proofErr w:type="spellEnd"/>
-      <w:r>
-        <w:rPr>
-          <w:rFonts w:ascii="Consolas" w:eastAsia="Times New Roman" w:hAnsi="Consolas" w:cs="Times New Roman"/>
-          <w:color w:val="FFFFFF"/>
-          <w:kern w:val="0"/>
-          <w:sz w:val="17"/>
-          <w:szCs w:val="17"/>
-          <w14:ligatures w14:val="none"/>
-        </w:rPr>
-        <w:t xml:space="preserve">, </w:t>
-      </w:r>
-      <w:proofErr w:type="spellStart"/>
-      <w:r>
-        <w:rPr>
-          <w:rFonts w:ascii="Consolas" w:eastAsia="Times New Roman" w:hAnsi="Consolas" w:cs="Times New Roman"/>
-          <w:color w:val="9CDCFE"/>
-          <w:kern w:val="0"/>
-          <w:sz w:val="17"/>
-          <w:szCs w:val="17"/>
-          <w14:ligatures w14:val="none"/>
-        </w:rPr>
-        <w:t>linewidth</w:t>
-      </w:r>
-      <w:proofErr w:type="spellEnd"/>
-      <w:r>
-        <w:rPr>
-          <w:rFonts w:ascii="Consolas" w:eastAsia="Times New Roman" w:hAnsi="Consolas" w:cs="Times New Roman"/>
-          <w:color w:val="D4D4D4"/>
-          <w:kern w:val="0"/>
-          <w:sz w:val="17"/>
-          <w:szCs w:val="17"/>
-          <w14:ligatures w14:val="none"/>
-        </w:rPr>
-        <w:t>=</w:t>
-      </w:r>
       <w:r>
         <w:rPr>
           <w:rFonts w:ascii="Consolas" w:eastAsia="Times New Roman" w:hAnsi="Consolas" w:cs="Times New Roman"/>
@@ -24417,441 +23634,7 @@
           <w:szCs w:val="17"/>
           <w14:ligatures w14:val="none"/>
         </w:rPr>
-        <w:t>4</w:t>
-      </w:r>
-      <w:r>
-        <w:rPr>
-          <w:rFonts w:ascii="Consolas" w:eastAsia="Times New Roman" w:hAnsi="Consolas" w:cs="Times New Roman"/>
-          <w:color w:val="FFFFFF"/>
-          <w:kern w:val="0"/>
-          <w:sz w:val="17"/>
-          <w:szCs w:val="17"/>
-          <w14:ligatures w14:val="none"/>
-        </w:rPr>
-        <w:t>)</w:t>
-      </w:r>
-    </w:p>
-    <w:p>
-      <w:pPr>
-        <w:shd w:val="clear" w:color="auto" w:fill="000000"/>
-        <w:spacing w:after="0" w:line="225" w:lineRule="atLeast"/>
-        <w:rPr>
-          <w:rFonts w:ascii="Consolas" w:eastAsia="Times New Roman" w:hAnsi="Consolas" w:cs="Times New Roman"/>
-          <w:color w:val="FFFFFF"/>
-          <w:kern w:val="0"/>
-          <w:sz w:val="17"/>
-          <w:szCs w:val="17"/>
-          <w14:ligatures w14:val="none"/>
-        </w:rPr>
-      </w:pPr>
-      <w:proofErr w:type="spellStart"/>
-      <w:r>
-        <w:rPr>
-          <w:rFonts w:ascii="Consolas" w:eastAsia="Times New Roman" w:hAnsi="Consolas" w:cs="Times New Roman"/>
-          <w:color w:val="4EC9B0"/>
-          <w:kern w:val="0"/>
-          <w:sz w:val="17"/>
-          <w:szCs w:val="17"/>
-          <w14:ligatures w14:val="none"/>
-        </w:rPr>
-        <w:t>plt</w:t>
-      </w:r>
-      <w:r>
-        <w:rPr>
-          <w:rFonts w:ascii="Consolas" w:eastAsia="Times New Roman" w:hAnsi="Consolas" w:cs="Times New Roman"/>
-          <w:color w:val="FFFFFF"/>
-          <w:kern w:val="0"/>
-          <w:sz w:val="17"/>
-          <w:szCs w:val="17"/>
-          <w14:ligatures w14:val="none"/>
-        </w:rPr>
-        <w:t>.</w:t>
-      </w:r>
-      <w:r>
-        <w:rPr>
-          <w:rFonts w:ascii="Consolas" w:eastAsia="Times New Roman" w:hAnsi="Consolas" w:cs="Times New Roman"/>
-          <w:color w:val="DCDCAA"/>
-          <w:kern w:val="0"/>
-          <w:sz w:val="17"/>
-          <w:szCs w:val="17"/>
-          <w14:ligatures w14:val="none"/>
-        </w:rPr>
-        <w:t>legend</w:t>
-      </w:r>
-      <w:proofErr w:type="spellEnd"/>
-      <w:r>
-        <w:rPr>
-          <w:rFonts w:ascii="Consolas" w:eastAsia="Times New Roman" w:hAnsi="Consolas" w:cs="Times New Roman"/>
-          <w:color w:val="FFFFFF"/>
-          <w:kern w:val="0"/>
-          <w:sz w:val="17"/>
-          <w:szCs w:val="17"/>
-          <w14:ligatures w14:val="none"/>
-        </w:rPr>
-        <w:t>(</w:t>
-      </w:r>
-      <w:proofErr w:type="spellStart"/>
-      <w:r>
-        <w:rPr>
-          <w:rFonts w:ascii="Consolas" w:eastAsia="Times New Roman" w:hAnsi="Consolas" w:cs="Times New Roman"/>
-          <w:color w:val="9CDCFE"/>
-          <w:kern w:val="0"/>
-          <w:sz w:val="17"/>
-          <w:szCs w:val="17"/>
-          <w14:ligatures w14:val="none"/>
-        </w:rPr>
-        <w:t>title</w:t>
-      </w:r>
-      <w:proofErr w:type="spellEnd"/>
-      <w:r>
-        <w:rPr>
-          <w:rFonts w:ascii="Consolas" w:eastAsia="Times New Roman" w:hAnsi="Consolas" w:cs="Times New Roman"/>
-          <w:color w:val="D4D4D4"/>
-          <w:kern w:val="0"/>
-          <w:sz w:val="17"/>
-          <w:szCs w:val="17"/>
-          <w14:ligatures w14:val="none"/>
-        </w:rPr>
-        <w:t>=</w:t>
-      </w:r>
-      <w:r>
-        <w:rPr>
-          <w:rFonts w:ascii="Consolas" w:eastAsia="Times New Roman" w:hAnsi="Consolas" w:cs="Times New Roman"/>
-          <w:color w:val="CE9178"/>
-          <w:kern w:val="0"/>
-          <w:sz w:val="17"/>
-          <w:szCs w:val="17"/>
-          <w14:ligatures w14:val="none"/>
-        </w:rPr>
-        <w:t>"</w:t>
-      </w:r>
-      <w:proofErr w:type="spellStart"/>
-      <w:r>
-        <w:rPr>
-          <w:rFonts w:ascii="Consolas" w:eastAsia="Times New Roman" w:hAnsi="Consolas" w:cs="Times New Roman"/>
-          <w:color w:val="CE9178"/>
-          <w:kern w:val="0"/>
-          <w:sz w:val="17"/>
-          <w:szCs w:val="17"/>
-          <w14:ligatures w14:val="none"/>
-        </w:rPr>
-        <w:t>Line</w:t>
-      </w:r>
-      <w:proofErr w:type="spellEnd"/>
-      <w:r>
-        <w:rPr>
-          <w:rFonts w:ascii="Consolas" w:eastAsia="Times New Roman" w:hAnsi="Consolas" w:cs="Times New Roman"/>
-          <w:color w:val="CE9178"/>
-          <w:kern w:val="0"/>
-          <w:sz w:val="17"/>
-          <w:szCs w:val="17"/>
-          <w14:ligatures w14:val="none"/>
-        </w:rPr>
-        <w:t xml:space="preserve"> </w:t>
-      </w:r>
-      <w:proofErr w:type="spellStart"/>
-      <w:r>
-        <w:rPr>
-          <w:rFonts w:ascii="Consolas" w:eastAsia="Times New Roman" w:hAnsi="Consolas" w:cs="Times New Roman"/>
-          <w:color w:val="CE9178"/>
-          <w:kern w:val="0"/>
-          <w:sz w:val="17"/>
-          <w:szCs w:val="17"/>
-          <w14:ligatures w14:val="none"/>
-        </w:rPr>
-        <w:t>Legend</w:t>
-      </w:r>
-      <w:proofErr w:type="spellEnd"/>
-      <w:r>
-        <w:rPr>
-          <w:rFonts w:ascii="Consolas" w:eastAsia="Times New Roman" w:hAnsi="Consolas" w:cs="Times New Roman"/>
-          <w:color w:val="CE9178"/>
-          <w:kern w:val="0"/>
-          <w:sz w:val="17"/>
-          <w:szCs w:val="17"/>
-          <w14:ligatures w14:val="none"/>
-        </w:rPr>
-        <w:t xml:space="preserve"> </w:t>
-      </w:r>
-      <w:proofErr w:type="spellStart"/>
-      <w:r>
-        <w:rPr>
-          <w:rFonts w:ascii="Consolas" w:eastAsia="Times New Roman" w:hAnsi="Consolas" w:cs="Times New Roman"/>
-          <w:color w:val="CE9178"/>
-          <w:kern w:val="0"/>
-          <w:sz w:val="17"/>
-          <w:szCs w:val="17"/>
-          <w14:ligatures w14:val="none"/>
-        </w:rPr>
-        <w:t>Map</w:t>
-      </w:r>
-      <w:proofErr w:type="spellEnd"/>
-      <w:r>
-        <w:rPr>
-          <w:rFonts w:ascii="Consolas" w:eastAsia="Times New Roman" w:hAnsi="Consolas" w:cs="Times New Roman"/>
-          <w:color w:val="CE9178"/>
-          <w:kern w:val="0"/>
-          <w:sz w:val="17"/>
-          <w:szCs w:val="17"/>
-          <w14:ligatures w14:val="none"/>
-        </w:rPr>
-        <w:t>"</w:t>
-      </w:r>
-      <w:r>
-        <w:rPr>
-          <w:rFonts w:ascii="Consolas" w:eastAsia="Times New Roman" w:hAnsi="Consolas" w:cs="Times New Roman"/>
-          <w:color w:val="FFFFFF"/>
-          <w:kern w:val="0"/>
-          <w:sz w:val="17"/>
-          <w:szCs w:val="17"/>
-          <w14:ligatures w14:val="none"/>
-        </w:rPr>
-        <w:t xml:space="preserve">, </w:t>
-      </w:r>
-      <w:proofErr w:type="spellStart"/>
-      <w:r>
-        <w:rPr>
-          <w:rFonts w:ascii="Consolas" w:eastAsia="Times New Roman" w:hAnsi="Consolas" w:cs="Times New Roman"/>
-          <w:color w:val="9CDCFE"/>
-          <w:kern w:val="0"/>
-          <w:sz w:val="17"/>
-          <w:szCs w:val="17"/>
-          <w14:ligatures w14:val="none"/>
-        </w:rPr>
-        <w:t>loc</w:t>
-      </w:r>
-      <w:proofErr w:type="spellEnd"/>
-      <w:r>
-        <w:rPr>
-          <w:rFonts w:ascii="Consolas" w:eastAsia="Times New Roman" w:hAnsi="Consolas" w:cs="Times New Roman"/>
-          <w:color w:val="D4D4D4"/>
-          <w:kern w:val="0"/>
-          <w:sz w:val="17"/>
-          <w:szCs w:val="17"/>
-          <w14:ligatures w14:val="none"/>
-        </w:rPr>
-        <w:t>=</w:t>
-      </w:r>
-      <w:r>
-        <w:rPr>
-          <w:rFonts w:ascii="Consolas" w:eastAsia="Times New Roman" w:hAnsi="Consolas" w:cs="Times New Roman"/>
-          <w:color w:val="CE9178"/>
-          <w:kern w:val="0"/>
-          <w:sz w:val="17"/>
-          <w:szCs w:val="17"/>
-          <w14:ligatures w14:val="none"/>
-        </w:rPr>
-        <w:t>'</w:t>
-      </w:r>
-      <w:proofErr w:type="spellStart"/>
-      <w:r>
-        <w:rPr>
-          <w:rFonts w:ascii="Consolas" w:eastAsia="Times New Roman" w:hAnsi="Consolas" w:cs="Times New Roman"/>
-          <w:color w:val="CE9178"/>
-          <w:kern w:val="0"/>
-          <w:sz w:val="17"/>
-          <w:szCs w:val="17"/>
-          <w14:ligatures w14:val="none"/>
-        </w:rPr>
-        <w:t>lower</w:t>
-      </w:r>
-      <w:proofErr w:type="spellEnd"/>
-      <w:r>
-        <w:rPr>
-          <w:rFonts w:ascii="Consolas" w:eastAsia="Times New Roman" w:hAnsi="Consolas" w:cs="Times New Roman"/>
-          <w:color w:val="CE9178"/>
-          <w:kern w:val="0"/>
-          <w:sz w:val="17"/>
-          <w:szCs w:val="17"/>
-          <w14:ligatures w14:val="none"/>
-        </w:rPr>
-        <w:t xml:space="preserve"> </w:t>
-      </w:r>
-      <w:proofErr w:type="spellStart"/>
-      <w:r>
-        <w:rPr>
-          <w:rFonts w:ascii="Consolas" w:eastAsia="Times New Roman" w:hAnsi="Consolas" w:cs="Times New Roman"/>
-          <w:color w:val="CE9178"/>
-          <w:kern w:val="0"/>
-          <w:sz w:val="17"/>
-          <w:szCs w:val="17"/>
-          <w14:ligatures w14:val="none"/>
-        </w:rPr>
-        <w:t>right</w:t>
-      </w:r>
-      <w:proofErr w:type="spellEnd"/>
-      <w:r>
-        <w:rPr>
-          <w:rFonts w:ascii="Consolas" w:eastAsia="Times New Roman" w:hAnsi="Consolas" w:cs="Times New Roman"/>
-          <w:color w:val="CE9178"/>
-          <w:kern w:val="0"/>
-          <w:sz w:val="17"/>
-          <w:szCs w:val="17"/>
-          <w14:ligatures w14:val="none"/>
-        </w:rPr>
-        <w:t>'</w:t>
-      </w:r>
-      <w:r>
-        <w:rPr>
-          <w:rFonts w:ascii="Consolas" w:eastAsia="Times New Roman" w:hAnsi="Consolas" w:cs="Times New Roman"/>
-          <w:color w:val="FFFFFF"/>
-          <w:kern w:val="0"/>
-          <w:sz w:val="17"/>
-          <w:szCs w:val="17"/>
-          <w14:ligatures w14:val="none"/>
-        </w:rPr>
-        <w:t xml:space="preserve">, </w:t>
-      </w:r>
-      <w:proofErr w:type="spellStart"/>
-      <w:r>
-        <w:rPr>
-          <w:rFonts w:ascii="Consolas" w:eastAsia="Times New Roman" w:hAnsi="Consolas" w:cs="Times New Roman"/>
-          <w:color w:val="9CDCFE"/>
-          <w:kern w:val="0"/>
-          <w:sz w:val="17"/>
-          <w:szCs w:val="17"/>
-          <w14:ligatures w14:val="none"/>
-        </w:rPr>
-        <w:t>borderpad</w:t>
-      </w:r>
-      <w:proofErr w:type="spellEnd"/>
-      <w:r>
-        <w:rPr>
-          <w:rFonts w:ascii="Consolas" w:eastAsia="Times New Roman" w:hAnsi="Consolas" w:cs="Times New Roman"/>
-          <w:color w:val="D4D4D4"/>
-          <w:kern w:val="0"/>
-          <w:sz w:val="17"/>
-          <w:szCs w:val="17"/>
-          <w14:ligatures w14:val="none"/>
-        </w:rPr>
-        <w:t>=</w:t>
-      </w:r>
-      <w:r>
-        <w:rPr>
-          <w:rFonts w:ascii="Consolas" w:eastAsia="Times New Roman" w:hAnsi="Consolas" w:cs="Times New Roman"/>
-          <w:color w:val="B5CEA8"/>
-          <w:kern w:val="0"/>
-          <w:sz w:val="17"/>
-          <w:szCs w:val="17"/>
-          <w14:ligatures w14:val="none"/>
-        </w:rPr>
-        <w:t>1.5</w:t>
-      </w:r>
-      <w:r>
-        <w:rPr>
-          <w:rFonts w:ascii="Consolas" w:eastAsia="Times New Roman" w:hAnsi="Consolas" w:cs="Times New Roman"/>
-          <w:color w:val="FFFFFF"/>
-          <w:kern w:val="0"/>
-          <w:sz w:val="17"/>
-          <w:szCs w:val="17"/>
-          <w14:ligatures w14:val="none"/>
-        </w:rPr>
-        <w:t xml:space="preserve">, </w:t>
-      </w:r>
-      <w:proofErr w:type="spellStart"/>
-      <w:r>
-        <w:rPr>
-          <w:rFonts w:ascii="Consolas" w:eastAsia="Times New Roman" w:hAnsi="Consolas" w:cs="Times New Roman"/>
-          <w:color w:val="9CDCFE"/>
-          <w:kern w:val="0"/>
-          <w:sz w:val="17"/>
-          <w:szCs w:val="17"/>
-          <w14:ligatures w14:val="none"/>
-        </w:rPr>
-        <w:t>edgecolor</w:t>
-      </w:r>
-      <w:proofErr w:type="spellEnd"/>
-      <w:r>
-        <w:rPr>
-          <w:rFonts w:ascii="Consolas" w:eastAsia="Times New Roman" w:hAnsi="Consolas" w:cs="Times New Roman"/>
-          <w:color w:val="D4D4D4"/>
-          <w:kern w:val="0"/>
-          <w:sz w:val="17"/>
-          <w:szCs w:val="17"/>
-          <w14:ligatures w14:val="none"/>
-        </w:rPr>
-        <w:t>=</w:t>
-      </w:r>
-      <w:r>
-        <w:rPr>
-          <w:rFonts w:ascii="Consolas" w:eastAsia="Times New Roman" w:hAnsi="Consolas" w:cs="Times New Roman"/>
-          <w:color w:val="CE9178"/>
-          <w:kern w:val="0"/>
-          <w:sz w:val="17"/>
-          <w:szCs w:val="17"/>
-          <w14:ligatures w14:val="none"/>
-        </w:rPr>
-        <w:t>'</w:t>
-      </w:r>
-      <w:proofErr w:type="spellStart"/>
-      <w:r>
-        <w:rPr>
-          <w:rFonts w:ascii="Consolas" w:eastAsia="Times New Roman" w:hAnsi="Consolas" w:cs="Times New Roman"/>
-          <w:color w:val="CE9178"/>
-          <w:kern w:val="0"/>
-          <w:sz w:val="17"/>
-          <w:szCs w:val="17"/>
-          <w14:ligatures w14:val="none"/>
-        </w:rPr>
-        <w:t>black</w:t>
-      </w:r>
-      <w:proofErr w:type="spellEnd"/>
-      <w:r>
-        <w:rPr>
-          <w:rFonts w:ascii="Consolas" w:eastAsia="Times New Roman" w:hAnsi="Consolas" w:cs="Times New Roman"/>
-          <w:color w:val="CE9178"/>
-          <w:kern w:val="0"/>
-          <w:sz w:val="17"/>
-          <w:szCs w:val="17"/>
-          <w14:ligatures w14:val="none"/>
-        </w:rPr>
-        <w:t>'</w:t>
-      </w:r>
-      <w:r>
-        <w:rPr>
-          <w:rFonts w:ascii="Consolas" w:eastAsia="Times New Roman" w:hAnsi="Consolas" w:cs="Times New Roman"/>
-          <w:color w:val="FFFFFF"/>
-          <w:kern w:val="0"/>
-          <w:sz w:val="17"/>
-          <w:szCs w:val="17"/>
-          <w14:ligatures w14:val="none"/>
-        </w:rPr>
-        <w:t xml:space="preserve">, </w:t>
-      </w:r>
-      <w:proofErr w:type="spellStart"/>
-      <w:r>
-        <w:rPr>
-          <w:rFonts w:ascii="Consolas" w:eastAsia="Times New Roman" w:hAnsi="Consolas" w:cs="Times New Roman"/>
-          <w:color w:val="9CDCFE"/>
-          <w:kern w:val="0"/>
-          <w:sz w:val="17"/>
-          <w:szCs w:val="17"/>
-          <w14:ligatures w14:val="none"/>
-        </w:rPr>
-        <w:t>fontsize</w:t>
-      </w:r>
-      <w:proofErr w:type="spellEnd"/>
-      <w:r>
-        <w:rPr>
-          <w:rFonts w:ascii="Consolas" w:eastAsia="Times New Roman" w:hAnsi="Consolas" w:cs="Times New Roman"/>
-          <w:color w:val="D4D4D4"/>
-          <w:kern w:val="0"/>
-          <w:sz w:val="17"/>
-          <w:szCs w:val="17"/>
-          <w14:ligatures w14:val="none"/>
-        </w:rPr>
-        <w:t>=</w:t>
-      </w:r>
-      <w:r>
-        <w:rPr>
-          <w:rFonts w:ascii="Consolas" w:eastAsia="Times New Roman" w:hAnsi="Consolas" w:cs="Times New Roman"/>
-          <w:color w:val="B5CEA8"/>
-          <w:kern w:val="0"/>
-          <w:sz w:val="17"/>
-          <w:szCs w:val="17"/>
-          <w14:ligatures w14:val="none"/>
-        </w:rPr>
-        <w:t>11</w:t>
+        <w:t>600</w:t>
       </w:r>
       <w:r>
         <w:rPr>
@@ -24902,7 +23685,7 @@
           <w:szCs w:val="17"/>
           <w14:ligatures w14:val="none"/>
         </w:rPr>
-        <w:t>plt</w:t>
+        <w:t>nx</w:t>
       </w:r>
       <w:r>
         <w:rPr>
@@ -24924,7 +23707,7 @@
           <w:szCs w:val="17"/>
           <w14:ligatures w14:val="none"/>
         </w:rPr>
-        <w:t>title</w:t>
+        <w:t>draw_networkx_nodes</w:t>
       </w:r>
       <w:proofErr w:type="spellEnd"/>
       <w:r>
@@ -24937,406 +23720,6 @@
           <w14:ligatures w14:val="none"/>
         </w:rPr>
         <w:t>(</w:t>
-      </w:r>
-      <w:r>
-        <w:rPr>
-          <w:rFonts w:ascii="Consolas" w:eastAsia="Times New Roman" w:hAnsi="Consolas" w:cs="Times New Roman"/>
-          <w:color w:val="CE9178"/>
-          <w:kern w:val="0"/>
-          <w:sz w:val="17"/>
-          <w:szCs w:val="17"/>
-          <w14:ligatures w14:val="none"/>
-        </w:rPr>
-        <w:t>"</w:t>
-      </w:r>
-      <w:proofErr w:type="spellStart"/>
-      <w:r>
-        <w:rPr>
-          <w:rFonts w:ascii="Consolas" w:eastAsia="Times New Roman" w:hAnsi="Consolas" w:cs="Times New Roman"/>
-          <w:color w:val="CE9178"/>
-          <w:kern w:val="0"/>
-          <w:sz w:val="17"/>
-          <w:szCs w:val="17"/>
-          <w14:ligatures w14:val="none"/>
-        </w:rPr>
-        <w:t>Task</w:t>
-      </w:r>
-      <w:proofErr w:type="spellEnd"/>
-      <w:r>
-        <w:rPr>
-          <w:rFonts w:ascii="Consolas" w:eastAsia="Times New Roman" w:hAnsi="Consolas" w:cs="Times New Roman"/>
-          <w:color w:val="CE9178"/>
-          <w:kern w:val="0"/>
-          <w:sz w:val="17"/>
-          <w:szCs w:val="17"/>
-          <w14:ligatures w14:val="none"/>
-        </w:rPr>
-        <w:t xml:space="preserve"> 2: </w:t>
-      </w:r>
-      <w:proofErr w:type="spellStart"/>
-      <w:r>
-        <w:rPr>
-          <w:rFonts w:ascii="Consolas" w:eastAsia="Times New Roman" w:hAnsi="Consolas" w:cs="Times New Roman"/>
-          <w:color w:val="CE9178"/>
-          <w:kern w:val="0"/>
-          <w:sz w:val="17"/>
-          <w:szCs w:val="17"/>
-          <w14:ligatures w14:val="none"/>
-        </w:rPr>
-        <w:t>Expanded</w:t>
-      </w:r>
-      <w:proofErr w:type="spellEnd"/>
-      <w:r>
-        <w:rPr>
-          <w:rFonts w:ascii="Consolas" w:eastAsia="Times New Roman" w:hAnsi="Consolas" w:cs="Times New Roman"/>
-          <w:color w:val="CE9178"/>
-          <w:kern w:val="0"/>
-          <w:sz w:val="17"/>
-          <w:szCs w:val="17"/>
-          <w14:ligatures w14:val="none"/>
-        </w:rPr>
-        <w:t xml:space="preserve"> </w:t>
-      </w:r>
-      <w:proofErr w:type="spellStart"/>
-      <w:r>
-        <w:rPr>
-          <w:rFonts w:ascii="Consolas" w:eastAsia="Times New Roman" w:hAnsi="Consolas" w:cs="Times New Roman"/>
-          <w:color w:val="CE9178"/>
-          <w:kern w:val="0"/>
-          <w:sz w:val="17"/>
-          <w:szCs w:val="17"/>
-          <w14:ligatures w14:val="none"/>
-        </w:rPr>
-        <w:t>and</w:t>
-      </w:r>
-      <w:proofErr w:type="spellEnd"/>
-      <w:r>
-        <w:rPr>
-          <w:rFonts w:ascii="Consolas" w:eastAsia="Times New Roman" w:hAnsi="Consolas" w:cs="Times New Roman"/>
-          <w:color w:val="CE9178"/>
-          <w:kern w:val="0"/>
-          <w:sz w:val="17"/>
-          <w:szCs w:val="17"/>
-          <w14:ligatures w14:val="none"/>
-        </w:rPr>
-        <w:t xml:space="preserve"> </w:t>
-      </w:r>
-      <w:proofErr w:type="spellStart"/>
-      <w:r>
-        <w:rPr>
-          <w:rFonts w:ascii="Consolas" w:eastAsia="Times New Roman" w:hAnsi="Consolas" w:cs="Times New Roman"/>
-          <w:color w:val="CE9178"/>
-          <w:kern w:val="0"/>
-          <w:sz w:val="17"/>
-          <w:szCs w:val="17"/>
-          <w14:ligatures w14:val="none"/>
-        </w:rPr>
-        <w:t>Connected</w:t>
-      </w:r>
-      <w:proofErr w:type="spellEnd"/>
-      <w:r>
-        <w:rPr>
-          <w:rFonts w:ascii="Consolas" w:eastAsia="Times New Roman" w:hAnsi="Consolas" w:cs="Times New Roman"/>
-          <w:color w:val="CE9178"/>
-          <w:kern w:val="0"/>
-          <w:sz w:val="17"/>
-          <w:szCs w:val="17"/>
-          <w14:ligatures w14:val="none"/>
-        </w:rPr>
-        <w:t xml:space="preserve"> </w:t>
-      </w:r>
-      <w:proofErr w:type="spellStart"/>
-      <w:r>
-        <w:rPr>
-          <w:rFonts w:ascii="Consolas" w:eastAsia="Times New Roman" w:hAnsi="Consolas" w:cs="Times New Roman"/>
-          <w:color w:val="CE9178"/>
-          <w:kern w:val="0"/>
-          <w:sz w:val="17"/>
-          <w:szCs w:val="17"/>
-          <w14:ligatures w14:val="none"/>
-        </w:rPr>
-        <w:t>London</w:t>
-      </w:r>
-      <w:proofErr w:type="spellEnd"/>
-      <w:r>
-        <w:rPr>
-          <w:rFonts w:ascii="Consolas" w:eastAsia="Times New Roman" w:hAnsi="Consolas" w:cs="Times New Roman"/>
-          <w:color w:val="CE9178"/>
-          <w:kern w:val="0"/>
-          <w:sz w:val="17"/>
-          <w:szCs w:val="17"/>
-          <w14:ligatures w14:val="none"/>
-        </w:rPr>
-        <w:t xml:space="preserve"> </w:t>
-      </w:r>
-      <w:proofErr w:type="spellStart"/>
-      <w:r>
-        <w:rPr>
-          <w:rFonts w:ascii="Consolas" w:eastAsia="Times New Roman" w:hAnsi="Consolas" w:cs="Times New Roman"/>
-          <w:color w:val="CE9178"/>
-          <w:kern w:val="0"/>
-          <w:sz w:val="17"/>
-          <w:szCs w:val="17"/>
-          <w14:ligatures w14:val="none"/>
-        </w:rPr>
-        <w:t>Transport</w:t>
-      </w:r>
-      <w:proofErr w:type="spellEnd"/>
-      <w:r>
-        <w:rPr>
-          <w:rFonts w:ascii="Consolas" w:eastAsia="Times New Roman" w:hAnsi="Consolas" w:cs="Times New Roman"/>
-          <w:color w:val="CE9178"/>
-          <w:kern w:val="0"/>
-          <w:sz w:val="17"/>
-          <w:szCs w:val="17"/>
-          <w14:ligatures w14:val="none"/>
-        </w:rPr>
-        <w:t xml:space="preserve"> </w:t>
-      </w:r>
-      <w:proofErr w:type="spellStart"/>
-      <w:r>
-        <w:rPr>
-          <w:rFonts w:ascii="Consolas" w:eastAsia="Times New Roman" w:hAnsi="Consolas" w:cs="Times New Roman"/>
-          <w:color w:val="CE9178"/>
-          <w:kern w:val="0"/>
-          <w:sz w:val="17"/>
-          <w:szCs w:val="17"/>
-          <w14:ligatures w14:val="none"/>
-        </w:rPr>
-        <w:t>Network</w:t>
-      </w:r>
-      <w:proofErr w:type="spellEnd"/>
-      <w:r>
-        <w:rPr>
-          <w:rFonts w:ascii="Consolas" w:eastAsia="Times New Roman" w:hAnsi="Consolas" w:cs="Times New Roman"/>
-          <w:color w:val="CE9178"/>
-          <w:kern w:val="0"/>
-          <w:sz w:val="17"/>
-          <w:szCs w:val="17"/>
-          <w14:ligatures w14:val="none"/>
-        </w:rPr>
-        <w:t xml:space="preserve"> </w:t>
-      </w:r>
-      <w:proofErr w:type="spellStart"/>
-      <w:r>
-        <w:rPr>
-          <w:rFonts w:ascii="Consolas" w:eastAsia="Times New Roman" w:hAnsi="Consolas" w:cs="Times New Roman"/>
-          <w:color w:val="CE9178"/>
-          <w:kern w:val="0"/>
-          <w:sz w:val="17"/>
-          <w:szCs w:val="17"/>
-          <w14:ligatures w14:val="none"/>
-        </w:rPr>
-        <w:t>Section</w:t>
-      </w:r>
-      <w:proofErr w:type="spellEnd"/>
-      <w:r>
-        <w:rPr>
-          <w:rFonts w:ascii="Consolas" w:eastAsia="Times New Roman" w:hAnsi="Consolas" w:cs="Times New Roman"/>
-          <w:color w:val="CE9178"/>
-          <w:kern w:val="0"/>
-          <w:sz w:val="17"/>
-          <w:szCs w:val="17"/>
-          <w14:ligatures w14:val="none"/>
-        </w:rPr>
-        <w:t xml:space="preserve"> (</w:t>
-      </w:r>
-      <w:proofErr w:type="spellStart"/>
-      <w:r>
-        <w:rPr>
-          <w:rFonts w:ascii="Consolas" w:eastAsia="Times New Roman" w:hAnsi="Consolas" w:cs="Times New Roman"/>
-          <w:color w:val="CE9178"/>
-          <w:kern w:val="0"/>
-          <w:sz w:val="17"/>
-          <w:szCs w:val="17"/>
-          <w14:ligatures w14:val="none"/>
-        </w:rPr>
-        <w:t>Refined</w:t>
-      </w:r>
-      <w:proofErr w:type="spellEnd"/>
-      <w:r>
-        <w:rPr>
-          <w:rFonts w:ascii="Consolas" w:eastAsia="Times New Roman" w:hAnsi="Consolas" w:cs="Times New Roman"/>
-          <w:color w:val="CE9178"/>
-          <w:kern w:val="0"/>
-          <w:sz w:val="17"/>
-          <w:szCs w:val="17"/>
-          <w14:ligatures w14:val="none"/>
-        </w:rPr>
-        <w:t>)"</w:t>
-      </w:r>
-      <w:r>
-        <w:rPr>
-          <w:rFonts w:ascii="Consolas" w:eastAsia="Times New Roman" w:hAnsi="Consolas" w:cs="Times New Roman"/>
-          <w:color w:val="FFFFFF"/>
-          <w:kern w:val="0"/>
-          <w:sz w:val="17"/>
-          <w:szCs w:val="17"/>
-          <w14:ligatures w14:val="none"/>
-        </w:rPr>
-        <w:t xml:space="preserve">, </w:t>
-      </w:r>
-      <w:proofErr w:type="spellStart"/>
-      <w:r>
-        <w:rPr>
-          <w:rFonts w:ascii="Consolas" w:eastAsia="Times New Roman" w:hAnsi="Consolas" w:cs="Times New Roman"/>
-          <w:color w:val="9CDCFE"/>
-          <w:kern w:val="0"/>
-          <w:sz w:val="17"/>
-          <w:szCs w:val="17"/>
-          <w14:ligatures w14:val="none"/>
-        </w:rPr>
-        <w:t>fontsize</w:t>
-      </w:r>
-      <w:proofErr w:type="spellEnd"/>
-      <w:r>
-        <w:rPr>
-          <w:rFonts w:ascii="Consolas" w:eastAsia="Times New Roman" w:hAnsi="Consolas" w:cs="Times New Roman"/>
-          <w:color w:val="D4D4D4"/>
-          <w:kern w:val="0"/>
-          <w:sz w:val="17"/>
-          <w:szCs w:val="17"/>
-          <w14:ligatures w14:val="none"/>
-        </w:rPr>
-        <w:t>=</w:t>
-      </w:r>
-      <w:r>
-        <w:rPr>
-          <w:rFonts w:ascii="Consolas" w:eastAsia="Times New Roman" w:hAnsi="Consolas" w:cs="Times New Roman"/>
-          <w:color w:val="B5CEA8"/>
-          <w:kern w:val="0"/>
-          <w:sz w:val="17"/>
-          <w:szCs w:val="17"/>
-          <w14:ligatures w14:val="none"/>
-        </w:rPr>
-        <w:t>14</w:t>
-      </w:r>
-      <w:r>
-        <w:rPr>
-          <w:rFonts w:ascii="Consolas" w:eastAsia="Times New Roman" w:hAnsi="Consolas" w:cs="Times New Roman"/>
-          <w:color w:val="FFFFFF"/>
-          <w:kern w:val="0"/>
-          <w:sz w:val="17"/>
-          <w:szCs w:val="17"/>
-          <w14:ligatures w14:val="none"/>
-        </w:rPr>
-        <w:t xml:space="preserve">, </w:t>
-      </w:r>
-      <w:proofErr w:type="spellStart"/>
-      <w:r>
-        <w:rPr>
-          <w:rFonts w:ascii="Consolas" w:eastAsia="Times New Roman" w:hAnsi="Consolas" w:cs="Times New Roman"/>
-          <w:color w:val="9CDCFE"/>
-          <w:kern w:val="0"/>
-          <w:sz w:val="17"/>
-          <w:szCs w:val="17"/>
-          <w14:ligatures w14:val="none"/>
-        </w:rPr>
-        <w:t>fontweight</w:t>
-      </w:r>
-      <w:proofErr w:type="spellEnd"/>
-      <w:r>
-        <w:rPr>
-          <w:rFonts w:ascii="Consolas" w:eastAsia="Times New Roman" w:hAnsi="Consolas" w:cs="Times New Roman"/>
-          <w:color w:val="D4D4D4"/>
-          <w:kern w:val="0"/>
-          <w:sz w:val="17"/>
-          <w:szCs w:val="17"/>
-          <w14:ligatures w14:val="none"/>
-        </w:rPr>
-        <w:t>=</w:t>
-      </w:r>
-      <w:r>
-        <w:rPr>
-          <w:rFonts w:ascii="Consolas" w:eastAsia="Times New Roman" w:hAnsi="Consolas" w:cs="Times New Roman"/>
-          <w:color w:val="CE9178"/>
-          <w:kern w:val="0"/>
-          <w:sz w:val="17"/>
-          <w:szCs w:val="17"/>
-          <w14:ligatures w14:val="none"/>
-        </w:rPr>
-        <w:t>'</w:t>
-      </w:r>
-      <w:proofErr w:type="spellStart"/>
-      <w:r>
-        <w:rPr>
-          <w:rFonts w:ascii="Consolas" w:eastAsia="Times New Roman" w:hAnsi="Consolas" w:cs="Times New Roman"/>
-          <w:color w:val="CE9178"/>
-          <w:kern w:val="0"/>
-          <w:sz w:val="17"/>
-          <w:szCs w:val="17"/>
-          <w14:ligatures w14:val="none"/>
-        </w:rPr>
-        <w:t>bold</w:t>
-      </w:r>
-      <w:proofErr w:type="spellEnd"/>
-      <w:r>
-        <w:rPr>
-          <w:rFonts w:ascii="Consolas" w:eastAsia="Times New Roman" w:hAnsi="Consolas" w:cs="Times New Roman"/>
-          <w:color w:val="CE9178"/>
-          <w:kern w:val="0"/>
-          <w:sz w:val="17"/>
-          <w:szCs w:val="17"/>
-          <w14:ligatures w14:val="none"/>
-        </w:rPr>
-        <w:t>'</w:t>
-      </w:r>
-      <w:r>
-        <w:rPr>
-          <w:rFonts w:ascii="Consolas" w:eastAsia="Times New Roman" w:hAnsi="Consolas" w:cs="Times New Roman"/>
-          <w:color w:val="FFFFFF"/>
-          <w:kern w:val="0"/>
-          <w:sz w:val="17"/>
-          <w:szCs w:val="17"/>
-          <w14:ligatures w14:val="none"/>
-        </w:rPr>
-        <w:t xml:space="preserve">, </w:t>
-      </w:r>
-      <w:proofErr w:type="spellStart"/>
-      <w:r>
-        <w:rPr>
-          <w:rFonts w:ascii="Consolas" w:eastAsia="Times New Roman" w:hAnsi="Consolas" w:cs="Times New Roman"/>
-          <w:color w:val="9CDCFE"/>
-          <w:kern w:val="0"/>
-          <w:sz w:val="17"/>
-          <w:szCs w:val="17"/>
-          <w14:ligatures w14:val="none"/>
-        </w:rPr>
-        <w:t>pad</w:t>
-      </w:r>
-      <w:proofErr w:type="spellEnd"/>
-      <w:r>
-        <w:rPr>
-          <w:rFonts w:ascii="Consolas" w:eastAsia="Times New Roman" w:hAnsi="Consolas" w:cs="Times New Roman"/>
-          <w:color w:val="D4D4D4"/>
-          <w:kern w:val="0"/>
-          <w:sz w:val="17"/>
-          <w:szCs w:val="17"/>
-          <w14:ligatures w14:val="none"/>
-        </w:rPr>
-        <w:t>=</w:t>
-      </w:r>
-      <w:r>
-        <w:rPr>
-          <w:rFonts w:ascii="Consolas" w:eastAsia="Times New Roman" w:hAnsi="Consolas" w:cs="Times New Roman"/>
-          <w:color w:val="B5CEA8"/>
-          <w:kern w:val="0"/>
-          <w:sz w:val="17"/>
-          <w:szCs w:val="17"/>
-          <w14:ligatures w14:val="none"/>
-        </w:rPr>
-        <w:t>20</w:t>
-      </w:r>
-      <w:r>
-        <w:rPr>
-          <w:rFonts w:ascii="Consolas" w:eastAsia="Times New Roman" w:hAnsi="Consolas" w:cs="Times New Roman"/>
-          <w:color w:val="FFFFFF"/>
-          <w:kern w:val="0"/>
-          <w:sz w:val="17"/>
-          <w:szCs w:val="17"/>
-          <w14:ligatures w14:val="none"/>
-        </w:rPr>
-        <w:t>)</w:t>
       </w:r>
     </w:p>
     <w:p>
@@ -25352,73 +23735,27 @@
           <w14:ligatures w14:val="none"/>
         </w:rPr>
       </w:pPr>
-      <w:proofErr w:type="spellStart"/>
-      <w:r>
-        <w:rPr>
-          <w:rFonts w:ascii="Consolas" w:eastAsia="Times New Roman" w:hAnsi="Consolas" w:cs="Times New Roman"/>
-          <w:color w:val="4EC9B0"/>
-          <w:kern w:val="0"/>
-          <w:sz w:val="17"/>
-          <w:szCs w:val="17"/>
-          <w14:ligatures w14:val="none"/>
-        </w:rPr>
-        <w:t>plt</w:t>
-      </w:r>
-      <w:r>
-        <w:rPr>
-          <w:rFonts w:ascii="Consolas" w:eastAsia="Times New Roman" w:hAnsi="Consolas" w:cs="Times New Roman"/>
-          <w:color w:val="FFFFFF"/>
-          <w:kern w:val="0"/>
-          <w:sz w:val="17"/>
-          <w:szCs w:val="17"/>
-          <w14:ligatures w14:val="none"/>
-        </w:rPr>
-        <w:t>.</w:t>
-      </w:r>
-      <w:r>
-        <w:rPr>
-          <w:rFonts w:ascii="Consolas" w:eastAsia="Times New Roman" w:hAnsi="Consolas" w:cs="Times New Roman"/>
-          <w:color w:val="DCDCAA"/>
-          <w:kern w:val="0"/>
-          <w:sz w:val="17"/>
-          <w:szCs w:val="17"/>
-          <w14:ligatures w14:val="none"/>
-        </w:rPr>
-        <w:t>xlim</w:t>
-      </w:r>
-      <w:proofErr w:type="spellEnd"/>
-      <w:r>
-        <w:rPr>
-          <w:rFonts w:ascii="Consolas" w:eastAsia="Times New Roman" w:hAnsi="Consolas" w:cs="Times New Roman"/>
-          <w:color w:val="FFFFFF"/>
-          <w:kern w:val="0"/>
-          <w:sz w:val="17"/>
-          <w:szCs w:val="17"/>
-          <w14:ligatures w14:val="none"/>
-        </w:rPr>
-        <w:t>(</w:t>
-      </w:r>
-      <w:r>
-        <w:rPr>
-          <w:rFonts w:ascii="Consolas" w:eastAsia="Times New Roman" w:hAnsi="Consolas" w:cs="Times New Roman"/>
-          <w:color w:val="D4D4D4"/>
-          <w:kern w:val="0"/>
-          <w:sz w:val="17"/>
-          <w:szCs w:val="17"/>
-          <w14:ligatures w14:val="none"/>
-        </w:rPr>
-        <w:t>-</w:t>
-      </w:r>
-      <w:r>
-        <w:rPr>
-          <w:rFonts w:ascii="Consolas" w:eastAsia="Times New Roman" w:hAnsi="Consolas" w:cs="Times New Roman"/>
-          <w:color w:val="B5CEA8"/>
-          <w:kern w:val="0"/>
-          <w:sz w:val="17"/>
-          <w:szCs w:val="17"/>
-          <w14:ligatures w14:val="none"/>
-        </w:rPr>
-        <w:t>1.2</w:t>
+      <w:r>
+        <w:rPr>
+          <w:rFonts w:ascii="Consolas" w:eastAsia="Times New Roman" w:hAnsi="Consolas" w:cs="Times New Roman"/>
+          <w:color w:val="FFFFFF"/>
+          <w:kern w:val="0"/>
+          <w:sz w:val="17"/>
+          <w:szCs w:val="17"/>
+          <w14:ligatures w14:val="none"/>
+        </w:rPr>
+        <w:t xml:space="preserve">    </w:t>
+      </w:r>
+      <w:r>
+        <w:rPr>
+          <w:rFonts w:ascii="Consolas" w:eastAsia="Times New Roman" w:hAnsi="Consolas" w:cs="Times New Roman"/>
+          <w:color w:val="9CDCFE"/>
+          <w:kern w:val="0"/>
+          <w:sz w:val="17"/>
+          <w:szCs w:val="17"/>
+          <w14:ligatures w14:val="none"/>
+        </w:rPr>
+        <w:t>G2</w:t>
       </w:r>
       <w:r>
         <w:rPr>
@@ -25434,24 +23771,24 @@
       <w:r>
         <w:rPr>
           <w:rFonts w:ascii="Consolas" w:eastAsia="Times New Roman" w:hAnsi="Consolas" w:cs="Times New Roman"/>
-          <w:color w:val="B5CEA8"/>
-          <w:kern w:val="0"/>
-          <w:sz w:val="17"/>
-          <w:szCs w:val="17"/>
-          <w14:ligatures w14:val="none"/>
-        </w:rPr>
-        <w:t>10.2</w:t>
-      </w:r>
-      <w:r>
-        <w:rPr>
-          <w:rFonts w:ascii="Consolas" w:eastAsia="Times New Roman" w:hAnsi="Consolas" w:cs="Times New Roman"/>
-          <w:color w:val="FFFFFF"/>
-          <w:kern w:val="0"/>
-          <w:sz w:val="17"/>
-          <w:szCs w:val="17"/>
-          <w14:ligatures w14:val="none"/>
-        </w:rPr>
-        <w:t>)</w:t>
+          <w:color w:val="9CDCFE"/>
+          <w:kern w:val="0"/>
+          <w:sz w:val="17"/>
+          <w:szCs w:val="17"/>
+          <w14:ligatures w14:val="none"/>
+        </w:rPr>
+        <w:t>pos_t2</w:t>
+      </w:r>
+      <w:r>
+        <w:rPr>
+          <w:rFonts w:ascii="Consolas" w:eastAsia="Times New Roman" w:hAnsi="Consolas" w:cs="Times New Roman"/>
+          <w:color w:val="FFFFFF"/>
+          <w:kern w:val="0"/>
+          <w:sz w:val="17"/>
+          <w:szCs w:val="17"/>
+          <w14:ligatures w14:val="none"/>
+        </w:rPr>
+        <w:t xml:space="preserve">, </w:t>
       </w:r>
     </w:p>
     <w:p>
@@ -25467,52 +23804,30 @@
           <w14:ligatures w14:val="none"/>
         </w:rPr>
       </w:pPr>
-      <w:proofErr w:type="spellStart"/>
-      <w:r>
-        <w:rPr>
-          <w:rFonts w:ascii="Consolas" w:eastAsia="Times New Roman" w:hAnsi="Consolas" w:cs="Times New Roman"/>
-          <w:color w:val="4EC9B0"/>
-          <w:kern w:val="0"/>
-          <w:sz w:val="17"/>
-          <w:szCs w:val="17"/>
-          <w14:ligatures w14:val="none"/>
-        </w:rPr>
-        <w:t>plt</w:t>
-      </w:r>
-      <w:r>
-        <w:rPr>
-          <w:rFonts w:ascii="Consolas" w:eastAsia="Times New Roman" w:hAnsi="Consolas" w:cs="Times New Roman"/>
-          <w:color w:val="FFFFFF"/>
-          <w:kern w:val="0"/>
-          <w:sz w:val="17"/>
-          <w:szCs w:val="17"/>
-          <w14:ligatures w14:val="none"/>
-        </w:rPr>
-        <w:t>.</w:t>
-      </w:r>
-      <w:r>
-        <w:rPr>
-          <w:rFonts w:ascii="Consolas" w:eastAsia="Times New Roman" w:hAnsi="Consolas" w:cs="Times New Roman"/>
-          <w:color w:val="DCDCAA"/>
-          <w:kern w:val="0"/>
-          <w:sz w:val="17"/>
-          <w:szCs w:val="17"/>
-          <w14:ligatures w14:val="none"/>
-        </w:rPr>
-        <w:t>ylim</w:t>
-      </w:r>
-      <w:proofErr w:type="spellEnd"/>
-      <w:r>
-        <w:rPr>
-          <w:rFonts w:ascii="Consolas" w:eastAsia="Times New Roman" w:hAnsi="Consolas" w:cs="Times New Roman"/>
-          <w:color w:val="FFFFFF"/>
-          <w:kern w:val="0"/>
-          <w:sz w:val="17"/>
-          <w:szCs w:val="17"/>
-          <w14:ligatures w14:val="none"/>
-        </w:rPr>
-        <w:t>(</w:t>
-      </w:r>
+      <w:r>
+        <w:rPr>
+          <w:rFonts w:ascii="Consolas" w:eastAsia="Times New Roman" w:hAnsi="Consolas" w:cs="Times New Roman"/>
+          <w:color w:val="FFFFFF"/>
+          <w:kern w:val="0"/>
+          <w:sz w:val="17"/>
+          <w:szCs w:val="17"/>
+          <w14:ligatures w14:val="none"/>
+        </w:rPr>
+        <w:t xml:space="preserve">    </w:t>
+      </w:r>
+      <w:proofErr w:type="spellStart"/>
+      <w:r>
+        <w:rPr>
+          <w:rFonts w:ascii="Consolas" w:eastAsia="Times New Roman" w:hAnsi="Consolas" w:cs="Times New Roman"/>
+          <w:color w:val="9CDCFE"/>
+          <w:kern w:val="0"/>
+          <w:sz w:val="17"/>
+          <w:szCs w:val="17"/>
+          <w14:ligatures w14:val="none"/>
+        </w:rPr>
+        <w:t>nodelist</w:t>
+      </w:r>
+      <w:proofErr w:type="spellEnd"/>
       <w:r>
         <w:rPr>
           <w:rFonts w:ascii="Consolas" w:eastAsia="Times New Roman" w:hAnsi="Consolas" w:cs="Times New Roman"/>
@@ -25522,19 +23837,21 @@
           <w:szCs w:val="17"/>
           <w14:ligatures w14:val="none"/>
         </w:rPr>
-        <w:t>-</w:t>
-      </w:r>
-      <w:r>
-        <w:rPr>
-          <w:rFonts w:ascii="Consolas" w:eastAsia="Times New Roman" w:hAnsi="Consolas" w:cs="Times New Roman"/>
-          <w:color w:val="B5CEA8"/>
-          <w:kern w:val="0"/>
-          <w:sz w:val="17"/>
-          <w:szCs w:val="17"/>
-          <w14:ligatures w14:val="none"/>
-        </w:rPr>
-        <w:t>1.5</w:t>
-      </w:r>
+        <w:t>=</w:t>
+      </w:r>
+      <w:proofErr w:type="spellStart"/>
+      <w:r>
+        <w:rPr>
+          <w:rFonts w:ascii="Consolas" w:eastAsia="Times New Roman" w:hAnsi="Consolas" w:cs="Times New Roman"/>
+          <w:color w:val="9CDCFE"/>
+          <w:kern w:val="0"/>
+          <w:sz w:val="17"/>
+          <w:szCs w:val="17"/>
+          <w14:ligatures w14:val="none"/>
+        </w:rPr>
+        <w:t>special_nodes</w:t>
+      </w:r>
+      <w:proofErr w:type="spellEnd"/>
       <w:r>
         <w:rPr>
           <w:rFonts w:ascii="Consolas" w:eastAsia="Times New Roman" w:hAnsi="Consolas" w:cs="Times New Roman"/>
@@ -25545,28 +23862,6 @@
           <w14:ligatures w14:val="none"/>
         </w:rPr>
         <w:t xml:space="preserve">, </w:t>
-      </w:r>
-      <w:r>
-        <w:rPr>
-          <w:rFonts w:ascii="Consolas" w:eastAsia="Times New Roman" w:hAnsi="Consolas" w:cs="Times New Roman"/>
-          <w:color w:val="B5CEA8"/>
-          <w:kern w:val="0"/>
-          <w:sz w:val="17"/>
-          <w:szCs w:val="17"/>
-          <w14:ligatures w14:val="none"/>
-        </w:rPr>
-        <w:t>8.5</w:t>
-      </w:r>
-      <w:r>
-        <w:rPr>
-          <w:rFonts w:ascii="Consolas" w:eastAsia="Times New Roman" w:hAnsi="Consolas" w:cs="Times New Roman"/>
-          <w:color w:val="FFFFFF"/>
-          <w:kern w:val="0"/>
-          <w:sz w:val="17"/>
-          <w:szCs w:val="17"/>
-          <w14:ligatures w14:val="none"/>
-        </w:rPr>
-        <w:t>)</w:t>
       </w:r>
     </w:p>
     <w:p>
@@ -25582,51 +23877,40 @@
           <w14:ligatures w14:val="none"/>
         </w:rPr>
       </w:pPr>
-      <w:proofErr w:type="spellStart"/>
-      <w:r>
-        <w:rPr>
-          <w:rFonts w:ascii="Consolas" w:eastAsia="Times New Roman" w:hAnsi="Consolas" w:cs="Times New Roman"/>
-          <w:color w:val="4EC9B0"/>
-          <w:kern w:val="0"/>
-          <w:sz w:val="17"/>
-          <w:szCs w:val="17"/>
-          <w14:ligatures w14:val="none"/>
-        </w:rPr>
-        <w:t>plt</w:t>
-      </w:r>
-      <w:r>
-        <w:rPr>
-          <w:rFonts w:ascii="Consolas" w:eastAsia="Times New Roman" w:hAnsi="Consolas" w:cs="Times New Roman"/>
-          <w:color w:val="FFFFFF"/>
-          <w:kern w:val="0"/>
-          <w:sz w:val="17"/>
-          <w:szCs w:val="17"/>
-          <w14:ligatures w14:val="none"/>
-        </w:rPr>
-        <w:t>.</w:t>
-      </w:r>
-      <w:r>
-        <w:rPr>
-          <w:rFonts w:ascii="Consolas" w:eastAsia="Times New Roman" w:hAnsi="Consolas" w:cs="Times New Roman"/>
-          <w:color w:val="DCDCAA"/>
-          <w:kern w:val="0"/>
-          <w:sz w:val="17"/>
-          <w:szCs w:val="17"/>
-          <w14:ligatures w14:val="none"/>
-        </w:rPr>
-        <w:t>axis</w:t>
-      </w:r>
-      <w:proofErr w:type="spellEnd"/>
-      <w:r>
-        <w:rPr>
-          <w:rFonts w:ascii="Consolas" w:eastAsia="Times New Roman" w:hAnsi="Consolas" w:cs="Times New Roman"/>
-          <w:color w:val="FFFFFF"/>
-          <w:kern w:val="0"/>
-          <w:sz w:val="17"/>
-          <w:szCs w:val="17"/>
-          <w14:ligatures w14:val="none"/>
-        </w:rPr>
-        <w:t>(</w:t>
+      <w:r>
+        <w:rPr>
+          <w:rFonts w:ascii="Consolas" w:eastAsia="Times New Roman" w:hAnsi="Consolas" w:cs="Times New Roman"/>
+          <w:color w:val="FFFFFF"/>
+          <w:kern w:val="0"/>
+          <w:sz w:val="17"/>
+          <w:szCs w:val="17"/>
+          <w14:ligatures w14:val="none"/>
+        </w:rPr>
+        <w:t xml:space="preserve">    </w:t>
+      </w:r>
+      <w:proofErr w:type="spellStart"/>
+      <w:r>
+        <w:rPr>
+          <w:rFonts w:ascii="Consolas" w:eastAsia="Times New Roman" w:hAnsi="Consolas" w:cs="Times New Roman"/>
+          <w:color w:val="9CDCFE"/>
+          <w:kern w:val="0"/>
+          <w:sz w:val="17"/>
+          <w:szCs w:val="17"/>
+          <w14:ligatures w14:val="none"/>
+        </w:rPr>
+        <w:t>node_color</w:t>
+      </w:r>
+      <w:proofErr w:type="spellEnd"/>
+      <w:r>
+        <w:rPr>
+          <w:rFonts w:ascii="Consolas" w:eastAsia="Times New Roman" w:hAnsi="Consolas" w:cs="Times New Roman"/>
+          <w:color w:val="D4D4D4"/>
+          <w:kern w:val="0"/>
+          <w:sz w:val="17"/>
+          <w:szCs w:val="17"/>
+          <w14:ligatures w14:val="none"/>
+        </w:rPr>
+        <w:t>=</w:t>
       </w:r>
       <w:r>
         <w:rPr>
@@ -25649,7 +23933,7 @@
           <w:szCs w:val="17"/>
           <w14:ligatures w14:val="none"/>
         </w:rPr>
-        <w:t>off</w:t>
+        <w:t>gold</w:t>
       </w:r>
       <w:proofErr w:type="spellEnd"/>
       <w:r>
@@ -25672,7 +23956,7 @@
           <w:szCs w:val="17"/>
           <w14:ligatures w14:val="none"/>
         </w:rPr>
-        <w:t>)</w:t>
+        <w:t>,</w:t>
       </w:r>
     </w:p>
     <w:p>
@@ -25688,51 +23972,62 @@
           <w14:ligatures w14:val="none"/>
         </w:rPr>
       </w:pPr>
-      <w:proofErr w:type="spellStart"/>
-      <w:r>
-        <w:rPr>
-          <w:rFonts w:ascii="Consolas" w:eastAsia="Times New Roman" w:hAnsi="Consolas" w:cs="Times New Roman"/>
-          <w:color w:val="4EC9B0"/>
-          <w:kern w:val="0"/>
-          <w:sz w:val="17"/>
-          <w:szCs w:val="17"/>
-          <w14:ligatures w14:val="none"/>
-        </w:rPr>
-        <w:t>plt</w:t>
-      </w:r>
-      <w:r>
-        <w:rPr>
-          <w:rFonts w:ascii="Consolas" w:eastAsia="Times New Roman" w:hAnsi="Consolas" w:cs="Times New Roman"/>
-          <w:color w:val="FFFFFF"/>
-          <w:kern w:val="0"/>
-          <w:sz w:val="17"/>
-          <w:szCs w:val="17"/>
-          <w14:ligatures w14:val="none"/>
-        </w:rPr>
-        <w:t>.</w:t>
-      </w:r>
-      <w:r>
-        <w:rPr>
-          <w:rFonts w:ascii="Consolas" w:eastAsia="Times New Roman" w:hAnsi="Consolas" w:cs="Times New Roman"/>
-          <w:color w:val="DCDCAA"/>
-          <w:kern w:val="0"/>
-          <w:sz w:val="17"/>
-          <w:szCs w:val="17"/>
-          <w14:ligatures w14:val="none"/>
-        </w:rPr>
-        <w:t>tight_layout</w:t>
-      </w:r>
-      <w:proofErr w:type="spellEnd"/>
-      <w:r>
-        <w:rPr>
-          <w:rFonts w:ascii="Consolas" w:eastAsia="Times New Roman" w:hAnsi="Consolas" w:cs="Times New Roman"/>
-          <w:color w:val="FFFFFF"/>
-          <w:kern w:val="0"/>
-          <w:sz w:val="17"/>
-          <w:szCs w:val="17"/>
-          <w14:ligatures w14:val="none"/>
-        </w:rPr>
-        <w:t>()</w:t>
+      <w:r>
+        <w:rPr>
+          <w:rFonts w:ascii="Consolas" w:eastAsia="Times New Roman" w:hAnsi="Consolas" w:cs="Times New Roman"/>
+          <w:color w:val="FFFFFF"/>
+          <w:kern w:val="0"/>
+          <w:sz w:val="17"/>
+          <w:szCs w:val="17"/>
+          <w14:ligatures w14:val="none"/>
+        </w:rPr>
+        <w:t xml:space="preserve">    </w:t>
+      </w:r>
+      <w:proofErr w:type="spellStart"/>
+      <w:r>
+        <w:rPr>
+          <w:rFonts w:ascii="Consolas" w:eastAsia="Times New Roman" w:hAnsi="Consolas" w:cs="Times New Roman"/>
+          <w:color w:val="9CDCFE"/>
+          <w:kern w:val="0"/>
+          <w:sz w:val="17"/>
+          <w:szCs w:val="17"/>
+          <w14:ligatures w14:val="none"/>
+        </w:rPr>
+        <w:t>node_size</w:t>
+      </w:r>
+      <w:proofErr w:type="spellEnd"/>
+      <w:r>
+        <w:rPr>
+          <w:rFonts w:ascii="Consolas" w:eastAsia="Times New Roman" w:hAnsi="Consolas" w:cs="Times New Roman"/>
+          <w:color w:val="D4D4D4"/>
+          <w:kern w:val="0"/>
+          <w:sz w:val="17"/>
+          <w:szCs w:val="17"/>
+          <w14:ligatures w14:val="none"/>
+        </w:rPr>
+        <w:t>=</w:t>
+      </w:r>
+      <w:r>
+        <w:rPr>
+          <w:rFonts w:ascii="Consolas" w:eastAsia="Times New Roman" w:hAnsi="Consolas" w:cs="Times New Roman"/>
+          <w:color w:val="B5CEA8"/>
+          <w:kern w:val="0"/>
+          <w:sz w:val="17"/>
+          <w:szCs w:val="17"/>
+          <w14:ligatures w14:val="none"/>
+        </w:rPr>
+        <w:t>900</w:t>
+      </w:r>
+      <w:r>
+        <w:rPr>
+          <w:rFonts w:ascii="Consolas" w:eastAsia="Times New Roman" w:hAnsi="Consolas" w:cs="Times New Roman"/>
+          <w:color w:val="FFFFFF"/>
+          <w:kern w:val="0"/>
+          <w:sz w:val="17"/>
+          <w:szCs w:val="17"/>
+          <w14:ligatures w14:val="none"/>
+        </w:rPr>
+        <w:t>,</w:t>
       </w:r>
     </w:p>
     <w:p>
@@ -25748,6 +24043,3076 @@
           <w14:ligatures w14:val="none"/>
         </w:rPr>
       </w:pPr>
+      <w:r>
+        <w:rPr>
+          <w:rFonts w:ascii="Consolas" w:eastAsia="Times New Roman" w:hAnsi="Consolas" w:cs="Times New Roman"/>
+          <w:color w:val="FFFFFF"/>
+          <w:kern w:val="0"/>
+          <w:sz w:val="17"/>
+          <w:szCs w:val="17"/>
+          <w14:ligatures w14:val="none"/>
+        </w:rPr>
+        <w:t xml:space="preserve">    </w:t>
+      </w:r>
+      <w:proofErr w:type="spellStart"/>
+      <w:r>
+        <w:rPr>
+          <w:rFonts w:ascii="Consolas" w:eastAsia="Times New Roman" w:hAnsi="Consolas" w:cs="Times New Roman"/>
+          <w:color w:val="9CDCFE"/>
+          <w:kern w:val="0"/>
+          <w:sz w:val="17"/>
+          <w:szCs w:val="17"/>
+          <w14:ligatures w14:val="none"/>
+        </w:rPr>
+        <w:t>edgecolors</w:t>
+      </w:r>
+      <w:proofErr w:type="spellEnd"/>
+      <w:r>
+        <w:rPr>
+          <w:rFonts w:ascii="Consolas" w:eastAsia="Times New Roman" w:hAnsi="Consolas" w:cs="Times New Roman"/>
+          <w:color w:val="D4D4D4"/>
+          <w:kern w:val="0"/>
+          <w:sz w:val="17"/>
+          <w:szCs w:val="17"/>
+          <w14:ligatures w14:val="none"/>
+        </w:rPr>
+        <w:t>=</w:t>
+      </w:r>
+      <w:r>
+        <w:rPr>
+          <w:rFonts w:ascii="Consolas" w:eastAsia="Times New Roman" w:hAnsi="Consolas" w:cs="Times New Roman"/>
+          <w:color w:val="CE9178"/>
+          <w:kern w:val="0"/>
+          <w:sz w:val="17"/>
+          <w:szCs w:val="17"/>
+          <w14:ligatures w14:val="none"/>
+        </w:rPr>
+        <w:t>'</w:t>
+      </w:r>
+      <w:proofErr w:type="spellStart"/>
+      <w:r>
+        <w:rPr>
+          <w:rFonts w:ascii="Consolas" w:eastAsia="Times New Roman" w:hAnsi="Consolas" w:cs="Times New Roman"/>
+          <w:color w:val="CE9178"/>
+          <w:kern w:val="0"/>
+          <w:sz w:val="17"/>
+          <w:szCs w:val="17"/>
+          <w14:ligatures w14:val="none"/>
+        </w:rPr>
+        <w:t>black</w:t>
+      </w:r>
+      <w:proofErr w:type="spellEnd"/>
+      <w:r>
+        <w:rPr>
+          <w:rFonts w:ascii="Consolas" w:eastAsia="Times New Roman" w:hAnsi="Consolas" w:cs="Times New Roman"/>
+          <w:color w:val="CE9178"/>
+          <w:kern w:val="0"/>
+          <w:sz w:val="17"/>
+          <w:szCs w:val="17"/>
+          <w14:ligatures w14:val="none"/>
+        </w:rPr>
+        <w:t>'</w:t>
+      </w:r>
+      <w:r>
+        <w:rPr>
+          <w:rFonts w:ascii="Consolas" w:eastAsia="Times New Roman" w:hAnsi="Consolas" w:cs="Times New Roman"/>
+          <w:color w:val="FFFFFF"/>
+          <w:kern w:val="0"/>
+          <w:sz w:val="17"/>
+          <w:szCs w:val="17"/>
+          <w14:ligatures w14:val="none"/>
+        </w:rPr>
+        <w:t>,</w:t>
+      </w:r>
+    </w:p>
+    <w:p>
+      <w:pPr>
+        <w:shd w:val="clear" w:color="auto" w:fill="000000"/>
+        <w:spacing w:after="0" w:line="225" w:lineRule="atLeast"/>
+        <w:rPr>
+          <w:rFonts w:ascii="Consolas" w:eastAsia="Times New Roman" w:hAnsi="Consolas" w:cs="Times New Roman"/>
+          <w:color w:val="FFFFFF"/>
+          <w:kern w:val="0"/>
+          <w:sz w:val="17"/>
+          <w:szCs w:val="17"/>
+          <w14:ligatures w14:val="none"/>
+        </w:rPr>
+      </w:pPr>
+      <w:r>
+        <w:rPr>
+          <w:rFonts w:ascii="Consolas" w:eastAsia="Times New Roman" w:hAnsi="Consolas" w:cs="Times New Roman"/>
+          <w:color w:val="FFFFFF"/>
+          <w:kern w:val="0"/>
+          <w:sz w:val="17"/>
+          <w:szCs w:val="17"/>
+          <w14:ligatures w14:val="none"/>
+        </w:rPr>
+        <w:t xml:space="preserve">    </w:t>
+      </w:r>
+      <w:proofErr w:type="spellStart"/>
+      <w:r>
+        <w:rPr>
+          <w:rFonts w:ascii="Consolas" w:eastAsia="Times New Roman" w:hAnsi="Consolas" w:cs="Times New Roman"/>
+          <w:color w:val="9CDCFE"/>
+          <w:kern w:val="0"/>
+          <w:sz w:val="17"/>
+          <w:szCs w:val="17"/>
+          <w14:ligatures w14:val="none"/>
+        </w:rPr>
+        <w:t>linewidths</w:t>
+      </w:r>
+      <w:proofErr w:type="spellEnd"/>
+      <w:r>
+        <w:rPr>
+          <w:rFonts w:ascii="Consolas" w:eastAsia="Times New Roman" w:hAnsi="Consolas" w:cs="Times New Roman"/>
+          <w:color w:val="D4D4D4"/>
+          <w:kern w:val="0"/>
+          <w:sz w:val="17"/>
+          <w:szCs w:val="17"/>
+          <w14:ligatures w14:val="none"/>
+        </w:rPr>
+        <w:t>=</w:t>
+      </w:r>
+      <w:r>
+        <w:rPr>
+          <w:rFonts w:ascii="Consolas" w:eastAsia="Times New Roman" w:hAnsi="Consolas" w:cs="Times New Roman"/>
+          <w:color w:val="B5CEA8"/>
+          <w:kern w:val="0"/>
+          <w:sz w:val="17"/>
+          <w:szCs w:val="17"/>
+          <w14:ligatures w14:val="none"/>
+        </w:rPr>
+        <w:t>2</w:t>
+      </w:r>
+      <w:r>
+        <w:rPr>
+          <w:rFonts w:ascii="Consolas" w:eastAsia="Times New Roman" w:hAnsi="Consolas" w:cs="Times New Roman"/>
+          <w:color w:val="FFFFFF"/>
+          <w:kern w:val="0"/>
+          <w:sz w:val="17"/>
+          <w:szCs w:val="17"/>
+          <w14:ligatures w14:val="none"/>
+        </w:rPr>
+        <w:t>,</w:t>
+      </w:r>
+    </w:p>
+    <w:p>
+      <w:pPr>
+        <w:shd w:val="clear" w:color="auto" w:fill="000000"/>
+        <w:spacing w:after="0" w:line="225" w:lineRule="atLeast"/>
+        <w:rPr>
+          <w:rFonts w:ascii="Consolas" w:eastAsia="Times New Roman" w:hAnsi="Consolas" w:cs="Times New Roman"/>
+          <w:color w:val="FFFFFF"/>
+          <w:kern w:val="0"/>
+          <w:sz w:val="17"/>
+          <w:szCs w:val="17"/>
+          <w14:ligatures w14:val="none"/>
+        </w:rPr>
+      </w:pPr>
+      <w:r>
+        <w:rPr>
+          <w:rFonts w:ascii="Consolas" w:eastAsia="Times New Roman" w:hAnsi="Consolas" w:cs="Times New Roman"/>
+          <w:color w:val="FFFFFF"/>
+          <w:kern w:val="0"/>
+          <w:sz w:val="17"/>
+          <w:szCs w:val="17"/>
+          <w14:ligatures w14:val="none"/>
+        </w:rPr>
+        <w:t xml:space="preserve">    </w:t>
+      </w:r>
+      <w:proofErr w:type="spellStart"/>
+      <w:r>
+        <w:rPr>
+          <w:rFonts w:ascii="Consolas" w:eastAsia="Times New Roman" w:hAnsi="Consolas" w:cs="Times New Roman"/>
+          <w:color w:val="9CDCFE"/>
+          <w:kern w:val="0"/>
+          <w:sz w:val="17"/>
+          <w:szCs w:val="17"/>
+          <w14:ligatures w14:val="none"/>
+        </w:rPr>
+        <w:t>node_shape</w:t>
+      </w:r>
+      <w:proofErr w:type="spellEnd"/>
+      <w:r>
+        <w:rPr>
+          <w:rFonts w:ascii="Consolas" w:eastAsia="Times New Roman" w:hAnsi="Consolas" w:cs="Times New Roman"/>
+          <w:color w:val="D4D4D4"/>
+          <w:kern w:val="0"/>
+          <w:sz w:val="17"/>
+          <w:szCs w:val="17"/>
+          <w14:ligatures w14:val="none"/>
+        </w:rPr>
+        <w:t>=</w:t>
+      </w:r>
+      <w:r>
+        <w:rPr>
+          <w:rFonts w:ascii="Consolas" w:eastAsia="Times New Roman" w:hAnsi="Consolas" w:cs="Times New Roman"/>
+          <w:color w:val="CE9178"/>
+          <w:kern w:val="0"/>
+          <w:sz w:val="17"/>
+          <w:szCs w:val="17"/>
+          <w14:ligatures w14:val="none"/>
+        </w:rPr>
+        <w:t>'o'</w:t>
+      </w:r>
+    </w:p>
+    <w:p>
+      <w:pPr>
+        <w:shd w:val="clear" w:color="auto" w:fill="000000"/>
+        <w:spacing w:after="0" w:line="225" w:lineRule="atLeast"/>
+        <w:rPr>
+          <w:rFonts w:ascii="Consolas" w:eastAsia="Times New Roman" w:hAnsi="Consolas" w:cs="Times New Roman"/>
+          <w:color w:val="FFFFFF"/>
+          <w:kern w:val="0"/>
+          <w:sz w:val="17"/>
+          <w:szCs w:val="17"/>
+          <w14:ligatures w14:val="none"/>
+        </w:rPr>
+      </w:pPr>
+      <w:r>
+        <w:rPr>
+          <w:rFonts w:ascii="Consolas" w:eastAsia="Times New Roman" w:hAnsi="Consolas" w:cs="Times New Roman"/>
+          <w:color w:val="FFFFFF"/>
+          <w:kern w:val="0"/>
+          <w:sz w:val="17"/>
+          <w:szCs w:val="17"/>
+          <w14:ligatures w14:val="none"/>
+        </w:rPr>
+        <w:t>    )</w:t>
+      </w:r>
+    </w:p>
+    <w:p>
+      <w:pPr>
+        <w:shd w:val="clear" w:color="auto" w:fill="000000"/>
+        <w:spacing w:after="0" w:line="225" w:lineRule="atLeast"/>
+        <w:rPr>
+          <w:rFonts w:ascii="Consolas" w:eastAsia="Times New Roman" w:hAnsi="Consolas" w:cs="Times New Roman"/>
+          <w:color w:val="FFFFFF"/>
+          <w:kern w:val="0"/>
+          <w:sz w:val="17"/>
+          <w:szCs w:val="17"/>
+          <w14:ligatures w14:val="none"/>
+        </w:rPr>
+      </w:pPr>
+      <w:proofErr w:type="spellStart"/>
+      <w:r>
+        <w:rPr>
+          <w:rFonts w:ascii="Consolas" w:eastAsia="Times New Roman" w:hAnsi="Consolas" w:cs="Times New Roman"/>
+          <w:color w:val="4EC9B0"/>
+          <w:kern w:val="0"/>
+          <w:sz w:val="17"/>
+          <w:szCs w:val="17"/>
+          <w14:ligatures w14:val="none"/>
+        </w:rPr>
+        <w:t>nx</w:t>
+      </w:r>
+      <w:r>
+        <w:rPr>
+          <w:rFonts w:ascii="Consolas" w:eastAsia="Times New Roman" w:hAnsi="Consolas" w:cs="Times New Roman"/>
+          <w:color w:val="FFFFFF"/>
+          <w:kern w:val="0"/>
+          <w:sz w:val="17"/>
+          <w:szCs w:val="17"/>
+          <w14:ligatures w14:val="none"/>
+        </w:rPr>
+        <w:t>.</w:t>
+      </w:r>
+      <w:r>
+        <w:rPr>
+          <w:rFonts w:ascii="Consolas" w:eastAsia="Times New Roman" w:hAnsi="Consolas" w:cs="Times New Roman"/>
+          <w:color w:val="DCDCAA"/>
+          <w:kern w:val="0"/>
+          <w:sz w:val="17"/>
+          <w:szCs w:val="17"/>
+          <w14:ligatures w14:val="none"/>
+        </w:rPr>
+        <w:t>draw_networkx_edges</w:t>
+      </w:r>
+      <w:proofErr w:type="spellEnd"/>
+      <w:r>
+        <w:rPr>
+          <w:rFonts w:ascii="Consolas" w:eastAsia="Times New Roman" w:hAnsi="Consolas" w:cs="Times New Roman"/>
+          <w:color w:val="FFFFFF"/>
+          <w:kern w:val="0"/>
+          <w:sz w:val="17"/>
+          <w:szCs w:val="17"/>
+          <w14:ligatures w14:val="none"/>
+        </w:rPr>
+        <w:t>(</w:t>
+      </w:r>
+      <w:r>
+        <w:rPr>
+          <w:rFonts w:ascii="Consolas" w:eastAsia="Times New Roman" w:hAnsi="Consolas" w:cs="Times New Roman"/>
+          <w:color w:val="9CDCFE"/>
+          <w:kern w:val="0"/>
+          <w:sz w:val="17"/>
+          <w:szCs w:val="17"/>
+          <w14:ligatures w14:val="none"/>
+        </w:rPr>
+        <w:t>G2</w:t>
+      </w:r>
+      <w:r>
+        <w:rPr>
+          <w:rFonts w:ascii="Consolas" w:eastAsia="Times New Roman" w:hAnsi="Consolas" w:cs="Times New Roman"/>
+          <w:color w:val="FFFFFF"/>
+          <w:kern w:val="0"/>
+          <w:sz w:val="17"/>
+          <w:szCs w:val="17"/>
+          <w14:ligatures w14:val="none"/>
+        </w:rPr>
+        <w:t xml:space="preserve">, </w:t>
+      </w:r>
+      <w:r>
+        <w:rPr>
+          <w:rFonts w:ascii="Consolas" w:eastAsia="Times New Roman" w:hAnsi="Consolas" w:cs="Times New Roman"/>
+          <w:color w:val="9CDCFE"/>
+          <w:kern w:val="0"/>
+          <w:sz w:val="17"/>
+          <w:szCs w:val="17"/>
+          <w14:ligatures w14:val="none"/>
+        </w:rPr>
+        <w:t>pos_t2</w:t>
+      </w:r>
+      <w:r>
+        <w:rPr>
+          <w:rFonts w:ascii="Consolas" w:eastAsia="Times New Roman" w:hAnsi="Consolas" w:cs="Times New Roman"/>
+          <w:color w:val="FFFFFF"/>
+          <w:kern w:val="0"/>
+          <w:sz w:val="17"/>
+          <w:szCs w:val="17"/>
+          <w14:ligatures w14:val="none"/>
+        </w:rPr>
+        <w:t xml:space="preserve">, </w:t>
+      </w:r>
+      <w:proofErr w:type="spellStart"/>
+      <w:r>
+        <w:rPr>
+          <w:rFonts w:ascii="Consolas" w:eastAsia="Times New Roman" w:hAnsi="Consolas" w:cs="Times New Roman"/>
+          <w:color w:val="9CDCFE"/>
+          <w:kern w:val="0"/>
+          <w:sz w:val="17"/>
+          <w:szCs w:val="17"/>
+          <w14:ligatures w14:val="none"/>
+        </w:rPr>
+        <w:t>edge_color</w:t>
+      </w:r>
+      <w:proofErr w:type="spellEnd"/>
+      <w:r>
+        <w:rPr>
+          <w:rFonts w:ascii="Consolas" w:eastAsia="Times New Roman" w:hAnsi="Consolas" w:cs="Times New Roman"/>
+          <w:color w:val="D4D4D4"/>
+          <w:kern w:val="0"/>
+          <w:sz w:val="17"/>
+          <w:szCs w:val="17"/>
+          <w14:ligatures w14:val="none"/>
+        </w:rPr>
+        <w:t>=</w:t>
+      </w:r>
+      <w:r>
+        <w:rPr>
+          <w:rFonts w:ascii="Consolas" w:eastAsia="Times New Roman" w:hAnsi="Consolas" w:cs="Times New Roman"/>
+          <w:color w:val="9CDCFE"/>
+          <w:kern w:val="0"/>
+          <w:sz w:val="17"/>
+          <w:szCs w:val="17"/>
+          <w14:ligatures w14:val="none"/>
+        </w:rPr>
+        <w:t>colors2</w:t>
+      </w:r>
+      <w:r>
+        <w:rPr>
+          <w:rFonts w:ascii="Consolas" w:eastAsia="Times New Roman" w:hAnsi="Consolas" w:cs="Times New Roman"/>
+          <w:color w:val="FFFFFF"/>
+          <w:kern w:val="0"/>
+          <w:sz w:val="17"/>
+          <w:szCs w:val="17"/>
+          <w14:ligatures w14:val="none"/>
+        </w:rPr>
+        <w:t xml:space="preserve">, </w:t>
+      </w:r>
+      <w:proofErr w:type="spellStart"/>
+      <w:r>
+        <w:rPr>
+          <w:rFonts w:ascii="Consolas" w:eastAsia="Times New Roman" w:hAnsi="Consolas" w:cs="Times New Roman"/>
+          <w:color w:val="9CDCFE"/>
+          <w:kern w:val="0"/>
+          <w:sz w:val="17"/>
+          <w:szCs w:val="17"/>
+          <w14:ligatures w14:val="none"/>
+        </w:rPr>
+        <w:t>width</w:t>
+      </w:r>
+      <w:proofErr w:type="spellEnd"/>
+      <w:r>
+        <w:rPr>
+          <w:rFonts w:ascii="Consolas" w:eastAsia="Times New Roman" w:hAnsi="Consolas" w:cs="Times New Roman"/>
+          <w:color w:val="D4D4D4"/>
+          <w:kern w:val="0"/>
+          <w:sz w:val="17"/>
+          <w:szCs w:val="17"/>
+          <w14:ligatures w14:val="none"/>
+        </w:rPr>
+        <w:t>=</w:t>
+      </w:r>
+      <w:r>
+        <w:rPr>
+          <w:rFonts w:ascii="Consolas" w:eastAsia="Times New Roman" w:hAnsi="Consolas" w:cs="Times New Roman"/>
+          <w:color w:val="B5CEA8"/>
+          <w:kern w:val="0"/>
+          <w:sz w:val="17"/>
+          <w:szCs w:val="17"/>
+          <w14:ligatures w14:val="none"/>
+        </w:rPr>
+        <w:t>4</w:t>
+      </w:r>
+      <w:r>
+        <w:rPr>
+          <w:rFonts w:ascii="Consolas" w:eastAsia="Times New Roman" w:hAnsi="Consolas" w:cs="Times New Roman"/>
+          <w:color w:val="FFFFFF"/>
+          <w:kern w:val="0"/>
+          <w:sz w:val="17"/>
+          <w:szCs w:val="17"/>
+          <w14:ligatures w14:val="none"/>
+        </w:rPr>
+        <w:t>)</w:t>
+      </w:r>
+    </w:p>
+    <w:p>
+      <w:pPr>
+        <w:shd w:val="clear" w:color="auto" w:fill="000000"/>
+        <w:spacing w:after="0" w:line="225" w:lineRule="atLeast"/>
+        <w:rPr>
+          <w:rFonts w:ascii="Consolas" w:eastAsia="Times New Roman" w:hAnsi="Consolas" w:cs="Times New Roman"/>
+          <w:color w:val="FFFFFF"/>
+          <w:kern w:val="0"/>
+          <w:sz w:val="17"/>
+          <w:szCs w:val="17"/>
+          <w14:ligatures w14:val="none"/>
+        </w:rPr>
+      </w:pPr>
+      <w:proofErr w:type="spellStart"/>
+      <w:r>
+        <w:rPr>
+          <w:rFonts w:ascii="Consolas" w:eastAsia="Times New Roman" w:hAnsi="Consolas" w:cs="Times New Roman"/>
+          <w:color w:val="4EC9B0"/>
+          <w:kern w:val="0"/>
+          <w:sz w:val="17"/>
+          <w:szCs w:val="17"/>
+          <w14:ligatures w14:val="none"/>
+        </w:rPr>
+        <w:t>nx</w:t>
+      </w:r>
+      <w:r>
+        <w:rPr>
+          <w:rFonts w:ascii="Consolas" w:eastAsia="Times New Roman" w:hAnsi="Consolas" w:cs="Times New Roman"/>
+          <w:color w:val="FFFFFF"/>
+          <w:kern w:val="0"/>
+          <w:sz w:val="17"/>
+          <w:szCs w:val="17"/>
+          <w14:ligatures w14:val="none"/>
+        </w:rPr>
+        <w:t>.</w:t>
+      </w:r>
+      <w:r>
+        <w:rPr>
+          <w:rFonts w:ascii="Consolas" w:eastAsia="Times New Roman" w:hAnsi="Consolas" w:cs="Times New Roman"/>
+          <w:color w:val="DCDCAA"/>
+          <w:kern w:val="0"/>
+          <w:sz w:val="17"/>
+          <w:szCs w:val="17"/>
+          <w14:ligatures w14:val="none"/>
+        </w:rPr>
+        <w:t>draw_networkx_labels</w:t>
+      </w:r>
+      <w:proofErr w:type="spellEnd"/>
+      <w:r>
+        <w:rPr>
+          <w:rFonts w:ascii="Consolas" w:eastAsia="Times New Roman" w:hAnsi="Consolas" w:cs="Times New Roman"/>
+          <w:color w:val="FFFFFF"/>
+          <w:kern w:val="0"/>
+          <w:sz w:val="17"/>
+          <w:szCs w:val="17"/>
+          <w14:ligatures w14:val="none"/>
+        </w:rPr>
+        <w:t>(</w:t>
+      </w:r>
+      <w:r>
+        <w:rPr>
+          <w:rFonts w:ascii="Consolas" w:eastAsia="Times New Roman" w:hAnsi="Consolas" w:cs="Times New Roman"/>
+          <w:color w:val="9CDCFE"/>
+          <w:kern w:val="0"/>
+          <w:sz w:val="17"/>
+          <w:szCs w:val="17"/>
+          <w14:ligatures w14:val="none"/>
+        </w:rPr>
+        <w:t>G2</w:t>
+      </w:r>
+      <w:r>
+        <w:rPr>
+          <w:rFonts w:ascii="Consolas" w:eastAsia="Times New Roman" w:hAnsi="Consolas" w:cs="Times New Roman"/>
+          <w:color w:val="FFFFFF"/>
+          <w:kern w:val="0"/>
+          <w:sz w:val="17"/>
+          <w:szCs w:val="17"/>
+          <w14:ligatures w14:val="none"/>
+        </w:rPr>
+        <w:t xml:space="preserve">, </w:t>
+      </w:r>
+      <w:r>
+        <w:rPr>
+          <w:rFonts w:ascii="Consolas" w:eastAsia="Times New Roman" w:hAnsi="Consolas" w:cs="Times New Roman"/>
+          <w:color w:val="9CDCFE"/>
+          <w:kern w:val="0"/>
+          <w:sz w:val="17"/>
+          <w:szCs w:val="17"/>
+          <w14:ligatures w14:val="none"/>
+        </w:rPr>
+        <w:t>label_offsets_t2</w:t>
+      </w:r>
+      <w:r>
+        <w:rPr>
+          <w:rFonts w:ascii="Consolas" w:eastAsia="Times New Roman" w:hAnsi="Consolas" w:cs="Times New Roman"/>
+          <w:color w:val="FFFFFF"/>
+          <w:kern w:val="0"/>
+          <w:sz w:val="17"/>
+          <w:szCs w:val="17"/>
+          <w14:ligatures w14:val="none"/>
+        </w:rPr>
+        <w:t xml:space="preserve">, </w:t>
+      </w:r>
+      <w:proofErr w:type="spellStart"/>
+      <w:r>
+        <w:rPr>
+          <w:rFonts w:ascii="Consolas" w:eastAsia="Times New Roman" w:hAnsi="Consolas" w:cs="Times New Roman"/>
+          <w:color w:val="9CDCFE"/>
+          <w:kern w:val="0"/>
+          <w:sz w:val="17"/>
+          <w:szCs w:val="17"/>
+          <w14:ligatures w14:val="none"/>
+        </w:rPr>
+        <w:t>font_size</w:t>
+      </w:r>
+      <w:proofErr w:type="spellEnd"/>
+      <w:r>
+        <w:rPr>
+          <w:rFonts w:ascii="Consolas" w:eastAsia="Times New Roman" w:hAnsi="Consolas" w:cs="Times New Roman"/>
+          <w:color w:val="D4D4D4"/>
+          <w:kern w:val="0"/>
+          <w:sz w:val="17"/>
+          <w:szCs w:val="17"/>
+          <w14:ligatures w14:val="none"/>
+        </w:rPr>
+        <w:t>=</w:t>
+      </w:r>
+      <w:r>
+        <w:rPr>
+          <w:rFonts w:ascii="Consolas" w:eastAsia="Times New Roman" w:hAnsi="Consolas" w:cs="Times New Roman"/>
+          <w:color w:val="B5CEA8"/>
+          <w:kern w:val="0"/>
+          <w:sz w:val="17"/>
+          <w:szCs w:val="17"/>
+          <w14:ligatures w14:val="none"/>
+        </w:rPr>
+        <w:t>10.5</w:t>
+      </w:r>
+      <w:r>
+        <w:rPr>
+          <w:rFonts w:ascii="Consolas" w:eastAsia="Times New Roman" w:hAnsi="Consolas" w:cs="Times New Roman"/>
+          <w:color w:val="FFFFFF"/>
+          <w:kern w:val="0"/>
+          <w:sz w:val="17"/>
+          <w:szCs w:val="17"/>
+          <w14:ligatures w14:val="none"/>
+        </w:rPr>
+        <w:t xml:space="preserve">, </w:t>
+      </w:r>
+      <w:proofErr w:type="spellStart"/>
+      <w:r>
+        <w:rPr>
+          <w:rFonts w:ascii="Consolas" w:eastAsia="Times New Roman" w:hAnsi="Consolas" w:cs="Times New Roman"/>
+          <w:color w:val="9CDCFE"/>
+          <w:kern w:val="0"/>
+          <w:sz w:val="17"/>
+          <w:szCs w:val="17"/>
+          <w14:ligatures w14:val="none"/>
+        </w:rPr>
+        <w:t>font_weight</w:t>
+      </w:r>
+      <w:proofErr w:type="spellEnd"/>
+      <w:r>
+        <w:rPr>
+          <w:rFonts w:ascii="Consolas" w:eastAsia="Times New Roman" w:hAnsi="Consolas" w:cs="Times New Roman"/>
+          <w:color w:val="D4D4D4"/>
+          <w:kern w:val="0"/>
+          <w:sz w:val="17"/>
+          <w:szCs w:val="17"/>
+          <w14:ligatures w14:val="none"/>
+        </w:rPr>
+        <w:t>=</w:t>
+      </w:r>
+      <w:r>
+        <w:rPr>
+          <w:rFonts w:ascii="Consolas" w:eastAsia="Times New Roman" w:hAnsi="Consolas" w:cs="Times New Roman"/>
+          <w:color w:val="CE9178"/>
+          <w:kern w:val="0"/>
+          <w:sz w:val="17"/>
+          <w:szCs w:val="17"/>
+          <w14:ligatures w14:val="none"/>
+        </w:rPr>
+        <w:t>'</w:t>
+      </w:r>
+      <w:proofErr w:type="spellStart"/>
+      <w:r>
+        <w:rPr>
+          <w:rFonts w:ascii="Consolas" w:eastAsia="Times New Roman" w:hAnsi="Consolas" w:cs="Times New Roman"/>
+          <w:color w:val="CE9178"/>
+          <w:kern w:val="0"/>
+          <w:sz w:val="17"/>
+          <w:szCs w:val="17"/>
+          <w14:ligatures w14:val="none"/>
+        </w:rPr>
+        <w:t>bold</w:t>
+      </w:r>
+      <w:proofErr w:type="spellEnd"/>
+      <w:r>
+        <w:rPr>
+          <w:rFonts w:ascii="Consolas" w:eastAsia="Times New Roman" w:hAnsi="Consolas" w:cs="Times New Roman"/>
+          <w:color w:val="CE9178"/>
+          <w:kern w:val="0"/>
+          <w:sz w:val="17"/>
+          <w:szCs w:val="17"/>
+          <w14:ligatures w14:val="none"/>
+        </w:rPr>
+        <w:t>'</w:t>
+      </w:r>
+      <w:r>
+        <w:rPr>
+          <w:rFonts w:ascii="Consolas" w:eastAsia="Times New Roman" w:hAnsi="Consolas" w:cs="Times New Roman"/>
+          <w:color w:val="FFFFFF"/>
+          <w:kern w:val="0"/>
+          <w:sz w:val="17"/>
+          <w:szCs w:val="17"/>
+          <w14:ligatures w14:val="none"/>
+        </w:rPr>
+        <w:t>)</w:t>
+      </w:r>
+    </w:p>
+    <w:p>
+      <w:pPr>
+        <w:shd w:val="clear" w:color="auto" w:fill="000000"/>
+        <w:spacing w:after="0" w:line="225" w:lineRule="atLeast"/>
+        <w:rPr>
+          <w:rFonts w:ascii="Consolas" w:eastAsia="Times New Roman" w:hAnsi="Consolas" w:cs="Times New Roman"/>
+          <w:color w:val="FFFFFF"/>
+          <w:kern w:val="0"/>
+          <w:sz w:val="17"/>
+          <w:szCs w:val="17"/>
+          <w14:ligatures w14:val="none"/>
+        </w:rPr>
+      </w:pPr>
+    </w:p>
+    <w:p>
+      <w:pPr>
+        <w:shd w:val="clear" w:color="auto" w:fill="000000"/>
+        <w:spacing w:after="0" w:line="225" w:lineRule="atLeast"/>
+        <w:rPr>
+          <w:rFonts w:ascii="Consolas" w:eastAsia="Times New Roman" w:hAnsi="Consolas" w:cs="Times New Roman"/>
+          <w:color w:val="FFFFFF"/>
+          <w:kern w:val="0"/>
+          <w:sz w:val="17"/>
+          <w:szCs w:val="17"/>
+          <w14:ligatures w14:val="none"/>
+        </w:rPr>
+      </w:pPr>
+      <w:r>
+        <w:rPr>
+          <w:rFonts w:ascii="Consolas" w:eastAsia="Times New Roman" w:hAnsi="Consolas" w:cs="Times New Roman"/>
+          <w:color w:val="9CDCFE"/>
+          <w:kern w:val="0"/>
+          <w:sz w:val="17"/>
+          <w:szCs w:val="17"/>
+          <w14:ligatures w14:val="none"/>
+        </w:rPr>
+        <w:t>edge_labels2</w:t>
+      </w:r>
+      <w:r>
+        <w:rPr>
+          <w:rFonts w:ascii="Consolas" w:eastAsia="Times New Roman" w:hAnsi="Consolas" w:cs="Times New Roman"/>
+          <w:color w:val="FFFFFF"/>
+          <w:kern w:val="0"/>
+          <w:sz w:val="17"/>
+          <w:szCs w:val="17"/>
+          <w14:ligatures w14:val="none"/>
+        </w:rPr>
+        <w:t xml:space="preserve"> </w:t>
+      </w:r>
+      <w:r>
+        <w:rPr>
+          <w:rFonts w:ascii="Consolas" w:eastAsia="Times New Roman" w:hAnsi="Consolas" w:cs="Times New Roman"/>
+          <w:color w:val="D4D4D4"/>
+          <w:kern w:val="0"/>
+          <w:sz w:val="17"/>
+          <w:szCs w:val="17"/>
+          <w14:ligatures w14:val="none"/>
+        </w:rPr>
+        <w:t>=</w:t>
+      </w:r>
+      <w:r>
+        <w:rPr>
+          <w:rFonts w:ascii="Consolas" w:eastAsia="Times New Roman" w:hAnsi="Consolas" w:cs="Times New Roman"/>
+          <w:color w:val="FFFFFF"/>
+          <w:kern w:val="0"/>
+          <w:sz w:val="17"/>
+          <w:szCs w:val="17"/>
+          <w14:ligatures w14:val="none"/>
+        </w:rPr>
+        <w:t xml:space="preserve"> </w:t>
+      </w:r>
+      <w:proofErr w:type="spellStart"/>
+      <w:r>
+        <w:rPr>
+          <w:rFonts w:ascii="Consolas" w:eastAsia="Times New Roman" w:hAnsi="Consolas" w:cs="Times New Roman"/>
+          <w:color w:val="4EC9B0"/>
+          <w:kern w:val="0"/>
+          <w:sz w:val="17"/>
+          <w:szCs w:val="17"/>
+          <w14:ligatures w14:val="none"/>
+        </w:rPr>
+        <w:t>nx</w:t>
+      </w:r>
+      <w:r>
+        <w:rPr>
+          <w:rFonts w:ascii="Consolas" w:eastAsia="Times New Roman" w:hAnsi="Consolas" w:cs="Times New Roman"/>
+          <w:color w:val="FFFFFF"/>
+          <w:kern w:val="0"/>
+          <w:sz w:val="17"/>
+          <w:szCs w:val="17"/>
+          <w14:ligatures w14:val="none"/>
+        </w:rPr>
+        <w:t>.</w:t>
+      </w:r>
+      <w:r>
+        <w:rPr>
+          <w:rFonts w:ascii="Consolas" w:eastAsia="Times New Roman" w:hAnsi="Consolas" w:cs="Times New Roman"/>
+          <w:color w:val="DCDCAA"/>
+          <w:kern w:val="0"/>
+          <w:sz w:val="17"/>
+          <w:szCs w:val="17"/>
+          <w14:ligatures w14:val="none"/>
+        </w:rPr>
+        <w:t>get_edge_attributes</w:t>
+      </w:r>
+      <w:proofErr w:type="spellEnd"/>
+      <w:r>
+        <w:rPr>
+          <w:rFonts w:ascii="Consolas" w:eastAsia="Times New Roman" w:hAnsi="Consolas" w:cs="Times New Roman"/>
+          <w:color w:val="FFFFFF"/>
+          <w:kern w:val="0"/>
+          <w:sz w:val="17"/>
+          <w:szCs w:val="17"/>
+          <w14:ligatures w14:val="none"/>
+        </w:rPr>
+        <w:t>(</w:t>
+      </w:r>
+      <w:r>
+        <w:rPr>
+          <w:rFonts w:ascii="Consolas" w:eastAsia="Times New Roman" w:hAnsi="Consolas" w:cs="Times New Roman"/>
+          <w:color w:val="9CDCFE"/>
+          <w:kern w:val="0"/>
+          <w:sz w:val="17"/>
+          <w:szCs w:val="17"/>
+          <w14:ligatures w14:val="none"/>
+        </w:rPr>
+        <w:t>G2</w:t>
+      </w:r>
+      <w:r>
+        <w:rPr>
+          <w:rFonts w:ascii="Consolas" w:eastAsia="Times New Roman" w:hAnsi="Consolas" w:cs="Times New Roman"/>
+          <w:color w:val="FFFFFF"/>
+          <w:kern w:val="0"/>
+          <w:sz w:val="17"/>
+          <w:szCs w:val="17"/>
+          <w14:ligatures w14:val="none"/>
+        </w:rPr>
+        <w:t xml:space="preserve">, </w:t>
+      </w:r>
+      <w:r>
+        <w:rPr>
+          <w:rFonts w:ascii="Consolas" w:eastAsia="Times New Roman" w:hAnsi="Consolas" w:cs="Times New Roman"/>
+          <w:color w:val="CE9178"/>
+          <w:kern w:val="0"/>
+          <w:sz w:val="17"/>
+          <w:szCs w:val="17"/>
+          <w14:ligatures w14:val="none"/>
+        </w:rPr>
+        <w:t>'</w:t>
+      </w:r>
+      <w:proofErr w:type="spellStart"/>
+      <w:r>
+        <w:rPr>
+          <w:rFonts w:ascii="Consolas" w:eastAsia="Times New Roman" w:hAnsi="Consolas" w:cs="Times New Roman"/>
+          <w:color w:val="CE9178"/>
+          <w:kern w:val="0"/>
+          <w:sz w:val="17"/>
+          <w:szCs w:val="17"/>
+          <w14:ligatures w14:val="none"/>
+        </w:rPr>
+        <w:t>weight</w:t>
+      </w:r>
+      <w:proofErr w:type="spellEnd"/>
+      <w:r>
+        <w:rPr>
+          <w:rFonts w:ascii="Consolas" w:eastAsia="Times New Roman" w:hAnsi="Consolas" w:cs="Times New Roman"/>
+          <w:color w:val="CE9178"/>
+          <w:kern w:val="0"/>
+          <w:sz w:val="17"/>
+          <w:szCs w:val="17"/>
+          <w14:ligatures w14:val="none"/>
+        </w:rPr>
+        <w:t>'</w:t>
+      </w:r>
+      <w:r>
+        <w:rPr>
+          <w:rFonts w:ascii="Consolas" w:eastAsia="Times New Roman" w:hAnsi="Consolas" w:cs="Times New Roman"/>
+          <w:color w:val="FFFFFF"/>
+          <w:kern w:val="0"/>
+          <w:sz w:val="17"/>
+          <w:szCs w:val="17"/>
+          <w14:ligatures w14:val="none"/>
+        </w:rPr>
+        <w:t>)</w:t>
+      </w:r>
+    </w:p>
+    <w:p>
+      <w:pPr>
+        <w:shd w:val="clear" w:color="auto" w:fill="000000"/>
+        <w:spacing w:after="0" w:line="225" w:lineRule="atLeast"/>
+        <w:rPr>
+          <w:rFonts w:ascii="Consolas" w:eastAsia="Times New Roman" w:hAnsi="Consolas" w:cs="Times New Roman"/>
+          <w:color w:val="FFFFFF"/>
+          <w:kern w:val="0"/>
+          <w:sz w:val="17"/>
+          <w:szCs w:val="17"/>
+          <w14:ligatures w14:val="none"/>
+        </w:rPr>
+      </w:pPr>
+      <w:proofErr w:type="spellStart"/>
+      <w:r>
+        <w:rPr>
+          <w:rFonts w:ascii="Consolas" w:eastAsia="Times New Roman" w:hAnsi="Consolas" w:cs="Times New Roman"/>
+          <w:color w:val="4EC9B0"/>
+          <w:kern w:val="0"/>
+          <w:sz w:val="17"/>
+          <w:szCs w:val="17"/>
+          <w14:ligatures w14:val="none"/>
+        </w:rPr>
+        <w:t>nx</w:t>
+      </w:r>
+      <w:r>
+        <w:rPr>
+          <w:rFonts w:ascii="Consolas" w:eastAsia="Times New Roman" w:hAnsi="Consolas" w:cs="Times New Roman"/>
+          <w:color w:val="FFFFFF"/>
+          <w:kern w:val="0"/>
+          <w:sz w:val="17"/>
+          <w:szCs w:val="17"/>
+          <w14:ligatures w14:val="none"/>
+        </w:rPr>
+        <w:t>.</w:t>
+      </w:r>
+      <w:r>
+        <w:rPr>
+          <w:rFonts w:ascii="Consolas" w:eastAsia="Times New Roman" w:hAnsi="Consolas" w:cs="Times New Roman"/>
+          <w:color w:val="DCDCAA"/>
+          <w:kern w:val="0"/>
+          <w:sz w:val="17"/>
+          <w:szCs w:val="17"/>
+          <w14:ligatures w14:val="none"/>
+        </w:rPr>
+        <w:t>draw_networkx_edge_labels</w:t>
+      </w:r>
+      <w:proofErr w:type="spellEnd"/>
+      <w:r>
+        <w:rPr>
+          <w:rFonts w:ascii="Consolas" w:eastAsia="Times New Roman" w:hAnsi="Consolas" w:cs="Times New Roman"/>
+          <w:color w:val="FFFFFF"/>
+          <w:kern w:val="0"/>
+          <w:sz w:val="17"/>
+          <w:szCs w:val="17"/>
+          <w14:ligatures w14:val="none"/>
+        </w:rPr>
+        <w:t>(</w:t>
+      </w:r>
+      <w:r>
+        <w:rPr>
+          <w:rFonts w:ascii="Consolas" w:eastAsia="Times New Roman" w:hAnsi="Consolas" w:cs="Times New Roman"/>
+          <w:color w:val="9CDCFE"/>
+          <w:kern w:val="0"/>
+          <w:sz w:val="17"/>
+          <w:szCs w:val="17"/>
+          <w14:ligatures w14:val="none"/>
+        </w:rPr>
+        <w:t>G2</w:t>
+      </w:r>
+      <w:r>
+        <w:rPr>
+          <w:rFonts w:ascii="Consolas" w:eastAsia="Times New Roman" w:hAnsi="Consolas" w:cs="Times New Roman"/>
+          <w:color w:val="FFFFFF"/>
+          <w:kern w:val="0"/>
+          <w:sz w:val="17"/>
+          <w:szCs w:val="17"/>
+          <w14:ligatures w14:val="none"/>
+        </w:rPr>
+        <w:t xml:space="preserve">, </w:t>
+      </w:r>
+      <w:r>
+        <w:rPr>
+          <w:rFonts w:ascii="Consolas" w:eastAsia="Times New Roman" w:hAnsi="Consolas" w:cs="Times New Roman"/>
+          <w:color w:val="9CDCFE"/>
+          <w:kern w:val="0"/>
+          <w:sz w:val="17"/>
+          <w:szCs w:val="17"/>
+          <w14:ligatures w14:val="none"/>
+        </w:rPr>
+        <w:t>pos_t2</w:t>
+      </w:r>
+      <w:r>
+        <w:rPr>
+          <w:rFonts w:ascii="Consolas" w:eastAsia="Times New Roman" w:hAnsi="Consolas" w:cs="Times New Roman"/>
+          <w:color w:val="FFFFFF"/>
+          <w:kern w:val="0"/>
+          <w:sz w:val="17"/>
+          <w:szCs w:val="17"/>
+          <w14:ligatures w14:val="none"/>
+        </w:rPr>
+        <w:t xml:space="preserve">, </w:t>
+      </w:r>
+      <w:proofErr w:type="spellStart"/>
+      <w:r>
+        <w:rPr>
+          <w:rFonts w:ascii="Consolas" w:eastAsia="Times New Roman" w:hAnsi="Consolas" w:cs="Times New Roman"/>
+          <w:color w:val="9CDCFE"/>
+          <w:kern w:val="0"/>
+          <w:sz w:val="17"/>
+          <w:szCs w:val="17"/>
+          <w14:ligatures w14:val="none"/>
+        </w:rPr>
+        <w:t>edge_labels</w:t>
+      </w:r>
+      <w:proofErr w:type="spellEnd"/>
+      <w:r>
+        <w:rPr>
+          <w:rFonts w:ascii="Consolas" w:eastAsia="Times New Roman" w:hAnsi="Consolas" w:cs="Times New Roman"/>
+          <w:color w:val="D4D4D4"/>
+          <w:kern w:val="0"/>
+          <w:sz w:val="17"/>
+          <w:szCs w:val="17"/>
+          <w14:ligatures w14:val="none"/>
+        </w:rPr>
+        <w:t>=</w:t>
+      </w:r>
+      <w:r>
+        <w:rPr>
+          <w:rFonts w:ascii="Consolas" w:eastAsia="Times New Roman" w:hAnsi="Consolas" w:cs="Times New Roman"/>
+          <w:color w:val="FFFFFF"/>
+          <w:kern w:val="0"/>
+          <w:sz w:val="17"/>
+          <w:szCs w:val="17"/>
+          <w14:ligatures w14:val="none"/>
+        </w:rPr>
+        <w:t>{</w:t>
+      </w:r>
+      <w:r>
+        <w:rPr>
+          <w:rFonts w:ascii="Consolas" w:eastAsia="Times New Roman" w:hAnsi="Consolas" w:cs="Times New Roman"/>
+          <w:color w:val="9CDCFE"/>
+          <w:kern w:val="0"/>
+          <w:sz w:val="17"/>
+          <w:szCs w:val="17"/>
+          <w14:ligatures w14:val="none"/>
+        </w:rPr>
+        <w:t>k</w:t>
+      </w:r>
+      <w:r>
+        <w:rPr>
+          <w:rFonts w:ascii="Consolas" w:eastAsia="Times New Roman" w:hAnsi="Consolas" w:cs="Times New Roman"/>
+          <w:color w:val="FFFFFF"/>
+          <w:kern w:val="0"/>
+          <w:sz w:val="17"/>
+          <w:szCs w:val="17"/>
+          <w14:ligatures w14:val="none"/>
+        </w:rPr>
+        <w:t xml:space="preserve">: </w:t>
+      </w:r>
+      <w:r>
+        <w:rPr>
+          <w:rFonts w:ascii="Consolas" w:eastAsia="Times New Roman" w:hAnsi="Consolas" w:cs="Times New Roman"/>
+          <w:color w:val="569CD6"/>
+          <w:kern w:val="0"/>
+          <w:sz w:val="17"/>
+          <w:szCs w:val="17"/>
+          <w14:ligatures w14:val="none"/>
+        </w:rPr>
+        <w:t>f</w:t>
+      </w:r>
+      <w:r>
+        <w:rPr>
+          <w:rFonts w:ascii="Consolas" w:eastAsia="Times New Roman" w:hAnsi="Consolas" w:cs="Times New Roman"/>
+          <w:color w:val="CE9178"/>
+          <w:kern w:val="0"/>
+          <w:sz w:val="17"/>
+          <w:szCs w:val="17"/>
+          <w14:ligatures w14:val="none"/>
+        </w:rPr>
+        <w:t>"</w:t>
+      </w:r>
+      <w:r>
+        <w:rPr>
+          <w:rFonts w:ascii="Consolas" w:eastAsia="Times New Roman" w:hAnsi="Consolas" w:cs="Times New Roman"/>
+          <w:color w:val="569CD6"/>
+          <w:kern w:val="0"/>
+          <w:sz w:val="17"/>
+          <w:szCs w:val="17"/>
+          <w14:ligatures w14:val="none"/>
+        </w:rPr>
+        <w:t>{</w:t>
+      </w:r>
+      <w:r>
+        <w:rPr>
+          <w:rFonts w:ascii="Consolas" w:eastAsia="Times New Roman" w:hAnsi="Consolas" w:cs="Times New Roman"/>
+          <w:color w:val="9CDCFE"/>
+          <w:kern w:val="0"/>
+          <w:sz w:val="17"/>
+          <w:szCs w:val="17"/>
+          <w14:ligatures w14:val="none"/>
+        </w:rPr>
+        <w:t>v</w:t>
+      </w:r>
+      <w:r>
+        <w:rPr>
+          <w:rFonts w:ascii="Consolas" w:eastAsia="Times New Roman" w:hAnsi="Consolas" w:cs="Times New Roman"/>
+          <w:color w:val="569CD6"/>
+          <w:kern w:val="0"/>
+          <w:sz w:val="17"/>
+          <w:szCs w:val="17"/>
+          <w14:ligatures w14:val="none"/>
+        </w:rPr>
+        <w:t>}</w:t>
+      </w:r>
+      <w:r>
+        <w:rPr>
+          <w:rFonts w:ascii="Consolas" w:eastAsia="Times New Roman" w:hAnsi="Consolas" w:cs="Times New Roman"/>
+          <w:color w:val="CE9178"/>
+          <w:kern w:val="0"/>
+          <w:sz w:val="17"/>
+          <w:szCs w:val="17"/>
+          <w14:ligatures w14:val="none"/>
+        </w:rPr>
+        <w:t xml:space="preserve"> </w:t>
+      </w:r>
+      <w:proofErr w:type="spellStart"/>
+      <w:r>
+        <w:rPr>
+          <w:rFonts w:ascii="Consolas" w:eastAsia="Times New Roman" w:hAnsi="Consolas" w:cs="Times New Roman"/>
+          <w:color w:val="CE9178"/>
+          <w:kern w:val="0"/>
+          <w:sz w:val="17"/>
+          <w:szCs w:val="17"/>
+          <w14:ligatures w14:val="none"/>
+        </w:rPr>
+        <w:t>km</w:t>
+      </w:r>
+      <w:proofErr w:type="spellEnd"/>
+      <w:r>
+        <w:rPr>
+          <w:rFonts w:ascii="Consolas" w:eastAsia="Times New Roman" w:hAnsi="Consolas" w:cs="Times New Roman"/>
+          <w:color w:val="CE9178"/>
+          <w:kern w:val="0"/>
+          <w:sz w:val="17"/>
+          <w:szCs w:val="17"/>
+          <w14:ligatures w14:val="none"/>
+        </w:rPr>
+        <w:t>"</w:t>
+      </w:r>
+      <w:r>
+        <w:rPr>
+          <w:rFonts w:ascii="Consolas" w:eastAsia="Times New Roman" w:hAnsi="Consolas" w:cs="Times New Roman"/>
+          <w:color w:val="FFFFFF"/>
+          <w:kern w:val="0"/>
+          <w:sz w:val="17"/>
+          <w:szCs w:val="17"/>
+          <w14:ligatures w14:val="none"/>
+        </w:rPr>
+        <w:t xml:space="preserve"> </w:t>
+      </w:r>
+      <w:proofErr w:type="spellStart"/>
+      <w:r>
+        <w:rPr>
+          <w:rFonts w:ascii="Consolas" w:eastAsia="Times New Roman" w:hAnsi="Consolas" w:cs="Times New Roman"/>
+          <w:color w:val="C586C0"/>
+          <w:kern w:val="0"/>
+          <w:sz w:val="17"/>
+          <w:szCs w:val="17"/>
+          <w14:ligatures w14:val="none"/>
+        </w:rPr>
+        <w:t>for</w:t>
+      </w:r>
+      <w:proofErr w:type="spellEnd"/>
+      <w:r>
+        <w:rPr>
+          <w:rFonts w:ascii="Consolas" w:eastAsia="Times New Roman" w:hAnsi="Consolas" w:cs="Times New Roman"/>
+          <w:color w:val="FFFFFF"/>
+          <w:kern w:val="0"/>
+          <w:sz w:val="17"/>
+          <w:szCs w:val="17"/>
+          <w14:ligatures w14:val="none"/>
+        </w:rPr>
+        <w:t xml:space="preserve"> </w:t>
+      </w:r>
+      <w:r>
+        <w:rPr>
+          <w:rFonts w:ascii="Consolas" w:eastAsia="Times New Roman" w:hAnsi="Consolas" w:cs="Times New Roman"/>
+          <w:color w:val="9CDCFE"/>
+          <w:kern w:val="0"/>
+          <w:sz w:val="17"/>
+          <w:szCs w:val="17"/>
+          <w14:ligatures w14:val="none"/>
+        </w:rPr>
+        <w:t>k</w:t>
+      </w:r>
+      <w:r>
+        <w:rPr>
+          <w:rFonts w:ascii="Consolas" w:eastAsia="Times New Roman" w:hAnsi="Consolas" w:cs="Times New Roman"/>
+          <w:color w:val="FFFFFF"/>
+          <w:kern w:val="0"/>
+          <w:sz w:val="17"/>
+          <w:szCs w:val="17"/>
+          <w14:ligatures w14:val="none"/>
+        </w:rPr>
+        <w:t xml:space="preserve">, </w:t>
+      </w:r>
+      <w:r>
+        <w:rPr>
+          <w:rFonts w:ascii="Consolas" w:eastAsia="Times New Roman" w:hAnsi="Consolas" w:cs="Times New Roman"/>
+          <w:color w:val="9CDCFE"/>
+          <w:kern w:val="0"/>
+          <w:sz w:val="17"/>
+          <w:szCs w:val="17"/>
+          <w14:ligatures w14:val="none"/>
+        </w:rPr>
+        <w:t>v</w:t>
+      </w:r>
+      <w:r>
+        <w:rPr>
+          <w:rFonts w:ascii="Consolas" w:eastAsia="Times New Roman" w:hAnsi="Consolas" w:cs="Times New Roman"/>
+          <w:color w:val="FFFFFF"/>
+          <w:kern w:val="0"/>
+          <w:sz w:val="17"/>
+          <w:szCs w:val="17"/>
+          <w14:ligatures w14:val="none"/>
+        </w:rPr>
+        <w:t xml:space="preserve"> </w:t>
+      </w:r>
+      <w:r>
+        <w:rPr>
+          <w:rFonts w:ascii="Consolas" w:eastAsia="Times New Roman" w:hAnsi="Consolas" w:cs="Times New Roman"/>
+          <w:color w:val="C586C0"/>
+          <w:kern w:val="0"/>
+          <w:sz w:val="17"/>
+          <w:szCs w:val="17"/>
+          <w14:ligatures w14:val="none"/>
+        </w:rPr>
+        <w:t>in</w:t>
+      </w:r>
+      <w:r>
+        <w:rPr>
+          <w:rFonts w:ascii="Consolas" w:eastAsia="Times New Roman" w:hAnsi="Consolas" w:cs="Times New Roman"/>
+          <w:color w:val="FFFFFF"/>
+          <w:kern w:val="0"/>
+          <w:sz w:val="17"/>
+          <w:szCs w:val="17"/>
+          <w14:ligatures w14:val="none"/>
+        </w:rPr>
+        <w:t xml:space="preserve"> </w:t>
+      </w:r>
+      <w:r>
+        <w:rPr>
+          <w:rFonts w:ascii="Consolas" w:eastAsia="Times New Roman" w:hAnsi="Consolas" w:cs="Times New Roman"/>
+          <w:color w:val="9CDCFE"/>
+          <w:kern w:val="0"/>
+          <w:sz w:val="17"/>
+          <w:szCs w:val="17"/>
+          <w14:ligatures w14:val="none"/>
+        </w:rPr>
+        <w:t>edge_labels2</w:t>
+      </w:r>
+      <w:r>
+        <w:rPr>
+          <w:rFonts w:ascii="Consolas" w:eastAsia="Times New Roman" w:hAnsi="Consolas" w:cs="Times New Roman"/>
+          <w:color w:val="FFFFFF"/>
+          <w:kern w:val="0"/>
+          <w:sz w:val="17"/>
+          <w:szCs w:val="17"/>
+          <w14:ligatures w14:val="none"/>
+        </w:rPr>
+        <w:t>.</w:t>
+      </w:r>
+      <w:r>
+        <w:rPr>
+          <w:rFonts w:ascii="Consolas" w:eastAsia="Times New Roman" w:hAnsi="Consolas" w:cs="Times New Roman"/>
+          <w:color w:val="DCDCAA"/>
+          <w:kern w:val="0"/>
+          <w:sz w:val="17"/>
+          <w:szCs w:val="17"/>
+          <w14:ligatures w14:val="none"/>
+        </w:rPr>
+        <w:t>items</w:t>
+      </w:r>
+      <w:r>
+        <w:rPr>
+          <w:rFonts w:ascii="Consolas" w:eastAsia="Times New Roman" w:hAnsi="Consolas" w:cs="Times New Roman"/>
+          <w:color w:val="FFFFFF"/>
+          <w:kern w:val="0"/>
+          <w:sz w:val="17"/>
+          <w:szCs w:val="17"/>
+          <w14:ligatures w14:val="none"/>
+        </w:rPr>
+        <w:t xml:space="preserve">() </w:t>
+      </w:r>
+      <w:proofErr w:type="spellStart"/>
+      <w:r>
+        <w:rPr>
+          <w:rFonts w:ascii="Consolas" w:eastAsia="Times New Roman" w:hAnsi="Consolas" w:cs="Times New Roman"/>
+          <w:color w:val="C586C0"/>
+          <w:kern w:val="0"/>
+          <w:sz w:val="17"/>
+          <w:szCs w:val="17"/>
+          <w14:ligatures w14:val="none"/>
+        </w:rPr>
+        <w:t>if</w:t>
+      </w:r>
+      <w:proofErr w:type="spellEnd"/>
+      <w:r>
+        <w:rPr>
+          <w:rFonts w:ascii="Consolas" w:eastAsia="Times New Roman" w:hAnsi="Consolas" w:cs="Times New Roman"/>
+          <w:color w:val="FFFFFF"/>
+          <w:kern w:val="0"/>
+          <w:sz w:val="17"/>
+          <w:szCs w:val="17"/>
+          <w14:ligatures w14:val="none"/>
+        </w:rPr>
+        <w:t xml:space="preserve"> </w:t>
+      </w:r>
+      <w:r>
+        <w:rPr>
+          <w:rFonts w:ascii="Consolas" w:eastAsia="Times New Roman" w:hAnsi="Consolas" w:cs="Times New Roman"/>
+          <w:color w:val="9CDCFE"/>
+          <w:kern w:val="0"/>
+          <w:sz w:val="17"/>
+          <w:szCs w:val="17"/>
+          <w14:ligatures w14:val="none"/>
+        </w:rPr>
+        <w:t>v</w:t>
+      </w:r>
+      <w:r>
+        <w:rPr>
+          <w:rFonts w:ascii="Consolas" w:eastAsia="Times New Roman" w:hAnsi="Consolas" w:cs="Times New Roman"/>
+          <w:color w:val="FFFFFF"/>
+          <w:kern w:val="0"/>
+          <w:sz w:val="17"/>
+          <w:szCs w:val="17"/>
+          <w14:ligatures w14:val="none"/>
+        </w:rPr>
+        <w:t xml:space="preserve"> </w:t>
+      </w:r>
+      <w:r>
+        <w:rPr>
+          <w:rFonts w:ascii="Consolas" w:eastAsia="Times New Roman" w:hAnsi="Consolas" w:cs="Times New Roman"/>
+          <w:color w:val="D4D4D4"/>
+          <w:kern w:val="0"/>
+          <w:sz w:val="17"/>
+          <w:szCs w:val="17"/>
+          <w14:ligatures w14:val="none"/>
+        </w:rPr>
+        <w:t>&gt;</w:t>
+      </w:r>
+      <w:r>
+        <w:rPr>
+          <w:rFonts w:ascii="Consolas" w:eastAsia="Times New Roman" w:hAnsi="Consolas" w:cs="Times New Roman"/>
+          <w:color w:val="FFFFFF"/>
+          <w:kern w:val="0"/>
+          <w:sz w:val="17"/>
+          <w:szCs w:val="17"/>
+          <w14:ligatures w14:val="none"/>
+        </w:rPr>
+        <w:t xml:space="preserve"> </w:t>
+      </w:r>
+      <w:r>
+        <w:rPr>
+          <w:rFonts w:ascii="Consolas" w:eastAsia="Times New Roman" w:hAnsi="Consolas" w:cs="Times New Roman"/>
+          <w:color w:val="B5CEA8"/>
+          <w:kern w:val="0"/>
+          <w:sz w:val="17"/>
+          <w:szCs w:val="17"/>
+          <w14:ligatures w14:val="none"/>
+        </w:rPr>
+        <w:t>0</w:t>
+      </w:r>
+      <w:r>
+        <w:rPr>
+          <w:rFonts w:ascii="Consolas" w:eastAsia="Times New Roman" w:hAnsi="Consolas" w:cs="Times New Roman"/>
+          <w:color w:val="FFFFFF"/>
+          <w:kern w:val="0"/>
+          <w:sz w:val="17"/>
+          <w:szCs w:val="17"/>
+          <w14:ligatures w14:val="none"/>
+        </w:rPr>
+        <w:t xml:space="preserve">}, </w:t>
+      </w:r>
+      <w:proofErr w:type="spellStart"/>
+      <w:r>
+        <w:rPr>
+          <w:rFonts w:ascii="Consolas" w:eastAsia="Times New Roman" w:hAnsi="Consolas" w:cs="Times New Roman"/>
+          <w:color w:val="9CDCFE"/>
+          <w:kern w:val="0"/>
+          <w:sz w:val="17"/>
+          <w:szCs w:val="17"/>
+          <w14:ligatures w14:val="none"/>
+        </w:rPr>
+        <w:t>font_size</w:t>
+      </w:r>
+      <w:proofErr w:type="spellEnd"/>
+      <w:r>
+        <w:rPr>
+          <w:rFonts w:ascii="Consolas" w:eastAsia="Times New Roman" w:hAnsi="Consolas" w:cs="Times New Roman"/>
+          <w:color w:val="D4D4D4"/>
+          <w:kern w:val="0"/>
+          <w:sz w:val="17"/>
+          <w:szCs w:val="17"/>
+          <w14:ligatures w14:val="none"/>
+        </w:rPr>
+        <w:t>=</w:t>
+      </w:r>
+      <w:r>
+        <w:rPr>
+          <w:rFonts w:ascii="Consolas" w:eastAsia="Times New Roman" w:hAnsi="Consolas" w:cs="Times New Roman"/>
+          <w:color w:val="B5CEA8"/>
+          <w:kern w:val="0"/>
+          <w:sz w:val="17"/>
+          <w:szCs w:val="17"/>
+          <w14:ligatures w14:val="none"/>
+        </w:rPr>
+        <w:t>10.5</w:t>
+      </w:r>
+      <w:r>
+        <w:rPr>
+          <w:rFonts w:ascii="Consolas" w:eastAsia="Times New Roman" w:hAnsi="Consolas" w:cs="Times New Roman"/>
+          <w:color w:val="FFFFFF"/>
+          <w:kern w:val="0"/>
+          <w:sz w:val="17"/>
+          <w:szCs w:val="17"/>
+          <w14:ligatures w14:val="none"/>
+        </w:rPr>
+        <w:t>)</w:t>
+      </w:r>
+    </w:p>
+    <w:p>
+      <w:pPr>
+        <w:shd w:val="clear" w:color="auto" w:fill="000000"/>
+        <w:spacing w:after="0" w:line="225" w:lineRule="atLeast"/>
+        <w:rPr>
+          <w:rFonts w:ascii="Consolas" w:eastAsia="Times New Roman" w:hAnsi="Consolas" w:cs="Times New Roman"/>
+          <w:color w:val="FFFFFF"/>
+          <w:kern w:val="0"/>
+          <w:sz w:val="17"/>
+          <w:szCs w:val="17"/>
+          <w14:ligatures w14:val="none"/>
+        </w:rPr>
+      </w:pPr>
+    </w:p>
+    <w:p>
+      <w:pPr>
+        <w:shd w:val="clear" w:color="auto" w:fill="000000"/>
+        <w:spacing w:after="0" w:line="225" w:lineRule="atLeast"/>
+        <w:rPr>
+          <w:rFonts w:ascii="Consolas" w:eastAsia="Times New Roman" w:hAnsi="Consolas" w:cs="Times New Roman"/>
+          <w:color w:val="FFFFFF"/>
+          <w:kern w:val="0"/>
+          <w:sz w:val="17"/>
+          <w:szCs w:val="17"/>
+          <w14:ligatures w14:val="none"/>
+        </w:rPr>
+      </w:pPr>
+      <w:proofErr w:type="spellStart"/>
+      <w:r>
+        <w:rPr>
+          <w:rFonts w:ascii="Consolas" w:eastAsia="Times New Roman" w:hAnsi="Consolas" w:cs="Times New Roman"/>
+          <w:color w:val="C586C0"/>
+          <w:kern w:val="0"/>
+          <w:sz w:val="17"/>
+          <w:szCs w:val="17"/>
+          <w14:ligatures w14:val="none"/>
+        </w:rPr>
+        <w:t>for</w:t>
+      </w:r>
+      <w:proofErr w:type="spellEnd"/>
+      <w:r>
+        <w:rPr>
+          <w:rFonts w:ascii="Consolas" w:eastAsia="Times New Roman" w:hAnsi="Consolas" w:cs="Times New Roman"/>
+          <w:color w:val="FFFFFF"/>
+          <w:kern w:val="0"/>
+          <w:sz w:val="17"/>
+          <w:szCs w:val="17"/>
+          <w14:ligatures w14:val="none"/>
+        </w:rPr>
+        <w:t xml:space="preserve"> </w:t>
+      </w:r>
+      <w:proofErr w:type="spellStart"/>
+      <w:r>
+        <w:rPr>
+          <w:rFonts w:ascii="Consolas" w:eastAsia="Times New Roman" w:hAnsi="Consolas" w:cs="Times New Roman"/>
+          <w:color w:val="9CDCFE"/>
+          <w:kern w:val="0"/>
+          <w:sz w:val="17"/>
+          <w:szCs w:val="17"/>
+          <w14:ligatures w14:val="none"/>
+        </w:rPr>
+        <w:t>line</w:t>
+      </w:r>
+      <w:proofErr w:type="spellEnd"/>
+      <w:r>
+        <w:rPr>
+          <w:rFonts w:ascii="Consolas" w:eastAsia="Times New Roman" w:hAnsi="Consolas" w:cs="Times New Roman"/>
+          <w:color w:val="FFFFFF"/>
+          <w:kern w:val="0"/>
+          <w:sz w:val="17"/>
+          <w:szCs w:val="17"/>
+          <w14:ligatures w14:val="none"/>
+        </w:rPr>
+        <w:t xml:space="preserve">, </w:t>
+      </w:r>
+      <w:proofErr w:type="spellStart"/>
+      <w:r>
+        <w:rPr>
+          <w:rFonts w:ascii="Consolas" w:eastAsia="Times New Roman" w:hAnsi="Consolas" w:cs="Times New Roman"/>
+          <w:color w:val="9CDCFE"/>
+          <w:kern w:val="0"/>
+          <w:sz w:val="17"/>
+          <w:szCs w:val="17"/>
+          <w14:ligatures w14:val="none"/>
+        </w:rPr>
+        <w:t>color</w:t>
+      </w:r>
+      <w:proofErr w:type="spellEnd"/>
+      <w:r>
+        <w:rPr>
+          <w:rFonts w:ascii="Consolas" w:eastAsia="Times New Roman" w:hAnsi="Consolas" w:cs="Times New Roman"/>
+          <w:color w:val="FFFFFF"/>
+          <w:kern w:val="0"/>
+          <w:sz w:val="17"/>
+          <w:szCs w:val="17"/>
+          <w14:ligatures w14:val="none"/>
+        </w:rPr>
+        <w:t xml:space="preserve">, </w:t>
+      </w:r>
+      <w:r>
+        <w:rPr>
+          <w:rFonts w:ascii="Consolas" w:eastAsia="Times New Roman" w:hAnsi="Consolas" w:cs="Times New Roman"/>
+          <w:color w:val="9CDCFE"/>
+          <w:kern w:val="0"/>
+          <w:sz w:val="17"/>
+          <w:szCs w:val="17"/>
+          <w14:ligatures w14:val="none"/>
+        </w:rPr>
+        <w:t>_</w:t>
+      </w:r>
+      <w:r>
+        <w:rPr>
+          <w:rFonts w:ascii="Consolas" w:eastAsia="Times New Roman" w:hAnsi="Consolas" w:cs="Times New Roman"/>
+          <w:color w:val="FFFFFF"/>
+          <w:kern w:val="0"/>
+          <w:sz w:val="17"/>
+          <w:szCs w:val="17"/>
+          <w14:ligatures w14:val="none"/>
+        </w:rPr>
+        <w:t xml:space="preserve"> </w:t>
+      </w:r>
+      <w:r>
+        <w:rPr>
+          <w:rFonts w:ascii="Consolas" w:eastAsia="Times New Roman" w:hAnsi="Consolas" w:cs="Times New Roman"/>
+          <w:color w:val="C586C0"/>
+          <w:kern w:val="0"/>
+          <w:sz w:val="17"/>
+          <w:szCs w:val="17"/>
+          <w14:ligatures w14:val="none"/>
+        </w:rPr>
+        <w:t>in</w:t>
+      </w:r>
+      <w:r>
+        <w:rPr>
+          <w:rFonts w:ascii="Consolas" w:eastAsia="Times New Roman" w:hAnsi="Consolas" w:cs="Times New Roman"/>
+          <w:color w:val="FFFFFF"/>
+          <w:kern w:val="0"/>
+          <w:sz w:val="17"/>
+          <w:szCs w:val="17"/>
+          <w14:ligatures w14:val="none"/>
+        </w:rPr>
+        <w:t xml:space="preserve"> </w:t>
+      </w:r>
+      <w:proofErr w:type="spellStart"/>
+      <w:r>
+        <w:rPr>
+          <w:rFonts w:ascii="Consolas" w:eastAsia="Times New Roman" w:hAnsi="Consolas" w:cs="Times New Roman"/>
+          <w:color w:val="9CDCFE"/>
+          <w:kern w:val="0"/>
+          <w:sz w:val="17"/>
+          <w:szCs w:val="17"/>
+          <w14:ligatures w14:val="none"/>
+        </w:rPr>
+        <w:t>network_data</w:t>
+      </w:r>
+      <w:proofErr w:type="spellEnd"/>
+      <w:r>
+        <w:rPr>
+          <w:rFonts w:ascii="Consolas" w:eastAsia="Times New Roman" w:hAnsi="Consolas" w:cs="Times New Roman"/>
+          <w:color w:val="FFFFFF"/>
+          <w:kern w:val="0"/>
+          <w:sz w:val="17"/>
+          <w:szCs w:val="17"/>
+          <w14:ligatures w14:val="none"/>
+        </w:rPr>
+        <w:t>:</w:t>
+      </w:r>
+    </w:p>
+    <w:p>
+      <w:pPr>
+        <w:shd w:val="clear" w:color="auto" w:fill="000000"/>
+        <w:spacing w:after="0" w:line="225" w:lineRule="atLeast"/>
+        <w:rPr>
+          <w:rFonts w:ascii="Consolas" w:eastAsia="Times New Roman" w:hAnsi="Consolas" w:cs="Times New Roman"/>
+          <w:color w:val="FFFFFF"/>
+          <w:kern w:val="0"/>
+          <w:sz w:val="17"/>
+          <w:szCs w:val="17"/>
+          <w14:ligatures w14:val="none"/>
+        </w:rPr>
+      </w:pPr>
+      <w:r>
+        <w:rPr>
+          <w:rFonts w:ascii="Consolas" w:eastAsia="Times New Roman" w:hAnsi="Consolas" w:cs="Times New Roman"/>
+          <w:color w:val="FFFFFF"/>
+          <w:kern w:val="0"/>
+          <w:sz w:val="17"/>
+          <w:szCs w:val="17"/>
+          <w14:ligatures w14:val="none"/>
+        </w:rPr>
+        <w:t xml:space="preserve">    </w:t>
+      </w:r>
+      <w:proofErr w:type="spellStart"/>
+      <w:r>
+        <w:rPr>
+          <w:rFonts w:ascii="Consolas" w:eastAsia="Times New Roman" w:hAnsi="Consolas" w:cs="Times New Roman"/>
+          <w:color w:val="4EC9B0"/>
+          <w:kern w:val="0"/>
+          <w:sz w:val="17"/>
+          <w:szCs w:val="17"/>
+          <w14:ligatures w14:val="none"/>
+        </w:rPr>
+        <w:t>plt</w:t>
+      </w:r>
+      <w:r>
+        <w:rPr>
+          <w:rFonts w:ascii="Consolas" w:eastAsia="Times New Roman" w:hAnsi="Consolas" w:cs="Times New Roman"/>
+          <w:color w:val="FFFFFF"/>
+          <w:kern w:val="0"/>
+          <w:sz w:val="17"/>
+          <w:szCs w:val="17"/>
+          <w14:ligatures w14:val="none"/>
+        </w:rPr>
+        <w:t>.</w:t>
+      </w:r>
+      <w:r>
+        <w:rPr>
+          <w:rFonts w:ascii="Consolas" w:eastAsia="Times New Roman" w:hAnsi="Consolas" w:cs="Times New Roman"/>
+          <w:color w:val="DCDCAA"/>
+          <w:kern w:val="0"/>
+          <w:sz w:val="17"/>
+          <w:szCs w:val="17"/>
+          <w14:ligatures w14:val="none"/>
+        </w:rPr>
+        <w:t>plot</w:t>
+      </w:r>
+      <w:proofErr w:type="spellEnd"/>
+      <w:r>
+        <w:rPr>
+          <w:rFonts w:ascii="Consolas" w:eastAsia="Times New Roman" w:hAnsi="Consolas" w:cs="Times New Roman"/>
+          <w:color w:val="FFFFFF"/>
+          <w:kern w:val="0"/>
+          <w:sz w:val="17"/>
+          <w:szCs w:val="17"/>
+          <w14:ligatures w14:val="none"/>
+        </w:rPr>
+        <w:t xml:space="preserve">([], [], </w:t>
+      </w:r>
+      <w:proofErr w:type="spellStart"/>
+      <w:r>
+        <w:rPr>
+          <w:rFonts w:ascii="Consolas" w:eastAsia="Times New Roman" w:hAnsi="Consolas" w:cs="Times New Roman"/>
+          <w:color w:val="9CDCFE"/>
+          <w:kern w:val="0"/>
+          <w:sz w:val="17"/>
+          <w:szCs w:val="17"/>
+          <w14:ligatures w14:val="none"/>
+        </w:rPr>
+        <w:t>color</w:t>
+      </w:r>
+      <w:proofErr w:type="spellEnd"/>
+      <w:r>
+        <w:rPr>
+          <w:rFonts w:ascii="Consolas" w:eastAsia="Times New Roman" w:hAnsi="Consolas" w:cs="Times New Roman"/>
+          <w:color w:val="D4D4D4"/>
+          <w:kern w:val="0"/>
+          <w:sz w:val="17"/>
+          <w:szCs w:val="17"/>
+          <w14:ligatures w14:val="none"/>
+        </w:rPr>
+        <w:t>=</w:t>
+      </w:r>
+      <w:proofErr w:type="spellStart"/>
+      <w:r>
+        <w:rPr>
+          <w:rFonts w:ascii="Consolas" w:eastAsia="Times New Roman" w:hAnsi="Consolas" w:cs="Times New Roman"/>
+          <w:color w:val="9CDCFE"/>
+          <w:kern w:val="0"/>
+          <w:sz w:val="17"/>
+          <w:szCs w:val="17"/>
+          <w14:ligatures w14:val="none"/>
+        </w:rPr>
+        <w:t>color</w:t>
+      </w:r>
+      <w:proofErr w:type="spellEnd"/>
+      <w:r>
+        <w:rPr>
+          <w:rFonts w:ascii="Consolas" w:eastAsia="Times New Roman" w:hAnsi="Consolas" w:cs="Times New Roman"/>
+          <w:color w:val="FFFFFF"/>
+          <w:kern w:val="0"/>
+          <w:sz w:val="17"/>
+          <w:szCs w:val="17"/>
+          <w14:ligatures w14:val="none"/>
+        </w:rPr>
+        <w:t xml:space="preserve">, </w:t>
+      </w:r>
+      <w:proofErr w:type="spellStart"/>
+      <w:r>
+        <w:rPr>
+          <w:rFonts w:ascii="Consolas" w:eastAsia="Times New Roman" w:hAnsi="Consolas" w:cs="Times New Roman"/>
+          <w:color w:val="9CDCFE"/>
+          <w:kern w:val="0"/>
+          <w:sz w:val="17"/>
+          <w:szCs w:val="17"/>
+          <w14:ligatures w14:val="none"/>
+        </w:rPr>
+        <w:t>label</w:t>
+      </w:r>
+      <w:proofErr w:type="spellEnd"/>
+      <w:r>
+        <w:rPr>
+          <w:rFonts w:ascii="Consolas" w:eastAsia="Times New Roman" w:hAnsi="Consolas" w:cs="Times New Roman"/>
+          <w:color w:val="D4D4D4"/>
+          <w:kern w:val="0"/>
+          <w:sz w:val="17"/>
+          <w:szCs w:val="17"/>
+          <w14:ligatures w14:val="none"/>
+        </w:rPr>
+        <w:t>=</w:t>
+      </w:r>
+      <w:proofErr w:type="spellStart"/>
+      <w:r>
+        <w:rPr>
+          <w:rFonts w:ascii="Consolas" w:eastAsia="Times New Roman" w:hAnsi="Consolas" w:cs="Times New Roman"/>
+          <w:color w:val="9CDCFE"/>
+          <w:kern w:val="0"/>
+          <w:sz w:val="17"/>
+          <w:szCs w:val="17"/>
+          <w14:ligatures w14:val="none"/>
+        </w:rPr>
+        <w:t>line</w:t>
+      </w:r>
+      <w:proofErr w:type="spellEnd"/>
+      <w:r>
+        <w:rPr>
+          <w:rFonts w:ascii="Consolas" w:eastAsia="Times New Roman" w:hAnsi="Consolas" w:cs="Times New Roman"/>
+          <w:color w:val="FFFFFF"/>
+          <w:kern w:val="0"/>
+          <w:sz w:val="17"/>
+          <w:szCs w:val="17"/>
+          <w14:ligatures w14:val="none"/>
+        </w:rPr>
+        <w:t xml:space="preserve">, </w:t>
+      </w:r>
+      <w:proofErr w:type="spellStart"/>
+      <w:r>
+        <w:rPr>
+          <w:rFonts w:ascii="Consolas" w:eastAsia="Times New Roman" w:hAnsi="Consolas" w:cs="Times New Roman"/>
+          <w:color w:val="9CDCFE"/>
+          <w:kern w:val="0"/>
+          <w:sz w:val="17"/>
+          <w:szCs w:val="17"/>
+          <w14:ligatures w14:val="none"/>
+        </w:rPr>
+        <w:t>linewidth</w:t>
+      </w:r>
+      <w:proofErr w:type="spellEnd"/>
+      <w:r>
+        <w:rPr>
+          <w:rFonts w:ascii="Consolas" w:eastAsia="Times New Roman" w:hAnsi="Consolas" w:cs="Times New Roman"/>
+          <w:color w:val="D4D4D4"/>
+          <w:kern w:val="0"/>
+          <w:sz w:val="17"/>
+          <w:szCs w:val="17"/>
+          <w14:ligatures w14:val="none"/>
+        </w:rPr>
+        <w:t>=</w:t>
+      </w:r>
+      <w:r>
+        <w:rPr>
+          <w:rFonts w:ascii="Consolas" w:eastAsia="Times New Roman" w:hAnsi="Consolas" w:cs="Times New Roman"/>
+          <w:color w:val="B5CEA8"/>
+          <w:kern w:val="0"/>
+          <w:sz w:val="17"/>
+          <w:szCs w:val="17"/>
+          <w14:ligatures w14:val="none"/>
+        </w:rPr>
+        <w:t>4</w:t>
+      </w:r>
+      <w:r>
+        <w:rPr>
+          <w:rFonts w:ascii="Consolas" w:eastAsia="Times New Roman" w:hAnsi="Consolas" w:cs="Times New Roman"/>
+          <w:color w:val="FFFFFF"/>
+          <w:kern w:val="0"/>
+          <w:sz w:val="17"/>
+          <w:szCs w:val="17"/>
+          <w14:ligatures w14:val="none"/>
+        </w:rPr>
+        <w:t>)</w:t>
+      </w:r>
+    </w:p>
+    <w:p>
+      <w:pPr>
+        <w:shd w:val="clear" w:color="auto" w:fill="000000"/>
+        <w:spacing w:after="0" w:line="225" w:lineRule="atLeast"/>
+        <w:rPr>
+          <w:rFonts w:ascii="Consolas" w:eastAsia="Times New Roman" w:hAnsi="Consolas" w:cs="Times New Roman"/>
+          <w:color w:val="FFFFFF"/>
+          <w:kern w:val="0"/>
+          <w:sz w:val="17"/>
+          <w:szCs w:val="17"/>
+          <w14:ligatures w14:val="none"/>
+        </w:rPr>
+      </w:pPr>
+      <w:proofErr w:type="spellStart"/>
+      <w:r>
+        <w:rPr>
+          <w:rFonts w:ascii="Consolas" w:eastAsia="Times New Roman" w:hAnsi="Consolas" w:cs="Times New Roman"/>
+          <w:color w:val="4EC9B0"/>
+          <w:kern w:val="0"/>
+          <w:sz w:val="17"/>
+          <w:szCs w:val="17"/>
+          <w14:ligatures w14:val="none"/>
+        </w:rPr>
+        <w:t>plt</w:t>
+      </w:r>
+      <w:r>
+        <w:rPr>
+          <w:rFonts w:ascii="Consolas" w:eastAsia="Times New Roman" w:hAnsi="Consolas" w:cs="Times New Roman"/>
+          <w:color w:val="FFFFFF"/>
+          <w:kern w:val="0"/>
+          <w:sz w:val="17"/>
+          <w:szCs w:val="17"/>
+          <w14:ligatures w14:val="none"/>
+        </w:rPr>
+        <w:t>.</w:t>
+      </w:r>
+      <w:r>
+        <w:rPr>
+          <w:rFonts w:ascii="Consolas" w:eastAsia="Times New Roman" w:hAnsi="Consolas" w:cs="Times New Roman"/>
+          <w:color w:val="DCDCAA"/>
+          <w:kern w:val="0"/>
+          <w:sz w:val="17"/>
+          <w:szCs w:val="17"/>
+          <w14:ligatures w14:val="none"/>
+        </w:rPr>
+        <w:t>legend</w:t>
+      </w:r>
+      <w:proofErr w:type="spellEnd"/>
+      <w:r>
+        <w:rPr>
+          <w:rFonts w:ascii="Consolas" w:eastAsia="Times New Roman" w:hAnsi="Consolas" w:cs="Times New Roman"/>
+          <w:color w:val="FFFFFF"/>
+          <w:kern w:val="0"/>
+          <w:sz w:val="17"/>
+          <w:szCs w:val="17"/>
+          <w14:ligatures w14:val="none"/>
+        </w:rPr>
+        <w:t>(</w:t>
+      </w:r>
+      <w:proofErr w:type="spellStart"/>
+      <w:r>
+        <w:rPr>
+          <w:rFonts w:ascii="Consolas" w:eastAsia="Times New Roman" w:hAnsi="Consolas" w:cs="Times New Roman"/>
+          <w:color w:val="9CDCFE"/>
+          <w:kern w:val="0"/>
+          <w:sz w:val="17"/>
+          <w:szCs w:val="17"/>
+          <w14:ligatures w14:val="none"/>
+        </w:rPr>
+        <w:t>title</w:t>
+      </w:r>
+      <w:proofErr w:type="spellEnd"/>
+      <w:r>
+        <w:rPr>
+          <w:rFonts w:ascii="Consolas" w:eastAsia="Times New Roman" w:hAnsi="Consolas" w:cs="Times New Roman"/>
+          <w:color w:val="D4D4D4"/>
+          <w:kern w:val="0"/>
+          <w:sz w:val="17"/>
+          <w:szCs w:val="17"/>
+          <w14:ligatures w14:val="none"/>
+        </w:rPr>
+        <w:t>=</w:t>
+      </w:r>
+      <w:r>
+        <w:rPr>
+          <w:rFonts w:ascii="Consolas" w:eastAsia="Times New Roman" w:hAnsi="Consolas" w:cs="Times New Roman"/>
+          <w:color w:val="CE9178"/>
+          <w:kern w:val="0"/>
+          <w:sz w:val="17"/>
+          <w:szCs w:val="17"/>
+          <w14:ligatures w14:val="none"/>
+        </w:rPr>
+        <w:t>"</w:t>
+      </w:r>
+      <w:proofErr w:type="spellStart"/>
+      <w:r>
+        <w:rPr>
+          <w:rFonts w:ascii="Consolas" w:eastAsia="Times New Roman" w:hAnsi="Consolas" w:cs="Times New Roman"/>
+          <w:color w:val="CE9178"/>
+          <w:kern w:val="0"/>
+          <w:sz w:val="17"/>
+          <w:szCs w:val="17"/>
+          <w14:ligatures w14:val="none"/>
+        </w:rPr>
+        <w:t>Line</w:t>
+      </w:r>
+      <w:proofErr w:type="spellEnd"/>
+      <w:r>
+        <w:rPr>
+          <w:rFonts w:ascii="Consolas" w:eastAsia="Times New Roman" w:hAnsi="Consolas" w:cs="Times New Roman"/>
+          <w:color w:val="CE9178"/>
+          <w:kern w:val="0"/>
+          <w:sz w:val="17"/>
+          <w:szCs w:val="17"/>
+          <w14:ligatures w14:val="none"/>
+        </w:rPr>
+        <w:t xml:space="preserve"> </w:t>
+      </w:r>
+      <w:proofErr w:type="spellStart"/>
+      <w:r>
+        <w:rPr>
+          <w:rFonts w:ascii="Consolas" w:eastAsia="Times New Roman" w:hAnsi="Consolas" w:cs="Times New Roman"/>
+          <w:color w:val="CE9178"/>
+          <w:kern w:val="0"/>
+          <w:sz w:val="17"/>
+          <w:szCs w:val="17"/>
+          <w14:ligatures w14:val="none"/>
+        </w:rPr>
+        <w:t>Legend</w:t>
+      </w:r>
+      <w:proofErr w:type="spellEnd"/>
+      <w:r>
+        <w:rPr>
+          <w:rFonts w:ascii="Consolas" w:eastAsia="Times New Roman" w:hAnsi="Consolas" w:cs="Times New Roman"/>
+          <w:color w:val="CE9178"/>
+          <w:kern w:val="0"/>
+          <w:sz w:val="17"/>
+          <w:szCs w:val="17"/>
+          <w14:ligatures w14:val="none"/>
+        </w:rPr>
+        <w:t xml:space="preserve"> </w:t>
+      </w:r>
+      <w:proofErr w:type="spellStart"/>
+      <w:r>
+        <w:rPr>
+          <w:rFonts w:ascii="Consolas" w:eastAsia="Times New Roman" w:hAnsi="Consolas" w:cs="Times New Roman"/>
+          <w:color w:val="CE9178"/>
+          <w:kern w:val="0"/>
+          <w:sz w:val="17"/>
+          <w:szCs w:val="17"/>
+          <w14:ligatures w14:val="none"/>
+        </w:rPr>
+        <w:t>Map</w:t>
+      </w:r>
+      <w:proofErr w:type="spellEnd"/>
+      <w:r>
+        <w:rPr>
+          <w:rFonts w:ascii="Consolas" w:eastAsia="Times New Roman" w:hAnsi="Consolas" w:cs="Times New Roman"/>
+          <w:color w:val="CE9178"/>
+          <w:kern w:val="0"/>
+          <w:sz w:val="17"/>
+          <w:szCs w:val="17"/>
+          <w14:ligatures w14:val="none"/>
+        </w:rPr>
+        <w:t>"</w:t>
+      </w:r>
+      <w:r>
+        <w:rPr>
+          <w:rFonts w:ascii="Consolas" w:eastAsia="Times New Roman" w:hAnsi="Consolas" w:cs="Times New Roman"/>
+          <w:color w:val="FFFFFF"/>
+          <w:kern w:val="0"/>
+          <w:sz w:val="17"/>
+          <w:szCs w:val="17"/>
+          <w14:ligatures w14:val="none"/>
+        </w:rPr>
+        <w:t xml:space="preserve">, </w:t>
+      </w:r>
+      <w:proofErr w:type="spellStart"/>
+      <w:r>
+        <w:rPr>
+          <w:rFonts w:ascii="Consolas" w:eastAsia="Times New Roman" w:hAnsi="Consolas" w:cs="Times New Roman"/>
+          <w:color w:val="9CDCFE"/>
+          <w:kern w:val="0"/>
+          <w:sz w:val="17"/>
+          <w:szCs w:val="17"/>
+          <w14:ligatures w14:val="none"/>
+        </w:rPr>
+        <w:t>loc</w:t>
+      </w:r>
+      <w:proofErr w:type="spellEnd"/>
+      <w:r>
+        <w:rPr>
+          <w:rFonts w:ascii="Consolas" w:eastAsia="Times New Roman" w:hAnsi="Consolas" w:cs="Times New Roman"/>
+          <w:color w:val="D4D4D4"/>
+          <w:kern w:val="0"/>
+          <w:sz w:val="17"/>
+          <w:szCs w:val="17"/>
+          <w14:ligatures w14:val="none"/>
+        </w:rPr>
+        <w:t>=</w:t>
+      </w:r>
+      <w:r>
+        <w:rPr>
+          <w:rFonts w:ascii="Consolas" w:eastAsia="Times New Roman" w:hAnsi="Consolas" w:cs="Times New Roman"/>
+          <w:color w:val="CE9178"/>
+          <w:kern w:val="0"/>
+          <w:sz w:val="17"/>
+          <w:szCs w:val="17"/>
+          <w14:ligatures w14:val="none"/>
+        </w:rPr>
+        <w:t>'</w:t>
+      </w:r>
+      <w:proofErr w:type="spellStart"/>
+      <w:r>
+        <w:rPr>
+          <w:rFonts w:ascii="Consolas" w:eastAsia="Times New Roman" w:hAnsi="Consolas" w:cs="Times New Roman"/>
+          <w:color w:val="CE9178"/>
+          <w:kern w:val="0"/>
+          <w:sz w:val="17"/>
+          <w:szCs w:val="17"/>
+          <w14:ligatures w14:val="none"/>
+        </w:rPr>
+        <w:t>lower</w:t>
+      </w:r>
+      <w:proofErr w:type="spellEnd"/>
+      <w:r>
+        <w:rPr>
+          <w:rFonts w:ascii="Consolas" w:eastAsia="Times New Roman" w:hAnsi="Consolas" w:cs="Times New Roman"/>
+          <w:color w:val="CE9178"/>
+          <w:kern w:val="0"/>
+          <w:sz w:val="17"/>
+          <w:szCs w:val="17"/>
+          <w14:ligatures w14:val="none"/>
+        </w:rPr>
+        <w:t xml:space="preserve"> </w:t>
+      </w:r>
+      <w:proofErr w:type="spellStart"/>
+      <w:r>
+        <w:rPr>
+          <w:rFonts w:ascii="Consolas" w:eastAsia="Times New Roman" w:hAnsi="Consolas" w:cs="Times New Roman"/>
+          <w:color w:val="CE9178"/>
+          <w:kern w:val="0"/>
+          <w:sz w:val="17"/>
+          <w:szCs w:val="17"/>
+          <w14:ligatures w14:val="none"/>
+        </w:rPr>
+        <w:t>right</w:t>
+      </w:r>
+      <w:proofErr w:type="spellEnd"/>
+      <w:r>
+        <w:rPr>
+          <w:rFonts w:ascii="Consolas" w:eastAsia="Times New Roman" w:hAnsi="Consolas" w:cs="Times New Roman"/>
+          <w:color w:val="CE9178"/>
+          <w:kern w:val="0"/>
+          <w:sz w:val="17"/>
+          <w:szCs w:val="17"/>
+          <w14:ligatures w14:val="none"/>
+        </w:rPr>
+        <w:t>'</w:t>
+      </w:r>
+      <w:r>
+        <w:rPr>
+          <w:rFonts w:ascii="Consolas" w:eastAsia="Times New Roman" w:hAnsi="Consolas" w:cs="Times New Roman"/>
+          <w:color w:val="FFFFFF"/>
+          <w:kern w:val="0"/>
+          <w:sz w:val="17"/>
+          <w:szCs w:val="17"/>
+          <w14:ligatures w14:val="none"/>
+        </w:rPr>
+        <w:t xml:space="preserve">, </w:t>
+      </w:r>
+      <w:proofErr w:type="spellStart"/>
+      <w:r>
+        <w:rPr>
+          <w:rFonts w:ascii="Consolas" w:eastAsia="Times New Roman" w:hAnsi="Consolas" w:cs="Times New Roman"/>
+          <w:color w:val="9CDCFE"/>
+          <w:kern w:val="0"/>
+          <w:sz w:val="17"/>
+          <w:szCs w:val="17"/>
+          <w14:ligatures w14:val="none"/>
+        </w:rPr>
+        <w:t>borderpad</w:t>
+      </w:r>
+      <w:proofErr w:type="spellEnd"/>
+      <w:r>
+        <w:rPr>
+          <w:rFonts w:ascii="Consolas" w:eastAsia="Times New Roman" w:hAnsi="Consolas" w:cs="Times New Roman"/>
+          <w:color w:val="D4D4D4"/>
+          <w:kern w:val="0"/>
+          <w:sz w:val="17"/>
+          <w:szCs w:val="17"/>
+          <w14:ligatures w14:val="none"/>
+        </w:rPr>
+        <w:t>=</w:t>
+      </w:r>
+      <w:r>
+        <w:rPr>
+          <w:rFonts w:ascii="Consolas" w:eastAsia="Times New Roman" w:hAnsi="Consolas" w:cs="Times New Roman"/>
+          <w:color w:val="B5CEA8"/>
+          <w:kern w:val="0"/>
+          <w:sz w:val="17"/>
+          <w:szCs w:val="17"/>
+          <w14:ligatures w14:val="none"/>
+        </w:rPr>
+        <w:t>1.5</w:t>
+      </w:r>
+      <w:r>
+        <w:rPr>
+          <w:rFonts w:ascii="Consolas" w:eastAsia="Times New Roman" w:hAnsi="Consolas" w:cs="Times New Roman"/>
+          <w:color w:val="FFFFFF"/>
+          <w:kern w:val="0"/>
+          <w:sz w:val="17"/>
+          <w:szCs w:val="17"/>
+          <w14:ligatures w14:val="none"/>
+        </w:rPr>
+        <w:t xml:space="preserve">, </w:t>
+      </w:r>
+      <w:proofErr w:type="spellStart"/>
+      <w:r>
+        <w:rPr>
+          <w:rFonts w:ascii="Consolas" w:eastAsia="Times New Roman" w:hAnsi="Consolas" w:cs="Times New Roman"/>
+          <w:color w:val="9CDCFE"/>
+          <w:kern w:val="0"/>
+          <w:sz w:val="17"/>
+          <w:szCs w:val="17"/>
+          <w14:ligatures w14:val="none"/>
+        </w:rPr>
+        <w:t>edgecolor</w:t>
+      </w:r>
+      <w:proofErr w:type="spellEnd"/>
+      <w:r>
+        <w:rPr>
+          <w:rFonts w:ascii="Consolas" w:eastAsia="Times New Roman" w:hAnsi="Consolas" w:cs="Times New Roman"/>
+          <w:color w:val="D4D4D4"/>
+          <w:kern w:val="0"/>
+          <w:sz w:val="17"/>
+          <w:szCs w:val="17"/>
+          <w14:ligatures w14:val="none"/>
+        </w:rPr>
+        <w:t>=</w:t>
+      </w:r>
+      <w:r>
+        <w:rPr>
+          <w:rFonts w:ascii="Consolas" w:eastAsia="Times New Roman" w:hAnsi="Consolas" w:cs="Times New Roman"/>
+          <w:color w:val="CE9178"/>
+          <w:kern w:val="0"/>
+          <w:sz w:val="17"/>
+          <w:szCs w:val="17"/>
+          <w14:ligatures w14:val="none"/>
+        </w:rPr>
+        <w:t>'</w:t>
+      </w:r>
+      <w:proofErr w:type="spellStart"/>
+      <w:r>
+        <w:rPr>
+          <w:rFonts w:ascii="Consolas" w:eastAsia="Times New Roman" w:hAnsi="Consolas" w:cs="Times New Roman"/>
+          <w:color w:val="CE9178"/>
+          <w:kern w:val="0"/>
+          <w:sz w:val="17"/>
+          <w:szCs w:val="17"/>
+          <w14:ligatures w14:val="none"/>
+        </w:rPr>
+        <w:t>black</w:t>
+      </w:r>
+      <w:proofErr w:type="spellEnd"/>
+      <w:r>
+        <w:rPr>
+          <w:rFonts w:ascii="Consolas" w:eastAsia="Times New Roman" w:hAnsi="Consolas" w:cs="Times New Roman"/>
+          <w:color w:val="CE9178"/>
+          <w:kern w:val="0"/>
+          <w:sz w:val="17"/>
+          <w:szCs w:val="17"/>
+          <w14:ligatures w14:val="none"/>
+        </w:rPr>
+        <w:t>'</w:t>
+      </w:r>
+      <w:r>
+        <w:rPr>
+          <w:rFonts w:ascii="Consolas" w:eastAsia="Times New Roman" w:hAnsi="Consolas" w:cs="Times New Roman"/>
+          <w:color w:val="FFFFFF"/>
+          <w:kern w:val="0"/>
+          <w:sz w:val="17"/>
+          <w:szCs w:val="17"/>
+          <w14:ligatures w14:val="none"/>
+        </w:rPr>
+        <w:t xml:space="preserve">, </w:t>
+      </w:r>
+      <w:proofErr w:type="spellStart"/>
+      <w:r>
+        <w:rPr>
+          <w:rFonts w:ascii="Consolas" w:eastAsia="Times New Roman" w:hAnsi="Consolas" w:cs="Times New Roman"/>
+          <w:color w:val="9CDCFE"/>
+          <w:kern w:val="0"/>
+          <w:sz w:val="17"/>
+          <w:szCs w:val="17"/>
+          <w14:ligatures w14:val="none"/>
+        </w:rPr>
+        <w:t>fontsize</w:t>
+      </w:r>
+      <w:proofErr w:type="spellEnd"/>
+      <w:r>
+        <w:rPr>
+          <w:rFonts w:ascii="Consolas" w:eastAsia="Times New Roman" w:hAnsi="Consolas" w:cs="Times New Roman"/>
+          <w:color w:val="D4D4D4"/>
+          <w:kern w:val="0"/>
+          <w:sz w:val="17"/>
+          <w:szCs w:val="17"/>
+          <w14:ligatures w14:val="none"/>
+        </w:rPr>
+        <w:t>=</w:t>
+      </w:r>
+      <w:r>
+        <w:rPr>
+          <w:rFonts w:ascii="Consolas" w:eastAsia="Times New Roman" w:hAnsi="Consolas" w:cs="Times New Roman"/>
+          <w:color w:val="B5CEA8"/>
+          <w:kern w:val="0"/>
+          <w:sz w:val="17"/>
+          <w:szCs w:val="17"/>
+          <w14:ligatures w14:val="none"/>
+        </w:rPr>
+        <w:t>11</w:t>
+      </w:r>
+      <w:r>
+        <w:rPr>
+          <w:rFonts w:ascii="Consolas" w:eastAsia="Times New Roman" w:hAnsi="Consolas" w:cs="Times New Roman"/>
+          <w:color w:val="FFFFFF"/>
+          <w:kern w:val="0"/>
+          <w:sz w:val="17"/>
+          <w:szCs w:val="17"/>
+          <w14:ligatures w14:val="none"/>
+        </w:rPr>
+        <w:t>)</w:t>
+      </w:r>
+    </w:p>
+    <w:p>
+      <w:pPr>
+        <w:shd w:val="clear" w:color="auto" w:fill="000000"/>
+        <w:spacing w:after="0" w:line="225" w:lineRule="atLeast"/>
+        <w:rPr>
+          <w:rFonts w:ascii="Consolas" w:eastAsia="Times New Roman" w:hAnsi="Consolas" w:cs="Times New Roman"/>
+          <w:color w:val="FFFFFF"/>
+          <w:kern w:val="0"/>
+          <w:sz w:val="17"/>
+          <w:szCs w:val="17"/>
+          <w14:ligatures w14:val="none"/>
+        </w:rPr>
+      </w:pPr>
+    </w:p>
+    <w:p>
+      <w:pPr>
+        <w:shd w:val="clear" w:color="auto" w:fill="000000"/>
+        <w:spacing w:after="0" w:line="225" w:lineRule="atLeast"/>
+        <w:rPr>
+          <w:rFonts w:ascii="Consolas" w:eastAsia="Times New Roman" w:hAnsi="Consolas" w:cs="Times New Roman"/>
+          <w:color w:val="FFFFFF"/>
+          <w:kern w:val="0"/>
+          <w:sz w:val="17"/>
+          <w:szCs w:val="17"/>
+          <w14:ligatures w14:val="none"/>
+        </w:rPr>
+      </w:pPr>
+      <w:proofErr w:type="spellStart"/>
+      <w:r>
+        <w:rPr>
+          <w:rFonts w:ascii="Consolas" w:eastAsia="Times New Roman" w:hAnsi="Consolas" w:cs="Times New Roman"/>
+          <w:color w:val="4EC9B0"/>
+          <w:kern w:val="0"/>
+          <w:sz w:val="17"/>
+          <w:szCs w:val="17"/>
+          <w14:ligatures w14:val="none"/>
+        </w:rPr>
+        <w:t>plt</w:t>
+      </w:r>
+      <w:r>
+        <w:rPr>
+          <w:rFonts w:ascii="Consolas" w:eastAsia="Times New Roman" w:hAnsi="Consolas" w:cs="Times New Roman"/>
+          <w:color w:val="FFFFFF"/>
+          <w:kern w:val="0"/>
+          <w:sz w:val="17"/>
+          <w:szCs w:val="17"/>
+          <w14:ligatures w14:val="none"/>
+        </w:rPr>
+        <w:t>.</w:t>
+      </w:r>
+      <w:r>
+        <w:rPr>
+          <w:rFonts w:ascii="Consolas" w:eastAsia="Times New Roman" w:hAnsi="Consolas" w:cs="Times New Roman"/>
+          <w:color w:val="DCDCAA"/>
+          <w:kern w:val="0"/>
+          <w:sz w:val="17"/>
+          <w:szCs w:val="17"/>
+          <w14:ligatures w14:val="none"/>
+        </w:rPr>
+        <w:t>title</w:t>
+      </w:r>
+      <w:proofErr w:type="spellEnd"/>
+      <w:r>
+        <w:rPr>
+          <w:rFonts w:ascii="Consolas" w:eastAsia="Times New Roman" w:hAnsi="Consolas" w:cs="Times New Roman"/>
+          <w:color w:val="FFFFFF"/>
+          <w:kern w:val="0"/>
+          <w:sz w:val="17"/>
+          <w:szCs w:val="17"/>
+          <w14:ligatures w14:val="none"/>
+        </w:rPr>
+        <w:t>(</w:t>
+      </w:r>
+      <w:r>
+        <w:rPr>
+          <w:rFonts w:ascii="Consolas" w:eastAsia="Times New Roman" w:hAnsi="Consolas" w:cs="Times New Roman"/>
+          <w:color w:val="CE9178"/>
+          <w:kern w:val="0"/>
+          <w:sz w:val="17"/>
+          <w:szCs w:val="17"/>
+          <w14:ligatures w14:val="none"/>
+        </w:rPr>
+        <w:t>"</w:t>
+      </w:r>
+      <w:proofErr w:type="spellStart"/>
+      <w:r>
+        <w:rPr>
+          <w:rFonts w:ascii="Consolas" w:eastAsia="Times New Roman" w:hAnsi="Consolas" w:cs="Times New Roman"/>
+          <w:color w:val="CE9178"/>
+          <w:kern w:val="0"/>
+          <w:sz w:val="17"/>
+          <w:szCs w:val="17"/>
+          <w14:ligatures w14:val="none"/>
+        </w:rPr>
+        <w:t>Task</w:t>
+      </w:r>
+      <w:proofErr w:type="spellEnd"/>
+      <w:r>
+        <w:rPr>
+          <w:rFonts w:ascii="Consolas" w:eastAsia="Times New Roman" w:hAnsi="Consolas" w:cs="Times New Roman"/>
+          <w:color w:val="CE9178"/>
+          <w:kern w:val="0"/>
+          <w:sz w:val="17"/>
+          <w:szCs w:val="17"/>
+          <w14:ligatures w14:val="none"/>
+        </w:rPr>
+        <w:t xml:space="preserve"> 2: </w:t>
+      </w:r>
+      <w:proofErr w:type="spellStart"/>
+      <w:r>
+        <w:rPr>
+          <w:rFonts w:ascii="Consolas" w:eastAsia="Times New Roman" w:hAnsi="Consolas" w:cs="Times New Roman"/>
+          <w:color w:val="CE9178"/>
+          <w:kern w:val="0"/>
+          <w:sz w:val="17"/>
+          <w:szCs w:val="17"/>
+          <w14:ligatures w14:val="none"/>
+        </w:rPr>
+        <w:t>Expanded</w:t>
+      </w:r>
+      <w:proofErr w:type="spellEnd"/>
+      <w:r>
+        <w:rPr>
+          <w:rFonts w:ascii="Consolas" w:eastAsia="Times New Roman" w:hAnsi="Consolas" w:cs="Times New Roman"/>
+          <w:color w:val="CE9178"/>
+          <w:kern w:val="0"/>
+          <w:sz w:val="17"/>
+          <w:szCs w:val="17"/>
+          <w14:ligatures w14:val="none"/>
+        </w:rPr>
+        <w:t xml:space="preserve"> </w:t>
+      </w:r>
+      <w:proofErr w:type="spellStart"/>
+      <w:r>
+        <w:rPr>
+          <w:rFonts w:ascii="Consolas" w:eastAsia="Times New Roman" w:hAnsi="Consolas" w:cs="Times New Roman"/>
+          <w:color w:val="CE9178"/>
+          <w:kern w:val="0"/>
+          <w:sz w:val="17"/>
+          <w:szCs w:val="17"/>
+          <w14:ligatures w14:val="none"/>
+        </w:rPr>
+        <w:t>and</w:t>
+      </w:r>
+      <w:proofErr w:type="spellEnd"/>
+      <w:r>
+        <w:rPr>
+          <w:rFonts w:ascii="Consolas" w:eastAsia="Times New Roman" w:hAnsi="Consolas" w:cs="Times New Roman"/>
+          <w:color w:val="CE9178"/>
+          <w:kern w:val="0"/>
+          <w:sz w:val="17"/>
+          <w:szCs w:val="17"/>
+          <w14:ligatures w14:val="none"/>
+        </w:rPr>
+        <w:t xml:space="preserve"> </w:t>
+      </w:r>
+      <w:proofErr w:type="spellStart"/>
+      <w:r>
+        <w:rPr>
+          <w:rFonts w:ascii="Consolas" w:eastAsia="Times New Roman" w:hAnsi="Consolas" w:cs="Times New Roman"/>
+          <w:color w:val="CE9178"/>
+          <w:kern w:val="0"/>
+          <w:sz w:val="17"/>
+          <w:szCs w:val="17"/>
+          <w14:ligatures w14:val="none"/>
+        </w:rPr>
+        <w:t>Connected</w:t>
+      </w:r>
+      <w:proofErr w:type="spellEnd"/>
+      <w:r>
+        <w:rPr>
+          <w:rFonts w:ascii="Consolas" w:eastAsia="Times New Roman" w:hAnsi="Consolas" w:cs="Times New Roman"/>
+          <w:color w:val="CE9178"/>
+          <w:kern w:val="0"/>
+          <w:sz w:val="17"/>
+          <w:szCs w:val="17"/>
+          <w14:ligatures w14:val="none"/>
+        </w:rPr>
+        <w:t xml:space="preserve"> </w:t>
+      </w:r>
+      <w:proofErr w:type="spellStart"/>
+      <w:r>
+        <w:rPr>
+          <w:rFonts w:ascii="Consolas" w:eastAsia="Times New Roman" w:hAnsi="Consolas" w:cs="Times New Roman"/>
+          <w:color w:val="CE9178"/>
+          <w:kern w:val="0"/>
+          <w:sz w:val="17"/>
+          <w:szCs w:val="17"/>
+          <w14:ligatures w14:val="none"/>
+        </w:rPr>
+        <w:t>London</w:t>
+      </w:r>
+      <w:proofErr w:type="spellEnd"/>
+      <w:r>
+        <w:rPr>
+          <w:rFonts w:ascii="Consolas" w:eastAsia="Times New Roman" w:hAnsi="Consolas" w:cs="Times New Roman"/>
+          <w:color w:val="CE9178"/>
+          <w:kern w:val="0"/>
+          <w:sz w:val="17"/>
+          <w:szCs w:val="17"/>
+          <w14:ligatures w14:val="none"/>
+        </w:rPr>
+        <w:t xml:space="preserve"> </w:t>
+      </w:r>
+      <w:proofErr w:type="spellStart"/>
+      <w:r>
+        <w:rPr>
+          <w:rFonts w:ascii="Consolas" w:eastAsia="Times New Roman" w:hAnsi="Consolas" w:cs="Times New Roman"/>
+          <w:color w:val="CE9178"/>
+          <w:kern w:val="0"/>
+          <w:sz w:val="17"/>
+          <w:szCs w:val="17"/>
+          <w14:ligatures w14:val="none"/>
+        </w:rPr>
+        <w:t>Transport</w:t>
+      </w:r>
+      <w:proofErr w:type="spellEnd"/>
+      <w:r>
+        <w:rPr>
+          <w:rFonts w:ascii="Consolas" w:eastAsia="Times New Roman" w:hAnsi="Consolas" w:cs="Times New Roman"/>
+          <w:color w:val="CE9178"/>
+          <w:kern w:val="0"/>
+          <w:sz w:val="17"/>
+          <w:szCs w:val="17"/>
+          <w14:ligatures w14:val="none"/>
+        </w:rPr>
+        <w:t xml:space="preserve"> </w:t>
+      </w:r>
+      <w:proofErr w:type="spellStart"/>
+      <w:r>
+        <w:rPr>
+          <w:rFonts w:ascii="Consolas" w:eastAsia="Times New Roman" w:hAnsi="Consolas" w:cs="Times New Roman"/>
+          <w:color w:val="CE9178"/>
+          <w:kern w:val="0"/>
+          <w:sz w:val="17"/>
+          <w:szCs w:val="17"/>
+          <w14:ligatures w14:val="none"/>
+        </w:rPr>
+        <w:t>Network</w:t>
+      </w:r>
+      <w:proofErr w:type="spellEnd"/>
+      <w:r>
+        <w:rPr>
+          <w:rFonts w:ascii="Consolas" w:eastAsia="Times New Roman" w:hAnsi="Consolas" w:cs="Times New Roman"/>
+          <w:color w:val="CE9178"/>
+          <w:kern w:val="0"/>
+          <w:sz w:val="17"/>
+          <w:szCs w:val="17"/>
+          <w14:ligatures w14:val="none"/>
+        </w:rPr>
+        <w:t xml:space="preserve"> </w:t>
+      </w:r>
+      <w:proofErr w:type="spellStart"/>
+      <w:r>
+        <w:rPr>
+          <w:rFonts w:ascii="Consolas" w:eastAsia="Times New Roman" w:hAnsi="Consolas" w:cs="Times New Roman"/>
+          <w:color w:val="CE9178"/>
+          <w:kern w:val="0"/>
+          <w:sz w:val="17"/>
+          <w:szCs w:val="17"/>
+          <w14:ligatures w14:val="none"/>
+        </w:rPr>
+        <w:t>Section</w:t>
+      </w:r>
+      <w:proofErr w:type="spellEnd"/>
+      <w:r>
+        <w:rPr>
+          <w:rFonts w:ascii="Consolas" w:eastAsia="Times New Roman" w:hAnsi="Consolas" w:cs="Times New Roman"/>
+          <w:color w:val="CE9178"/>
+          <w:kern w:val="0"/>
+          <w:sz w:val="17"/>
+          <w:szCs w:val="17"/>
+          <w14:ligatures w14:val="none"/>
+        </w:rPr>
+        <w:t xml:space="preserve"> (</w:t>
+      </w:r>
+      <w:proofErr w:type="spellStart"/>
+      <w:r>
+        <w:rPr>
+          <w:rFonts w:ascii="Consolas" w:eastAsia="Times New Roman" w:hAnsi="Consolas" w:cs="Times New Roman"/>
+          <w:color w:val="CE9178"/>
+          <w:kern w:val="0"/>
+          <w:sz w:val="17"/>
+          <w:szCs w:val="17"/>
+          <w14:ligatures w14:val="none"/>
+        </w:rPr>
+        <w:t>Refined</w:t>
+      </w:r>
+      <w:proofErr w:type="spellEnd"/>
+      <w:r>
+        <w:rPr>
+          <w:rFonts w:ascii="Consolas" w:eastAsia="Times New Roman" w:hAnsi="Consolas" w:cs="Times New Roman"/>
+          <w:color w:val="CE9178"/>
+          <w:kern w:val="0"/>
+          <w:sz w:val="17"/>
+          <w:szCs w:val="17"/>
+          <w14:ligatures w14:val="none"/>
+        </w:rPr>
+        <w:t>)"</w:t>
+      </w:r>
+      <w:r>
+        <w:rPr>
+          <w:rFonts w:ascii="Consolas" w:eastAsia="Times New Roman" w:hAnsi="Consolas" w:cs="Times New Roman"/>
+          <w:color w:val="FFFFFF"/>
+          <w:kern w:val="0"/>
+          <w:sz w:val="17"/>
+          <w:szCs w:val="17"/>
+          <w14:ligatures w14:val="none"/>
+        </w:rPr>
+        <w:t xml:space="preserve">, </w:t>
+      </w:r>
+      <w:proofErr w:type="spellStart"/>
+      <w:r>
+        <w:rPr>
+          <w:rFonts w:ascii="Consolas" w:eastAsia="Times New Roman" w:hAnsi="Consolas" w:cs="Times New Roman"/>
+          <w:color w:val="9CDCFE"/>
+          <w:kern w:val="0"/>
+          <w:sz w:val="17"/>
+          <w:szCs w:val="17"/>
+          <w14:ligatures w14:val="none"/>
+        </w:rPr>
+        <w:t>fontsize</w:t>
+      </w:r>
+      <w:proofErr w:type="spellEnd"/>
+      <w:r>
+        <w:rPr>
+          <w:rFonts w:ascii="Consolas" w:eastAsia="Times New Roman" w:hAnsi="Consolas" w:cs="Times New Roman"/>
+          <w:color w:val="D4D4D4"/>
+          <w:kern w:val="0"/>
+          <w:sz w:val="17"/>
+          <w:szCs w:val="17"/>
+          <w14:ligatures w14:val="none"/>
+        </w:rPr>
+        <w:t>=</w:t>
+      </w:r>
+      <w:r>
+        <w:rPr>
+          <w:rFonts w:ascii="Consolas" w:eastAsia="Times New Roman" w:hAnsi="Consolas" w:cs="Times New Roman"/>
+          <w:color w:val="B5CEA8"/>
+          <w:kern w:val="0"/>
+          <w:sz w:val="17"/>
+          <w:szCs w:val="17"/>
+          <w14:ligatures w14:val="none"/>
+        </w:rPr>
+        <w:t>14</w:t>
+      </w:r>
+      <w:r>
+        <w:rPr>
+          <w:rFonts w:ascii="Consolas" w:eastAsia="Times New Roman" w:hAnsi="Consolas" w:cs="Times New Roman"/>
+          <w:color w:val="FFFFFF"/>
+          <w:kern w:val="0"/>
+          <w:sz w:val="17"/>
+          <w:szCs w:val="17"/>
+          <w14:ligatures w14:val="none"/>
+        </w:rPr>
+        <w:t xml:space="preserve">, </w:t>
+      </w:r>
+      <w:proofErr w:type="spellStart"/>
+      <w:r>
+        <w:rPr>
+          <w:rFonts w:ascii="Consolas" w:eastAsia="Times New Roman" w:hAnsi="Consolas" w:cs="Times New Roman"/>
+          <w:color w:val="9CDCFE"/>
+          <w:kern w:val="0"/>
+          <w:sz w:val="17"/>
+          <w:szCs w:val="17"/>
+          <w14:ligatures w14:val="none"/>
+        </w:rPr>
+        <w:t>fontweight</w:t>
+      </w:r>
+      <w:proofErr w:type="spellEnd"/>
+      <w:r>
+        <w:rPr>
+          <w:rFonts w:ascii="Consolas" w:eastAsia="Times New Roman" w:hAnsi="Consolas" w:cs="Times New Roman"/>
+          <w:color w:val="D4D4D4"/>
+          <w:kern w:val="0"/>
+          <w:sz w:val="17"/>
+          <w:szCs w:val="17"/>
+          <w14:ligatures w14:val="none"/>
+        </w:rPr>
+        <w:t>=</w:t>
+      </w:r>
+      <w:r>
+        <w:rPr>
+          <w:rFonts w:ascii="Consolas" w:eastAsia="Times New Roman" w:hAnsi="Consolas" w:cs="Times New Roman"/>
+          <w:color w:val="CE9178"/>
+          <w:kern w:val="0"/>
+          <w:sz w:val="17"/>
+          <w:szCs w:val="17"/>
+          <w14:ligatures w14:val="none"/>
+        </w:rPr>
+        <w:t>'</w:t>
+      </w:r>
+      <w:proofErr w:type="spellStart"/>
+      <w:r>
+        <w:rPr>
+          <w:rFonts w:ascii="Consolas" w:eastAsia="Times New Roman" w:hAnsi="Consolas" w:cs="Times New Roman"/>
+          <w:color w:val="CE9178"/>
+          <w:kern w:val="0"/>
+          <w:sz w:val="17"/>
+          <w:szCs w:val="17"/>
+          <w14:ligatures w14:val="none"/>
+        </w:rPr>
+        <w:t>bold</w:t>
+      </w:r>
+      <w:proofErr w:type="spellEnd"/>
+      <w:r>
+        <w:rPr>
+          <w:rFonts w:ascii="Consolas" w:eastAsia="Times New Roman" w:hAnsi="Consolas" w:cs="Times New Roman"/>
+          <w:color w:val="CE9178"/>
+          <w:kern w:val="0"/>
+          <w:sz w:val="17"/>
+          <w:szCs w:val="17"/>
+          <w14:ligatures w14:val="none"/>
+        </w:rPr>
+        <w:t>'</w:t>
+      </w:r>
+      <w:r>
+        <w:rPr>
+          <w:rFonts w:ascii="Consolas" w:eastAsia="Times New Roman" w:hAnsi="Consolas" w:cs="Times New Roman"/>
+          <w:color w:val="FFFFFF"/>
+          <w:kern w:val="0"/>
+          <w:sz w:val="17"/>
+          <w:szCs w:val="17"/>
+          <w14:ligatures w14:val="none"/>
+        </w:rPr>
+        <w:t xml:space="preserve">, </w:t>
+      </w:r>
+      <w:proofErr w:type="spellStart"/>
+      <w:r>
+        <w:rPr>
+          <w:rFonts w:ascii="Consolas" w:eastAsia="Times New Roman" w:hAnsi="Consolas" w:cs="Times New Roman"/>
+          <w:color w:val="9CDCFE"/>
+          <w:kern w:val="0"/>
+          <w:sz w:val="17"/>
+          <w:szCs w:val="17"/>
+          <w14:ligatures w14:val="none"/>
+        </w:rPr>
+        <w:t>pad</w:t>
+      </w:r>
+      <w:proofErr w:type="spellEnd"/>
+      <w:r>
+        <w:rPr>
+          <w:rFonts w:ascii="Consolas" w:eastAsia="Times New Roman" w:hAnsi="Consolas" w:cs="Times New Roman"/>
+          <w:color w:val="D4D4D4"/>
+          <w:kern w:val="0"/>
+          <w:sz w:val="17"/>
+          <w:szCs w:val="17"/>
+          <w14:ligatures w14:val="none"/>
+        </w:rPr>
+        <w:t>=</w:t>
+      </w:r>
+      <w:r>
+        <w:rPr>
+          <w:rFonts w:ascii="Consolas" w:eastAsia="Times New Roman" w:hAnsi="Consolas" w:cs="Times New Roman"/>
+          <w:color w:val="B5CEA8"/>
+          <w:kern w:val="0"/>
+          <w:sz w:val="17"/>
+          <w:szCs w:val="17"/>
+          <w14:ligatures w14:val="none"/>
+        </w:rPr>
+        <w:t>20</w:t>
+      </w:r>
+      <w:r>
+        <w:rPr>
+          <w:rFonts w:ascii="Consolas" w:eastAsia="Times New Roman" w:hAnsi="Consolas" w:cs="Times New Roman"/>
+          <w:color w:val="FFFFFF"/>
+          <w:kern w:val="0"/>
+          <w:sz w:val="17"/>
+          <w:szCs w:val="17"/>
+          <w14:ligatures w14:val="none"/>
+        </w:rPr>
+        <w:t>)</w:t>
+      </w:r>
+    </w:p>
+    <w:p>
+      <w:pPr>
+        <w:shd w:val="clear" w:color="auto" w:fill="000000"/>
+        <w:spacing w:after="0" w:line="225" w:lineRule="atLeast"/>
+        <w:rPr>
+          <w:rFonts w:ascii="Consolas" w:eastAsia="Times New Roman" w:hAnsi="Consolas" w:cs="Times New Roman"/>
+          <w:color w:val="FFFFFF"/>
+          <w:kern w:val="0"/>
+          <w:sz w:val="17"/>
+          <w:szCs w:val="17"/>
+          <w14:ligatures w14:val="none"/>
+        </w:rPr>
+      </w:pPr>
+      <w:proofErr w:type="spellStart"/>
+      <w:r>
+        <w:rPr>
+          <w:rFonts w:ascii="Consolas" w:eastAsia="Times New Roman" w:hAnsi="Consolas" w:cs="Times New Roman"/>
+          <w:color w:val="4EC9B0"/>
+          <w:kern w:val="0"/>
+          <w:sz w:val="17"/>
+          <w:szCs w:val="17"/>
+          <w14:ligatures w14:val="none"/>
+        </w:rPr>
+        <w:t>plt</w:t>
+      </w:r>
+      <w:r>
+        <w:rPr>
+          <w:rFonts w:ascii="Consolas" w:eastAsia="Times New Roman" w:hAnsi="Consolas" w:cs="Times New Roman"/>
+          <w:color w:val="FFFFFF"/>
+          <w:kern w:val="0"/>
+          <w:sz w:val="17"/>
+          <w:szCs w:val="17"/>
+          <w14:ligatures w14:val="none"/>
+        </w:rPr>
+        <w:t>.</w:t>
+      </w:r>
+      <w:r>
+        <w:rPr>
+          <w:rFonts w:ascii="Consolas" w:eastAsia="Times New Roman" w:hAnsi="Consolas" w:cs="Times New Roman"/>
+          <w:color w:val="DCDCAA"/>
+          <w:kern w:val="0"/>
+          <w:sz w:val="17"/>
+          <w:szCs w:val="17"/>
+          <w14:ligatures w14:val="none"/>
+        </w:rPr>
+        <w:t>xlim</w:t>
+      </w:r>
+      <w:proofErr w:type="spellEnd"/>
+      <w:r>
+        <w:rPr>
+          <w:rFonts w:ascii="Consolas" w:eastAsia="Times New Roman" w:hAnsi="Consolas" w:cs="Times New Roman"/>
+          <w:color w:val="FFFFFF"/>
+          <w:kern w:val="0"/>
+          <w:sz w:val="17"/>
+          <w:szCs w:val="17"/>
+          <w14:ligatures w14:val="none"/>
+        </w:rPr>
+        <w:t>(</w:t>
+      </w:r>
+      <w:r>
+        <w:rPr>
+          <w:rFonts w:ascii="Consolas" w:eastAsia="Times New Roman" w:hAnsi="Consolas" w:cs="Times New Roman"/>
+          <w:color w:val="D4D4D4"/>
+          <w:kern w:val="0"/>
+          <w:sz w:val="17"/>
+          <w:szCs w:val="17"/>
+          <w14:ligatures w14:val="none"/>
+        </w:rPr>
+        <w:t>-</w:t>
+      </w:r>
+      <w:r>
+        <w:rPr>
+          <w:rFonts w:ascii="Consolas" w:eastAsia="Times New Roman" w:hAnsi="Consolas" w:cs="Times New Roman"/>
+          <w:color w:val="B5CEA8"/>
+          <w:kern w:val="0"/>
+          <w:sz w:val="17"/>
+          <w:szCs w:val="17"/>
+          <w14:ligatures w14:val="none"/>
+        </w:rPr>
+        <w:t>1.2</w:t>
+      </w:r>
+      <w:r>
+        <w:rPr>
+          <w:rFonts w:ascii="Consolas" w:eastAsia="Times New Roman" w:hAnsi="Consolas" w:cs="Times New Roman"/>
+          <w:color w:val="FFFFFF"/>
+          <w:kern w:val="0"/>
+          <w:sz w:val="17"/>
+          <w:szCs w:val="17"/>
+          <w14:ligatures w14:val="none"/>
+        </w:rPr>
+        <w:t xml:space="preserve">, </w:t>
+      </w:r>
+      <w:r>
+        <w:rPr>
+          <w:rFonts w:ascii="Consolas" w:eastAsia="Times New Roman" w:hAnsi="Consolas" w:cs="Times New Roman"/>
+          <w:color w:val="B5CEA8"/>
+          <w:kern w:val="0"/>
+          <w:sz w:val="17"/>
+          <w:szCs w:val="17"/>
+          <w14:ligatures w14:val="none"/>
+        </w:rPr>
+        <w:t>10.2</w:t>
+      </w:r>
+      <w:r>
+        <w:rPr>
+          <w:rFonts w:ascii="Consolas" w:eastAsia="Times New Roman" w:hAnsi="Consolas" w:cs="Times New Roman"/>
+          <w:color w:val="FFFFFF"/>
+          <w:kern w:val="0"/>
+          <w:sz w:val="17"/>
+          <w:szCs w:val="17"/>
+          <w14:ligatures w14:val="none"/>
+        </w:rPr>
+        <w:t>)</w:t>
+      </w:r>
+    </w:p>
+    <w:p>
+      <w:pPr>
+        <w:shd w:val="clear" w:color="auto" w:fill="000000"/>
+        <w:spacing w:after="0" w:line="225" w:lineRule="atLeast"/>
+        <w:rPr>
+          <w:rFonts w:ascii="Consolas" w:eastAsia="Times New Roman" w:hAnsi="Consolas" w:cs="Times New Roman"/>
+          <w:color w:val="FFFFFF"/>
+          <w:kern w:val="0"/>
+          <w:sz w:val="17"/>
+          <w:szCs w:val="17"/>
+          <w14:ligatures w14:val="none"/>
+        </w:rPr>
+      </w:pPr>
+      <w:proofErr w:type="spellStart"/>
+      <w:r>
+        <w:rPr>
+          <w:rFonts w:ascii="Consolas" w:eastAsia="Times New Roman" w:hAnsi="Consolas" w:cs="Times New Roman"/>
+          <w:color w:val="4EC9B0"/>
+          <w:kern w:val="0"/>
+          <w:sz w:val="17"/>
+          <w:szCs w:val="17"/>
+          <w14:ligatures w14:val="none"/>
+        </w:rPr>
+        <w:t>plt</w:t>
+      </w:r>
+      <w:r>
+        <w:rPr>
+          <w:rFonts w:ascii="Consolas" w:eastAsia="Times New Roman" w:hAnsi="Consolas" w:cs="Times New Roman"/>
+          <w:color w:val="FFFFFF"/>
+          <w:kern w:val="0"/>
+          <w:sz w:val="17"/>
+          <w:szCs w:val="17"/>
+          <w14:ligatures w14:val="none"/>
+        </w:rPr>
+        <w:t>.</w:t>
+      </w:r>
+      <w:r>
+        <w:rPr>
+          <w:rFonts w:ascii="Consolas" w:eastAsia="Times New Roman" w:hAnsi="Consolas" w:cs="Times New Roman"/>
+          <w:color w:val="DCDCAA"/>
+          <w:kern w:val="0"/>
+          <w:sz w:val="17"/>
+          <w:szCs w:val="17"/>
+          <w14:ligatures w14:val="none"/>
+        </w:rPr>
+        <w:t>ylim</w:t>
+      </w:r>
+      <w:proofErr w:type="spellEnd"/>
+      <w:r>
+        <w:rPr>
+          <w:rFonts w:ascii="Consolas" w:eastAsia="Times New Roman" w:hAnsi="Consolas" w:cs="Times New Roman"/>
+          <w:color w:val="FFFFFF"/>
+          <w:kern w:val="0"/>
+          <w:sz w:val="17"/>
+          <w:szCs w:val="17"/>
+          <w14:ligatures w14:val="none"/>
+        </w:rPr>
+        <w:t>(</w:t>
+      </w:r>
+      <w:r>
+        <w:rPr>
+          <w:rFonts w:ascii="Consolas" w:eastAsia="Times New Roman" w:hAnsi="Consolas" w:cs="Times New Roman"/>
+          <w:color w:val="D4D4D4"/>
+          <w:kern w:val="0"/>
+          <w:sz w:val="17"/>
+          <w:szCs w:val="17"/>
+          <w14:ligatures w14:val="none"/>
+        </w:rPr>
+        <w:t>-</w:t>
+      </w:r>
+      <w:r>
+        <w:rPr>
+          <w:rFonts w:ascii="Consolas" w:eastAsia="Times New Roman" w:hAnsi="Consolas" w:cs="Times New Roman"/>
+          <w:color w:val="B5CEA8"/>
+          <w:kern w:val="0"/>
+          <w:sz w:val="17"/>
+          <w:szCs w:val="17"/>
+          <w14:ligatures w14:val="none"/>
+        </w:rPr>
+        <w:t>1.5</w:t>
+      </w:r>
+      <w:r>
+        <w:rPr>
+          <w:rFonts w:ascii="Consolas" w:eastAsia="Times New Roman" w:hAnsi="Consolas" w:cs="Times New Roman"/>
+          <w:color w:val="FFFFFF"/>
+          <w:kern w:val="0"/>
+          <w:sz w:val="17"/>
+          <w:szCs w:val="17"/>
+          <w14:ligatures w14:val="none"/>
+        </w:rPr>
+        <w:t xml:space="preserve">, </w:t>
+      </w:r>
+      <w:r>
+        <w:rPr>
+          <w:rFonts w:ascii="Consolas" w:eastAsia="Times New Roman" w:hAnsi="Consolas" w:cs="Times New Roman"/>
+          <w:color w:val="B5CEA8"/>
+          <w:kern w:val="0"/>
+          <w:sz w:val="17"/>
+          <w:szCs w:val="17"/>
+          <w14:ligatures w14:val="none"/>
+        </w:rPr>
+        <w:t>8.5</w:t>
+      </w:r>
+      <w:r>
+        <w:rPr>
+          <w:rFonts w:ascii="Consolas" w:eastAsia="Times New Roman" w:hAnsi="Consolas" w:cs="Times New Roman"/>
+          <w:color w:val="FFFFFF"/>
+          <w:kern w:val="0"/>
+          <w:sz w:val="17"/>
+          <w:szCs w:val="17"/>
+          <w14:ligatures w14:val="none"/>
+        </w:rPr>
+        <w:t>)</w:t>
+      </w:r>
+    </w:p>
+    <w:p>
+      <w:pPr>
+        <w:shd w:val="clear" w:color="auto" w:fill="000000"/>
+        <w:spacing w:after="0" w:line="225" w:lineRule="atLeast"/>
+        <w:rPr>
+          <w:rFonts w:ascii="Consolas" w:eastAsia="Times New Roman" w:hAnsi="Consolas" w:cs="Times New Roman"/>
+          <w:color w:val="FFFFFF"/>
+          <w:kern w:val="0"/>
+          <w:sz w:val="17"/>
+          <w:szCs w:val="17"/>
+          <w14:ligatures w14:val="none"/>
+        </w:rPr>
+      </w:pPr>
+      <w:proofErr w:type="spellStart"/>
+      <w:r>
+        <w:rPr>
+          <w:rFonts w:ascii="Consolas" w:eastAsia="Times New Roman" w:hAnsi="Consolas" w:cs="Times New Roman"/>
+          <w:color w:val="4EC9B0"/>
+          <w:kern w:val="0"/>
+          <w:sz w:val="17"/>
+          <w:szCs w:val="17"/>
+          <w14:ligatures w14:val="none"/>
+        </w:rPr>
+        <w:t>plt</w:t>
+      </w:r>
+      <w:r>
+        <w:rPr>
+          <w:rFonts w:ascii="Consolas" w:eastAsia="Times New Roman" w:hAnsi="Consolas" w:cs="Times New Roman"/>
+          <w:color w:val="FFFFFF"/>
+          <w:kern w:val="0"/>
+          <w:sz w:val="17"/>
+          <w:szCs w:val="17"/>
+          <w14:ligatures w14:val="none"/>
+        </w:rPr>
+        <w:t>.</w:t>
+      </w:r>
+      <w:r>
+        <w:rPr>
+          <w:rFonts w:ascii="Consolas" w:eastAsia="Times New Roman" w:hAnsi="Consolas" w:cs="Times New Roman"/>
+          <w:color w:val="DCDCAA"/>
+          <w:kern w:val="0"/>
+          <w:sz w:val="17"/>
+          <w:szCs w:val="17"/>
+          <w14:ligatures w14:val="none"/>
+        </w:rPr>
+        <w:t>axis</w:t>
+      </w:r>
+      <w:proofErr w:type="spellEnd"/>
+      <w:r>
+        <w:rPr>
+          <w:rFonts w:ascii="Consolas" w:eastAsia="Times New Roman" w:hAnsi="Consolas" w:cs="Times New Roman"/>
+          <w:color w:val="FFFFFF"/>
+          <w:kern w:val="0"/>
+          <w:sz w:val="17"/>
+          <w:szCs w:val="17"/>
+          <w14:ligatures w14:val="none"/>
+        </w:rPr>
+        <w:t>(</w:t>
+      </w:r>
+      <w:r>
+        <w:rPr>
+          <w:rFonts w:ascii="Consolas" w:eastAsia="Times New Roman" w:hAnsi="Consolas" w:cs="Times New Roman"/>
+          <w:color w:val="CE9178"/>
+          <w:kern w:val="0"/>
+          <w:sz w:val="17"/>
+          <w:szCs w:val="17"/>
+          <w14:ligatures w14:val="none"/>
+        </w:rPr>
+        <w:t>'</w:t>
+      </w:r>
+      <w:proofErr w:type="spellStart"/>
+      <w:r>
+        <w:rPr>
+          <w:rFonts w:ascii="Consolas" w:eastAsia="Times New Roman" w:hAnsi="Consolas" w:cs="Times New Roman"/>
+          <w:color w:val="CE9178"/>
+          <w:kern w:val="0"/>
+          <w:sz w:val="17"/>
+          <w:szCs w:val="17"/>
+          <w14:ligatures w14:val="none"/>
+        </w:rPr>
+        <w:t>off</w:t>
+      </w:r>
+      <w:proofErr w:type="spellEnd"/>
+      <w:r>
+        <w:rPr>
+          <w:rFonts w:ascii="Consolas" w:eastAsia="Times New Roman" w:hAnsi="Consolas" w:cs="Times New Roman"/>
+          <w:color w:val="CE9178"/>
+          <w:kern w:val="0"/>
+          <w:sz w:val="17"/>
+          <w:szCs w:val="17"/>
+          <w14:ligatures w14:val="none"/>
+        </w:rPr>
+        <w:t>'</w:t>
+      </w:r>
+      <w:r>
+        <w:rPr>
+          <w:rFonts w:ascii="Consolas" w:eastAsia="Times New Roman" w:hAnsi="Consolas" w:cs="Times New Roman"/>
+          <w:color w:val="FFFFFF"/>
+          <w:kern w:val="0"/>
+          <w:sz w:val="17"/>
+          <w:szCs w:val="17"/>
+          <w14:ligatures w14:val="none"/>
+        </w:rPr>
+        <w:t>)</w:t>
+      </w:r>
+    </w:p>
+    <w:p>
+      <w:pPr>
+        <w:shd w:val="clear" w:color="auto" w:fill="000000"/>
+        <w:spacing w:after="0" w:line="225" w:lineRule="atLeast"/>
+        <w:rPr>
+          <w:rFonts w:ascii="Consolas" w:eastAsia="Times New Roman" w:hAnsi="Consolas" w:cs="Times New Roman"/>
+          <w:color w:val="FFFFFF"/>
+          <w:kern w:val="0"/>
+          <w:sz w:val="17"/>
+          <w:szCs w:val="17"/>
+          <w14:ligatures w14:val="none"/>
+        </w:rPr>
+      </w:pPr>
+      <w:proofErr w:type="spellStart"/>
+      <w:r>
+        <w:rPr>
+          <w:rFonts w:ascii="Consolas" w:eastAsia="Times New Roman" w:hAnsi="Consolas" w:cs="Times New Roman"/>
+          <w:color w:val="4EC9B0"/>
+          <w:kern w:val="0"/>
+          <w:sz w:val="17"/>
+          <w:szCs w:val="17"/>
+          <w14:ligatures w14:val="none"/>
+        </w:rPr>
+        <w:t>plt</w:t>
+      </w:r>
+      <w:r>
+        <w:rPr>
+          <w:rFonts w:ascii="Consolas" w:eastAsia="Times New Roman" w:hAnsi="Consolas" w:cs="Times New Roman"/>
+          <w:color w:val="FFFFFF"/>
+          <w:kern w:val="0"/>
+          <w:sz w:val="17"/>
+          <w:szCs w:val="17"/>
+          <w14:ligatures w14:val="none"/>
+        </w:rPr>
+        <w:t>.</w:t>
+      </w:r>
+      <w:r>
+        <w:rPr>
+          <w:rFonts w:ascii="Consolas" w:eastAsia="Times New Roman" w:hAnsi="Consolas" w:cs="Times New Roman"/>
+          <w:color w:val="DCDCAA"/>
+          <w:kern w:val="0"/>
+          <w:sz w:val="17"/>
+          <w:szCs w:val="17"/>
+          <w14:ligatures w14:val="none"/>
+        </w:rPr>
+        <w:t>tight_layout</w:t>
+      </w:r>
+      <w:proofErr w:type="spellEnd"/>
+      <w:r>
+        <w:rPr>
+          <w:rFonts w:ascii="Consolas" w:eastAsia="Times New Roman" w:hAnsi="Consolas" w:cs="Times New Roman"/>
+          <w:color w:val="FFFFFF"/>
+          <w:kern w:val="0"/>
+          <w:sz w:val="17"/>
+          <w:szCs w:val="17"/>
+          <w14:ligatures w14:val="none"/>
+        </w:rPr>
+        <w:t>()</w:t>
+      </w:r>
+    </w:p>
+    <w:p>
+      <w:pPr>
+        <w:shd w:val="clear" w:color="auto" w:fill="000000"/>
+        <w:spacing w:after="0" w:line="225" w:lineRule="atLeast"/>
+        <w:rPr>
+          <w:rFonts w:ascii="Consolas" w:eastAsia="Times New Roman" w:hAnsi="Consolas" w:cs="Times New Roman"/>
+          <w:color w:val="FFFFFF"/>
+          <w:kern w:val="0"/>
+          <w:sz w:val="17"/>
+          <w:szCs w:val="17"/>
+          <w14:ligatures w14:val="none"/>
+        </w:rPr>
+      </w:pPr>
       <w:proofErr w:type="spellStart"/>
       <w:r>
         <w:rPr>
@@ -25801,7 +27166,6 @@
       </w:pPr>
       <w:proofErr w:type="spellStart"/>
       <w:r>
-        <w:lastRenderedPageBreak/>
         <w:t>Figure</w:t>
       </w:r>
       <w:proofErr w:type="spellEnd"/>
@@ -26298,10 +27662,11 @@
         <w:rPr>
           <w:noProof/>
         </w:rPr>
+        <w:lastRenderedPageBreak/>
         <w:drawing>
-          <wp:inline distT="0" distB="0" distL="0" distR="0" wp14:anchorId="4BC763C8" wp14:editId="2A6CAA77">
-            <wp:extent cx="5731510" cy="4292320"/>
-            <wp:effectExtent l="0" t="0" r="2540" b="0"/>
+          <wp:inline distT="0" distB="0" distL="0" distR="0" wp14:anchorId="4BC763C8" wp14:editId="24F6AB89">
+            <wp:extent cx="5731509" cy="4292320"/>
+            <wp:effectExtent l="0" t="0" r="3175" b="0"/>
             <wp:docPr id="92484071" name="Picture 2"/>
             <wp:cNvGraphicFramePr>
               <a:graphicFrameLocks xmlns:a="http://schemas.openxmlformats.org/drawingml/2006/main" noChangeAspect="1"/>
@@ -26328,7 +27693,7 @@
                   <pic:spPr>
                     <a:xfrm>
                       <a:off x="0" y="0"/>
-                      <a:ext cx="5731510" cy="4292320"/>
+                      <a:ext cx="5731509" cy="4292320"/>
                     </a:xfrm>
                     <a:prstGeom prst="rect">
                       <a:avLst/>
@@ -26347,7 +27712,6 @@
       </w:pPr>
       <w:proofErr w:type="spellStart"/>
       <w:r>
-        <w:lastRenderedPageBreak/>
         <w:t>Figure</w:t>
       </w:r>
       <w:proofErr w:type="spellEnd"/>
@@ -28608,6 +29972,7 @@
       </w:pPr>
       <w:proofErr w:type="spellStart"/>
       <w:r>
+        <w:lastRenderedPageBreak/>
         <w:t>Figure</w:t>
       </w:r>
       <w:proofErr w:type="spellEnd"/>
@@ -29487,7 +30852,6 @@
       </w:r>
       <w:proofErr w:type="spellStart"/>
       <w:r>
-        <w:lastRenderedPageBreak/>
         <w:t>colour</w:t>
       </w:r>
       <w:proofErr w:type="spellEnd"/>
@@ -30153,7 +31517,7 @@
 </file>
 
 <file path=word/numbering.xml><?xml version="1.0" encoding="utf-8"?>
-<w:numbering xmlns:wpc="http://schemas.microsoft.com/office/word/2010/wordprocessingCanvas" xmlns:cx="http://schemas.microsoft.com/office/drawing/2014/chartex" xmlns:cx1="http://schemas.microsoft.com/office/drawing/2015/9/8/chartex" xmlns:cx2="http://schemas.microsoft.com/office/drawing/2015/10/21/chartex" xmlns:cx3="http://schemas.microsoft.com/office/drawing/2016/5/9/chartex" xmlns:cx4="http://schemas.microsoft.com/office/drawing/2016/5/10/chartex" xmlns:cx5="http://schemas.microsoft.com/office/drawing/2016/5/11/chartex" xmlns:cx6="http://schemas.microsoft.com/office/drawing/2016/5/12/chartex" xmlns:cx7="http://schemas.microsoft.com/office/drawing/2016/5/13/chartex" xmlns:cx8="http://schemas.microsoft.com/office/drawing/2016/5/14/chartex" xmlns:mc="http://schemas.openxmlformats.org/markup-compatibility/2006" xmlns:aink="http://schemas.microsoft.com/office/drawing/2016/ink" xmlns:am3d="http://schemas.microsoft.com/office/drawing/2017/model3d" xmlns:o="urn:schemas-microsoft-com:office:office" xmlns:oel="http://schemas.microsoft.com/office/2019/extlst" xmlns:r="http://schemas.openxmlformats.org/officeDocument/2006/relationships" xmlns:m="http://schemas.openxmlformats.org/officeDocument/2006/math" xmlns:v="urn:schemas-microsoft-com:vml" xmlns:wp14="http://schemas.microsoft.com/office/word/2010/wordprocessingDrawing" xmlns:wp="http://schemas.openxmlformats.org/drawingml/2006/wordprocessingDrawing" xmlns:w10="urn:schemas-microsoft-com:office:word" xmlns:w="http://schemas.openxmlformats.org/wordprocessingml/2006/main" xmlns:w14="http://schemas.microsoft.com/office/word/2010/wordml" xmlns:w15="http://schemas.microsoft.com/office/word/2012/wordml" xmlns:w16cex="http://schemas.microsoft.com/office/word/2018/wordml/cex" xmlns:w16cid="http://schemas.microsoft.com/office/word/2016/wordml/cid" xmlns:w16="http://schemas.microsoft.com/office/word/2018/wordml" xmlns:w16du="http://schemas.microsoft.com/office/word/2023/wordml/word16du" xmlns:w16sdtdh="http://schemas.microsoft.com/office/word/2020/wordml/sdtdatahash" xmlns:w16sdtfl="http://schemas.microsoft.com/office/word/2024/wordml/sdtformatlock" xmlns:w16se="http://schemas.microsoft.com/office/word/2015/wordml/symex" xmlns:wpg="http://schemas.microsoft.com/office/word/2010/wordprocessingGroup" xmlns:wpi="http://schemas.microsoft.com/office/word/2010/wordprocessingInk" xmlns:wne="http://schemas.microsoft.com/office/word/2006/wordml" xmlns:wps="http://schemas.microsoft.com/office/word/2010/wordprocessingShape" mc:Ignorable="w14 w15 w16se w16cid w16 w16cex w16sdtdh w16sdtfl w16du wp14">
+<w:numbering xmlns:wpc="http://schemas.microsoft.com/office/word/2010/wordprocessingCanvas" xmlns:cx="http://schemas.microsoft.com/office/drawing/2014/chartex" xmlns:cx1="http://schemas.microsoft.com/office/drawing/2015/9/8/chartex" xmlns:cx2="http://schemas.microsoft.com/office/drawing/2015/10/21/chartex" xmlns:cx3="http://schemas.microsoft.com/office/drawing/2016/5/9/chartex" xmlns:cx4="http://schemas.microsoft.com/office/drawing/2016/5/10/chartex" xmlns:cx5="http://schemas.microsoft.com/office/drawing/2016/5/11/chartex" xmlns:cx6="http://schemas.microsoft.com/office/drawing/2016/5/12/chartex" xmlns:cx7="http://schemas.microsoft.com/office/drawing/2016/5/13/chartex" xmlns:cx8="http://schemas.microsoft.com/office/drawing/2016/5/14/chartex" xmlns:mc="http://schemas.openxmlformats.org/markup-compatibility/2006" xmlns:aink="http://schemas.microsoft.com/office/drawing/2016/ink" xmlns:am3d="http://schemas.microsoft.com/office/drawing/2017/model3d" xmlns:o="urn:schemas-microsoft-com:office:office" xmlns:oel="http://schemas.microsoft.com/office/2019/extlst" xmlns:r="http://schemas.openxmlformats.org/officeDocument/2006/relationships" xmlns:m="http://schemas.openxmlformats.org/officeDocument/2006/math" xmlns:v="urn:schemas-microsoft-com:vml" xmlns:wp14="http://schemas.microsoft.com/office/word/2010/wordprocessingDrawing" xmlns:wp="http://schemas.openxmlformats.org/drawingml/2006/wordprocessingDrawing" xmlns:w10="urn:schemas-microsoft-com:office:word" xmlns:w="http://schemas.openxmlformats.org/wordprocessingml/2006/main" xmlns:w14="http://schemas.microsoft.com/office/word/2010/wordml" xmlns:w15="http://schemas.microsoft.com/office/word/2012/wordml" xmlns:w16cei="http://schemas.microsoft.com/office/word/2026/wordml/cei" xmlns:w16cex="http://schemas.microsoft.com/office/word/2018/wordml/cex" xmlns:w16cid="http://schemas.microsoft.com/office/word/2016/wordml/cid" xmlns:w16="http://schemas.microsoft.com/office/word/2018/wordml" xmlns:w16du="http://schemas.microsoft.com/office/word/2023/wordml/word16du" xmlns:w16sdtdh="http://schemas.microsoft.com/office/word/2020/wordml/sdtdatahash" xmlns:w16sdtfl="http://schemas.microsoft.com/office/word/2024/wordml/sdtformatlock" xmlns:w16se="http://schemas.microsoft.com/office/word/2015/wordml/symex" xmlns:wpg="http://schemas.microsoft.com/office/word/2010/wordprocessingGroup" xmlns:wpi="http://schemas.microsoft.com/office/word/2010/wordprocessingInk" xmlns:wne="http://schemas.microsoft.com/office/word/2006/wordml" xmlns:wps="http://schemas.microsoft.com/office/word/2010/wordprocessingShape" mc:Ignorable="w14 w15 w16se w16cid w16 w16cex w16sdtdh w16sdtfl w16du wp14">
   <w:abstractNum w:abstractNumId="0" w15:restartNumberingAfterBreak="0">
     <w:nsid w:val="343172CB"/>
     <w:multiLevelType w:val="hybridMultilevel"/>
@@ -31026,6 +32390,7 @@
   <w:style w:type="character" w:default="1" w:styleId="DefaultParagraphFont">
     <w:name w:val="Default Paragraph Font"/>
     <w:uiPriority w:val="1"/>
+    <w:semiHidden/>
     <w:unhideWhenUsed/>
   </w:style>
   <w:style w:type="table" w:default="1" w:styleId="TableNormal">
